--- a/docassemble/ReturnCarProperty/data/templates/request_property_in_car_letter.docx
+++ b/docassemble/ReturnCarProperty/data/templates/request_property_in_car_letter.docx
@@ -245,6 +245,9 @@
       <w:proofErr w:type="spellStart"/>
       <w:proofErr w:type="gramStart"/>
       <w:r>
+        <w:t>repo_</w:t>
+      </w:r>
+      <w:r>
         <w:t>company.name.first</w:t>
       </w:r>
       <w:proofErr w:type="spellEnd"/>
@@ -257,6 +260,9 @@
         <w:t>{{</w:t>
       </w:r>
       <w:proofErr w:type="spellStart"/>
+      <w:r>
+        <w:t>repo_</w:t>
+      </w:r>
       <w:proofErr w:type="gramStart"/>
       <w:r>
         <w:t>company.address</w:t>
@@ -274,6 +280,9 @@
         <w:t>{{</w:t>
       </w:r>
       <w:proofErr w:type="spellStart"/>
+      <w:r>
+        <w:t>repo_</w:t>
+      </w:r>
       <w:proofErr w:type="gramStart"/>
       <w:r>
         <w:t>company.address</w:t>
@@ -318,6 +327,12 @@
       </w:r>
       <w:proofErr w:type="spellStart"/>
       <w:proofErr w:type="gramStart"/>
+      <w:r>
+        <w:t>repo</w:t>
+      </w:r>
+      <w:r>
+        <w:t>_</w:t>
+      </w:r>
       <w:r>
         <w:t>company.name.first</w:t>
       </w:r>

--- a/docassemble/ReturnCarProperty/data/templates/request_property_in_car_letter.docx
+++ b/docassemble/ReturnCarProperty/data/templates/request_property_in_car_letter.docx
@@ -135,15 +135,7 @@
                 <w:sz w:val="24"/>
                 <w:szCs w:val="24"/>
               </w:rPr>
-              <w:t>{{users[0</w:t>
-            </w:r>
-            <w:proofErr w:type="gramStart"/>
-            <w:r>
-              <w:rPr>
-                <w:sz w:val="24"/>
-                <w:szCs w:val="24"/>
-              </w:rPr>
-              <w:t>].</w:t>
+              <w:t>{{users[0].</w:t>
             </w:r>
             <w:proofErr w:type="spellStart"/>
             <w:r>
@@ -151,15 +143,7 @@
                 <w:sz w:val="24"/>
                 <w:szCs w:val="24"/>
               </w:rPr>
-              <w:t>address</w:t>
-            </w:r>
-            <w:proofErr w:type="gramEnd"/>
-            <w:r>
-              <w:rPr>
-                <w:sz w:val="24"/>
-                <w:szCs w:val="24"/>
-              </w:rPr>
-              <w:t>.line_one</w:t>
+              <w:t>address.line_one</w:t>
             </w:r>
             <w:proofErr w:type="spellEnd"/>
             <w:r>
@@ -181,15 +165,7 @@
                 <w:sz w:val="24"/>
                 <w:szCs w:val="24"/>
               </w:rPr>
-              <w:t>{{users[0</w:t>
-            </w:r>
-            <w:proofErr w:type="gramStart"/>
-            <w:r>
-              <w:rPr>
-                <w:sz w:val="24"/>
-                <w:szCs w:val="24"/>
-              </w:rPr>
-              <w:t>].</w:t>
+              <w:t>{{users[0].</w:t>
             </w:r>
             <w:proofErr w:type="spellStart"/>
             <w:r>
@@ -197,23 +173,7 @@
                 <w:sz w:val="24"/>
                 <w:szCs w:val="24"/>
               </w:rPr>
-              <w:t>address</w:t>
-            </w:r>
-            <w:proofErr w:type="gramEnd"/>
-            <w:r>
-              <w:rPr>
-                <w:sz w:val="24"/>
-                <w:szCs w:val="24"/>
-              </w:rPr>
-              <w:t>.line_</w:t>
-            </w:r>
-            <w:proofErr w:type="gramStart"/>
-            <w:r>
-              <w:rPr>
-                <w:sz w:val="24"/>
-                <w:szCs w:val="24"/>
-              </w:rPr>
-              <w:t>two</w:t>
+              <w:t>address.line_two</w:t>
             </w:r>
             <w:proofErr w:type="spellEnd"/>
             <w:r>
@@ -221,15 +181,7 @@
                 <w:sz w:val="24"/>
                 <w:szCs w:val="24"/>
               </w:rPr>
-              <w:t>(</w:t>
-            </w:r>
-            <w:proofErr w:type="gramEnd"/>
-            <w:r>
-              <w:rPr>
-                <w:sz w:val="24"/>
-                <w:szCs w:val="24"/>
-              </w:rPr>
-              <w:t>)}}</w:t>
+              <w:t>()}}</w:t>
             </w:r>
           </w:p>
         </w:tc>
@@ -240,10 +192,20 @@
         <w:pStyle w:val="NormalWeb"/>
       </w:pPr>
       <w:r>
+        <w:t xml:space="preserve">{% if </w:t>
+      </w:r>
+      <w:proofErr w:type="spellStart"/>
+      <w:r>
+        <w:t>know_repo_company</w:t>
+      </w:r>
+      <w:proofErr w:type="spellEnd"/>
+      <w:r>
+        <w:t xml:space="preserve"> %}</w:t>
+      </w:r>
+      <w:r>
         <w:t>{{</w:t>
       </w:r>
       <w:proofErr w:type="spellStart"/>
-      <w:proofErr w:type="gramStart"/>
       <w:r>
         <w:t>repo_</w:t>
       </w:r>
@@ -251,57 +213,85 @@
         <w:t>company.name.first</w:t>
       </w:r>
       <w:proofErr w:type="spellEnd"/>
-      <w:proofErr w:type="gramEnd"/>
       <w:r>
         <w:t>}}</w:t>
       </w:r>
       <w:r>
+        <w:t>{% else %}___________________________{% endif %}</w:t>
+      </w:r>
+      <w:r>
         <w:br/>
+      </w:r>
+      <w:r>
+        <w:t xml:space="preserve">{% if </w:t>
+      </w:r>
+      <w:proofErr w:type="spellStart"/>
+      <w:r>
+        <w:t>know_repo_company</w:t>
+      </w:r>
+      <w:proofErr w:type="spellEnd"/>
+      <w:r>
+        <w:t xml:space="preserve"> %}</w:t>
+      </w:r>
+      <w:r>
         <w:t>{{</w:t>
       </w:r>
       <w:proofErr w:type="spellStart"/>
       <w:r>
         <w:t>repo_</w:t>
       </w:r>
-      <w:proofErr w:type="gramStart"/>
-      <w:r>
-        <w:t>company.address</w:t>
-      </w:r>
-      <w:proofErr w:type="gramEnd"/>
-      <w:r>
-        <w:t>.line_one</w:t>
+      <w:r>
+        <w:t>company.address.line_one</w:t>
       </w:r>
       <w:proofErr w:type="spellEnd"/>
       <w:r>
         <w:t>(bare=True)}}</w:t>
       </w:r>
       <w:r>
+        <w:t>{% else %}</w:t>
+      </w:r>
+      <w:r>
+        <w:t>___________________________</w:t>
+      </w:r>
+      <w:r>
+        <w:t>{% endif %}</w:t>
+      </w:r>
+      <w:r>
         <w:br/>
+      </w:r>
+      <w:r>
+        <w:t xml:space="preserve">{% if </w:t>
+      </w:r>
+      <w:proofErr w:type="spellStart"/>
+      <w:r>
+        <w:t>know_repo_company</w:t>
+      </w:r>
+      <w:proofErr w:type="spellEnd"/>
+      <w:r>
+        <w:t xml:space="preserve"> %}</w:t>
+      </w:r>
+      <w:r>
         <w:t>{{</w:t>
       </w:r>
       <w:proofErr w:type="spellStart"/>
       <w:r>
         <w:t>repo_</w:t>
       </w:r>
-      <w:proofErr w:type="gramStart"/>
-      <w:r>
-        <w:t>company.address</w:t>
-      </w:r>
-      <w:proofErr w:type="gramEnd"/>
-      <w:r>
-        <w:t>.line_</w:t>
-      </w:r>
-      <w:proofErr w:type="gramStart"/>
-      <w:r>
-        <w:t>two</w:t>
+      <w:r>
+        <w:t>company.address.line_two</w:t>
       </w:r>
       <w:proofErr w:type="spellEnd"/>
       <w:r>
-        <w:t>(</w:t>
-      </w:r>
-      <w:proofErr w:type="gramEnd"/>
-      <w:r>
-        <w:t>)}}</w:t>
+        <w:t>()}}</w:t>
+      </w:r>
+      <w:r>
+        <w:t>{% else %}</w:t>
+      </w:r>
+      <w:r>
+        <w:t>___________________________</w:t>
+      </w:r>
+      <w:r>
+        <w:t>{% endif %}</w:t>
       </w:r>
     </w:p>
     <w:p>
@@ -323,10 +313,23 @@
         <w:pStyle w:val="NormalWeb"/>
       </w:pPr>
       <w:r>
-        <w:t>Dear {{</w:t>
+        <w:t xml:space="preserve">Dear </w:t>
+      </w:r>
+      <w:r>
+        <w:t xml:space="preserve">{% if </w:t>
       </w:r>
       <w:proofErr w:type="spellStart"/>
-      <w:proofErr w:type="gramStart"/>
+      <w:r>
+        <w:t>know_repo_company</w:t>
+      </w:r>
+      <w:proofErr w:type="spellEnd"/>
+      <w:r>
+        <w:t xml:space="preserve"> %}</w:t>
+      </w:r>
+      <w:r>
+        <w:t>{{</w:t>
+      </w:r>
+      <w:proofErr w:type="spellStart"/>
       <w:r>
         <w:t>repo</w:t>
       </w:r>
@@ -337,9 +340,17 @@
         <w:t>company.name.first</w:t>
       </w:r>
       <w:proofErr w:type="spellEnd"/>
-      <w:proofErr w:type="gramEnd"/>
       <w:r>
         <w:t>}}</w:t>
+      </w:r>
+      <w:r>
+        <w:t>{% else %}</w:t>
+      </w:r>
+      <w:r>
+        <w:t>___________________________</w:t>
+      </w:r>
+      <w:r>
+        <w:t>{% endif %}</w:t>
       </w:r>
       <w:r>
         <w:t>:</w:t>
@@ -408,11 +419,7 @@
       </w:r>
       <w:proofErr w:type="spellStart"/>
       <w:r>
-        <w:t>repo_</w:t>
-      </w:r>
-      <w:proofErr w:type="gramStart"/>
-      <w:r>
-        <w:t>date</w:t>
+        <w:t>repo_date</w:t>
       </w:r>
       <w:proofErr w:type="spellEnd"/>
       <w:r>
@@ -421,7 +428,6 @@
       <w:r>
         <w:t>.</w:t>
       </w:r>
-      <w:proofErr w:type="gramEnd"/>
       <w:r>
         <w:t xml:space="preserve"> </w:t>
       </w:r>
@@ -452,7 +458,29 @@
         <w:t>.</w:t>
       </w:r>
       <w:r>
-        <w:t xml:space="preserve"> My account number is </w:t>
+        <w:t xml:space="preserve">{% if </w:t>
+      </w:r>
+      <w:proofErr w:type="spellStart"/>
+      <w:r>
+        <w:t>know_repo_company</w:t>
+      </w:r>
+      <w:proofErr w:type="spellEnd"/>
+      <w:r>
+        <w:t xml:space="preserve"> %}</w:t>
+      </w:r>
+      <w:r>
+        <w:t xml:space="preserve">{% if </w:t>
+      </w:r>
+      <w:proofErr w:type="spellStart"/>
+      <w:r>
+        <w:t>account_number</w:t>
+      </w:r>
+      <w:proofErr w:type="spellEnd"/>
+      <w:r>
+        <w:t xml:space="preserve"> != “” %} </w:t>
+      </w:r>
+      <w:r>
+        <w:t xml:space="preserve">My account number is </w:t>
       </w:r>
       <w:r>
         <w:t>{{</w:t>
@@ -464,6 +492,12 @@
       <w:proofErr w:type="spellEnd"/>
       <w:r>
         <w:t>}}.</w:t>
+      </w:r>
+      <w:r>
+        <w:t>{% endif %}</w:t>
+      </w:r>
+      <w:r>
+        <w:t>{% endif %}</w:t>
       </w:r>
       <w:r>
         <w:t xml:space="preserve"> </w:t>
@@ -481,21 +515,7 @@
         <w:rPr>
           <w:color w:val="000000"/>
         </w:rPr>
-        <w:t xml:space="preserve">Per the Act, your company must provide a written inventory of all personal items found in the car. This inventory </w:t>
-      </w:r>
-      <w:proofErr w:type="gramStart"/>
-      <w:r>
-        <w:rPr>
-          <w:color w:val="000000"/>
-        </w:rPr>
-        <w:t>must  be</w:t>
-      </w:r>
-      <w:proofErr w:type="gramEnd"/>
-      <w:r>
-        <w:rPr>
-          <w:color w:val="000000"/>
-        </w:rPr>
-        <w:t xml:space="preserve"> given to me within a reasonable time frame. This helps ensure my property is protected and safely returned</w:t>
+        <w:t>Per the Act, your company must provide a written inventory of all personal items found in the car. This inventory must  be given to me within a reasonable time frame. This helps ensure my property is protected and safely returned</w:t>
       </w:r>
       <w:r>
         <w:rPr>
@@ -558,97 +578,27 @@
         <w:rPr>
           <w:color w:val="000000"/>
         </w:rPr>
-        <w:t xml:space="preserve">{% if </w:t>
-      </w:r>
-      <w:proofErr w:type="gramStart"/>
-      <w:r>
-        <w:rPr>
-          <w:color w:val="000000"/>
-        </w:rPr>
-        <w:t>users[</w:t>
-      </w:r>
-      <w:proofErr w:type="gramEnd"/>
-      <w:r>
-        <w:rPr>
-          <w:color w:val="000000"/>
-        </w:rPr>
-        <w:t>0</w:t>
-      </w:r>
-      <w:proofErr w:type="gramStart"/>
-      <w:r>
-        <w:rPr>
-          <w:color w:val="000000"/>
-        </w:rPr>
-        <w:t>].</w:t>
+        <w:t>{% if users[0].</w:t>
       </w:r>
       <w:proofErr w:type="spellStart"/>
       <w:r>
         <w:rPr>
           <w:color w:val="000000"/>
         </w:rPr>
-        <w:t>phone</w:t>
-      </w:r>
-      <w:proofErr w:type="gramEnd"/>
-      <w:r>
-        <w:rPr>
-          <w:color w:val="000000"/>
-        </w:rPr>
-        <w:t>_number</w:t>
+        <w:t>phone_number</w:t>
       </w:r>
       <w:proofErr w:type="spellEnd"/>
       <w:r>
         <w:rPr>
           <w:color w:val="000000"/>
         </w:rPr>
-        <w:t xml:space="preserve"> == “” and </w:t>
-      </w:r>
-      <w:proofErr w:type="gramStart"/>
-      <w:r>
-        <w:rPr>
-          <w:color w:val="000000"/>
-        </w:rPr>
-        <w:t>users[</w:t>
-      </w:r>
-      <w:proofErr w:type="gramEnd"/>
-      <w:r>
-        <w:rPr>
-          <w:color w:val="000000"/>
-        </w:rPr>
-        <w:t>0</w:t>
-      </w:r>
-      <w:proofErr w:type="gramStart"/>
-      <w:r>
-        <w:rPr>
-          <w:color w:val="000000"/>
-        </w:rPr>
-        <w:t>].email</w:t>
-      </w:r>
-      <w:proofErr w:type="gramEnd"/>
-      <w:r>
-        <w:rPr>
-          <w:color w:val="000000"/>
-        </w:rPr>
-        <w:t xml:space="preserve"> == “” </w:t>
-      </w:r>
-      <w:proofErr w:type="gramStart"/>
-      <w:r>
-        <w:rPr>
-          <w:color w:val="000000"/>
-        </w:rPr>
-        <w:t>%}</w:t>
-      </w:r>
-      <w:r>
-        <w:rPr>
-          <w:color w:val="000000"/>
-        </w:rPr>
-        <w:t>Please</w:t>
-      </w:r>
-      <w:proofErr w:type="gramEnd"/>
-      <w:r>
-        <w:rPr>
-          <w:color w:val="000000"/>
-        </w:rPr>
-        <w:t xml:space="preserve"> address your reply to the mailing address above</w:t>
+        <w:t xml:space="preserve"> == “” and users[0].email == “” %}</w:t>
+      </w:r>
+      <w:r>
+        <w:rPr>
+          <w:color w:val="000000"/>
+        </w:rPr>
+        <w:t>Please address your reply to the mailing address above</w:t>
       </w:r>
       <w:r>
         <w:rPr>
@@ -660,44 +610,8 @@
         <w:rPr>
           <w:color w:val="000000"/>
         </w:rPr>
-        <w:t xml:space="preserve"> {% else </w:t>
-      </w:r>
-      <w:proofErr w:type="gramStart"/>
-      <w:r>
-        <w:rPr>
-          <w:color w:val="000000"/>
-        </w:rPr>
-        <w:t>%}My</w:t>
-      </w:r>
-      <w:proofErr w:type="gramEnd"/>
-      <w:r>
-        <w:rPr>
-          <w:color w:val="000000"/>
-        </w:rPr>
-        <w:t xml:space="preserve"> mailing address can be found above, and additional contact information can be found below my </w:t>
-      </w:r>
-      <w:proofErr w:type="gramStart"/>
-      <w:r>
-        <w:rPr>
-          <w:color w:val="000000"/>
-        </w:rPr>
-        <w:t>signature.{</w:t>
-      </w:r>
-      <w:proofErr w:type="gramEnd"/>
-      <w:r>
-        <w:rPr>
-          <w:color w:val="000000"/>
-        </w:rPr>
-        <w:t xml:space="preserve">% </w:t>
-      </w:r>
-      <w:proofErr w:type="gramStart"/>
-      <w:r>
-        <w:rPr>
-          <w:color w:val="000000"/>
-        </w:rPr>
-        <w:t>endif %}</w:t>
-      </w:r>
-      <w:proofErr w:type="gramEnd"/>
+        <w:t xml:space="preserve"> {% else %}My mailing address can be found above, and additional contact information can be found below my signature.{% endif %}</w:t>
+      </w:r>
     </w:p>
     <w:p>
       <w:pPr>
@@ -709,6 +623,7 @@
         <w:rPr>
           <w:color w:val="000000"/>
         </w:rPr>
+        <w:lastRenderedPageBreak/>
         <w:t>Thank you for your immediate attention to this matter.</w:t>
       </w:r>
     </w:p>
@@ -750,59 +665,19 @@
       </w:r>
       <w:proofErr w:type="spellStart"/>
       <w:r>
-        <w:t>name_</w:t>
-      </w:r>
-      <w:proofErr w:type="gramStart"/>
-      <w:r>
-        <w:t>full</w:t>
+        <w:t>name_full</w:t>
       </w:r>
       <w:proofErr w:type="spellEnd"/>
       <w:r>
-        <w:t>(</w:t>
-      </w:r>
-      <w:proofErr w:type="gramEnd"/>
-      <w:r>
-        <w:t>)</w:t>
-      </w:r>
-      <w:proofErr w:type="gramStart"/>
-      <w:r>
-        <w:t>}}{</w:t>
-      </w:r>
-      <w:proofErr w:type="gramEnd"/>
-      <w:r>
-        <w:t xml:space="preserve">% if </w:t>
-      </w:r>
-      <w:proofErr w:type="gramStart"/>
-      <w:r>
-        <w:t>users[</w:t>
-      </w:r>
-      <w:proofErr w:type="gramEnd"/>
-      <w:r>
-        <w:t>0</w:t>
-      </w:r>
-      <w:proofErr w:type="gramStart"/>
-      <w:r>
-        <w:t>].</w:t>
+        <w:t>()}}{% if users[0].</w:t>
       </w:r>
       <w:proofErr w:type="spellStart"/>
       <w:r>
-        <w:t>phone</w:t>
-      </w:r>
-      <w:proofErr w:type="gramEnd"/>
-      <w:r>
-        <w:t>_</w:t>
-      </w:r>
-      <w:proofErr w:type="gramStart"/>
-      <w:r>
-        <w:t>number</w:t>
+        <w:t>phone_number</w:t>
       </w:r>
       <w:proofErr w:type="spellEnd"/>
       <w:r>
-        <w:t xml:space="preserve"> !</w:t>
-      </w:r>
-      <w:proofErr w:type="gramEnd"/>
-      <w:r>
-        <w:t>= “” %}</w:t>
+        <w:t xml:space="preserve"> != “” %}</w:t>
       </w:r>
       <w:r>
         <w:rPr>
@@ -841,76 +716,27 @@
         <w:rPr>
           <w:color w:val="000000"/>
         </w:rPr>
-        <w:t>(users[0</w:t>
-      </w:r>
-      <w:proofErr w:type="gramStart"/>
-      <w:r>
-        <w:rPr>
-          <w:color w:val="000000"/>
-        </w:rPr>
-        <w:t>].</w:t>
+        <w:t>(users[0].</w:t>
       </w:r>
       <w:proofErr w:type="spellStart"/>
       <w:r>
         <w:rPr>
           <w:color w:val="000000"/>
         </w:rPr>
-        <w:t>phone</w:t>
-      </w:r>
-      <w:proofErr w:type="gramEnd"/>
-      <w:r>
-        <w:rPr>
-          <w:color w:val="000000"/>
-        </w:rPr>
-        <w:t>_number</w:t>
+        <w:t>phone_number</w:t>
       </w:r>
       <w:proofErr w:type="spellEnd"/>
       <w:r>
         <w:rPr>
           <w:color w:val="000000"/>
         </w:rPr>
-        <w:t>)</w:t>
-      </w:r>
-      <w:proofErr w:type="gramStart"/>
-      <w:r>
-        <w:rPr>
-          <w:color w:val="000000"/>
-        </w:rPr>
-        <w:t>}}</w:t>
-      </w:r>
-      <w:r>
-        <w:t>{</w:t>
-      </w:r>
-      <w:proofErr w:type="gramEnd"/>
-      <w:r>
-        <w:t xml:space="preserve">% endif </w:t>
-      </w:r>
-      <w:proofErr w:type="gramStart"/>
-      <w:r>
-        <w:t>%}{</w:t>
-      </w:r>
-      <w:proofErr w:type="gramEnd"/>
-      <w:r>
-        <w:t xml:space="preserve">% if </w:t>
-      </w:r>
-      <w:proofErr w:type="gramStart"/>
-      <w:r>
-        <w:t>users[</w:t>
-      </w:r>
-      <w:proofErr w:type="gramEnd"/>
-      <w:r>
-        <w:t>0</w:t>
-      </w:r>
-      <w:proofErr w:type="gramStart"/>
-      <w:r>
-        <w:t>].</w:t>
-      </w:r>
-      <w:r>
-        <w:t>email !=</w:t>
-      </w:r>
-      <w:proofErr w:type="gramEnd"/>
-      <w:r>
-        <w:t xml:space="preserve"> “”</w:t>
+        <w:t>)}}</w:t>
+      </w:r>
+      <w:r>
+        <w:t>{% endif %}{% if users[0].</w:t>
+      </w:r>
+      <w:r>
+        <w:t>email != “”</w:t>
       </w:r>
       <w:r>
         <w:t xml:space="preserve"> %}</w:t>
@@ -923,15 +749,7 @@
         <w:br/>
       </w:r>
       <w:r>
-        <w:t>{{users[0</w:t>
-      </w:r>
-      <w:proofErr w:type="gramStart"/>
-      <w:r>
-        <w:t>].email}}{</w:t>
-      </w:r>
-      <w:proofErr w:type="gramEnd"/>
-      <w:r>
-        <w:t>% endif %</w:t>
+        <w:t>{{users[0].email}}{% endif %</w:t>
       </w:r>
       <w:r>
         <w:t>}</w:t>

--- a/docassemble/ReturnCarProperty/data/templates/request_property_in_car_letter.docx
+++ b/docassemble/ReturnCarProperty/data/templates/request_property_in_car_letter.docx
@@ -135,7 +135,15 @@
                 <w:sz w:val="24"/>
                 <w:szCs w:val="24"/>
               </w:rPr>
-              <w:t>{{users[0].</w:t>
+              <w:t>{{users[0</w:t>
+            </w:r>
+            <w:proofErr w:type="gramStart"/>
+            <w:r>
+              <w:rPr>
+                <w:sz w:val="24"/>
+                <w:szCs w:val="24"/>
+              </w:rPr>
+              <w:t>].</w:t>
             </w:r>
             <w:proofErr w:type="spellStart"/>
             <w:r>
@@ -143,7 +151,15 @@
                 <w:sz w:val="24"/>
                 <w:szCs w:val="24"/>
               </w:rPr>
-              <w:t>address.line_one</w:t>
+              <w:t>address</w:t>
+            </w:r>
+            <w:proofErr w:type="gramEnd"/>
+            <w:r>
+              <w:rPr>
+                <w:sz w:val="24"/>
+                <w:szCs w:val="24"/>
+              </w:rPr>
+              <w:t>.line_one</w:t>
             </w:r>
             <w:proofErr w:type="spellEnd"/>
             <w:r>
@@ -165,7 +181,15 @@
                 <w:sz w:val="24"/>
                 <w:szCs w:val="24"/>
               </w:rPr>
-              <w:t>{{users[0].</w:t>
+              <w:t>{{users[0</w:t>
+            </w:r>
+            <w:proofErr w:type="gramStart"/>
+            <w:r>
+              <w:rPr>
+                <w:sz w:val="24"/>
+                <w:szCs w:val="24"/>
+              </w:rPr>
+              <w:t>].</w:t>
             </w:r>
             <w:proofErr w:type="spellStart"/>
             <w:r>
@@ -173,7 +197,23 @@
                 <w:sz w:val="24"/>
                 <w:szCs w:val="24"/>
               </w:rPr>
-              <w:t>address.line_two</w:t>
+              <w:t>address</w:t>
+            </w:r>
+            <w:proofErr w:type="gramEnd"/>
+            <w:r>
+              <w:rPr>
+                <w:sz w:val="24"/>
+                <w:szCs w:val="24"/>
+              </w:rPr>
+              <w:t>.line_</w:t>
+            </w:r>
+            <w:proofErr w:type="gramStart"/>
+            <w:r>
+              <w:rPr>
+                <w:sz w:val="24"/>
+                <w:szCs w:val="24"/>
+              </w:rPr>
+              <w:t>two</w:t>
             </w:r>
             <w:proofErr w:type="spellEnd"/>
             <w:r>
@@ -181,7 +221,102 @@
                 <w:sz w:val="24"/>
                 <w:szCs w:val="24"/>
               </w:rPr>
-              <w:t>()}}</w:t>
+              <w:t>(</w:t>
+            </w:r>
+            <w:proofErr w:type="gramEnd"/>
+            <w:r>
+              <w:rPr>
+                <w:sz w:val="24"/>
+                <w:szCs w:val="24"/>
+              </w:rPr>
+              <w:t>)}}</w:t>
+            </w:r>
+            <w:r>
+              <w:rPr>
+                <w:sz w:val="24"/>
+                <w:szCs w:val="24"/>
+              </w:rPr>
+              <w:br/>
+            </w:r>
+            <w:r>
+              <w:rPr>
+                <w:sz w:val="24"/>
+                <w:szCs w:val="24"/>
+              </w:rPr>
+              <w:t xml:space="preserve">{% if </w:t>
+            </w:r>
+            <w:proofErr w:type="spellStart"/>
+            <w:r>
+              <w:rPr>
+                <w:sz w:val="24"/>
+                <w:szCs w:val="24"/>
+              </w:rPr>
+              <w:t>account_</w:t>
+            </w:r>
+            <w:proofErr w:type="gramStart"/>
+            <w:r>
+              <w:rPr>
+                <w:sz w:val="24"/>
+                <w:szCs w:val="24"/>
+              </w:rPr>
+              <w:t>number</w:t>
+            </w:r>
+            <w:proofErr w:type="spellEnd"/>
+            <w:r>
+              <w:rPr>
+                <w:sz w:val="24"/>
+                <w:szCs w:val="24"/>
+              </w:rPr>
+              <w:t xml:space="preserve"> !</w:t>
+            </w:r>
+            <w:proofErr w:type="gramEnd"/>
+            <w:r>
+              <w:rPr>
+                <w:sz w:val="24"/>
+                <w:szCs w:val="24"/>
+              </w:rPr>
+              <w:t xml:space="preserve">= “” </w:t>
+            </w:r>
+            <w:proofErr w:type="gramStart"/>
+            <w:r>
+              <w:rPr>
+                <w:sz w:val="24"/>
+                <w:szCs w:val="24"/>
+              </w:rPr>
+              <w:t>%}Account</w:t>
+            </w:r>
+            <w:proofErr w:type="gramEnd"/>
+            <w:r>
+              <w:rPr>
+                <w:sz w:val="24"/>
+                <w:szCs w:val="24"/>
+              </w:rPr>
+              <w:t xml:space="preserve"> number: {{</w:t>
+            </w:r>
+            <w:proofErr w:type="spellStart"/>
+            <w:r>
+              <w:rPr>
+                <w:sz w:val="24"/>
+                <w:szCs w:val="24"/>
+              </w:rPr>
+              <w:t>account_number</w:t>
+            </w:r>
+            <w:proofErr w:type="spellEnd"/>
+            <w:proofErr w:type="gramStart"/>
+            <w:r>
+              <w:rPr>
+                <w:sz w:val="24"/>
+                <w:szCs w:val="24"/>
+              </w:rPr>
+              <w:t>}}{</w:t>
+            </w:r>
+            <w:proofErr w:type="gramEnd"/>
+            <w:r>
+              <w:rPr>
+                <w:sz w:val="24"/>
+                <w:szCs w:val="24"/>
+              </w:rPr>
+              <w:t>% endif %}</w:t>
             </w:r>
           </w:p>
         </w:tc>
@@ -248,13 +383,7 @@
         <w:t>(bare=True)}}</w:t>
       </w:r>
       <w:r>
-        <w:t>{% else %}</w:t>
-      </w:r>
-      <w:r>
-        <w:t>___________________________</w:t>
-      </w:r>
-      <w:r>
-        <w:t>{% endif %}</w:t>
+        <w:t>{% else %}___________________________{% endif %}</w:t>
       </w:r>
       <w:r>
         <w:br/>
@@ -285,13 +414,7 @@
         <w:t>()}}</w:t>
       </w:r>
       <w:r>
-        <w:t>{% else %}</w:t>
-      </w:r>
-      <w:r>
-        <w:t>___________________________</w:t>
-      </w:r>
-      <w:r>
-        <w:t>{% endif %}</w:t>
+        <w:t>{% else %}___________________________{% endif %}</w:t>
       </w:r>
     </w:p>
     <w:p>
@@ -312,11 +435,16 @@
       <w:pPr>
         <w:pStyle w:val="NormalWeb"/>
       </w:pPr>
+      <w:proofErr w:type="gramStart"/>
       <w:r>
         <w:t xml:space="preserve">Dear </w:t>
       </w:r>
       <w:r>
-        <w:t xml:space="preserve">{% if </w:t>
+        <w:t>{%</w:t>
+      </w:r>
+      <w:proofErr w:type="gramEnd"/>
+      <w:r>
+        <w:t xml:space="preserve"> if </w:t>
       </w:r>
       <w:proofErr w:type="spellStart"/>
       <w:r>
@@ -324,12 +452,21 @@
       </w:r>
       <w:proofErr w:type="spellEnd"/>
       <w:r>
-        <w:t xml:space="preserve"> %}</w:t>
-      </w:r>
-      <w:r>
-        <w:t>{{</w:t>
+        <w:t xml:space="preserve"> </w:t>
+      </w:r>
+      <w:proofErr w:type="gramStart"/>
+      <w:r>
+        <w:t>%}</w:t>
+      </w:r>
+      <w:r>
+        <w:t>{</w:t>
+      </w:r>
+      <w:proofErr w:type="gramEnd"/>
+      <w:r>
+        <w:t>{</w:t>
       </w:r>
       <w:proofErr w:type="spellStart"/>
+      <w:proofErr w:type="gramStart"/>
       <w:r>
         <w:t>repo</w:t>
       </w:r>
@@ -344,14 +481,33 @@
         <w:t>}}</w:t>
       </w:r>
       <w:r>
-        <w:t>{% else %}</w:t>
-      </w:r>
-      <w:r>
-        <w:t>___________________________</w:t>
-      </w:r>
-      <w:r>
-        <w:t>{% endif %}</w:t>
-      </w:r>
+        <w:t>{</w:t>
+      </w:r>
+      <w:proofErr w:type="gramEnd"/>
+      <w:r>
+        <w:t xml:space="preserve">% else </w:t>
+      </w:r>
+      <w:proofErr w:type="gramStart"/>
+      <w:r>
+        <w:t>%}_</w:t>
+      </w:r>
+      <w:proofErr w:type="gramEnd"/>
+      <w:r>
+        <w:t>_________________________</w:t>
+      </w:r>
+      <w:proofErr w:type="gramStart"/>
+      <w:r>
+        <w:t>_{</w:t>
+      </w:r>
+      <w:proofErr w:type="gramEnd"/>
+      <w:r>
+        <w:t xml:space="preserve">% </w:t>
+      </w:r>
+      <w:proofErr w:type="gramStart"/>
+      <w:r>
+        <w:t>endif %}</w:t>
+      </w:r>
+      <w:proofErr w:type="gramEnd"/>
       <w:r>
         <w:t>:</w:t>
       </w:r>
@@ -419,7 +575,11 @@
       </w:r>
       <w:proofErr w:type="spellStart"/>
       <w:r>
-        <w:t>repo_date</w:t>
+        <w:t>repo_</w:t>
+      </w:r>
+      <w:proofErr w:type="gramStart"/>
+      <w:r>
+        <w:t>date</w:t>
       </w:r>
       <w:proofErr w:type="spellEnd"/>
       <w:r>
@@ -428,6 +588,7 @@
       <w:r>
         <w:t>.</w:t>
       </w:r>
+      <w:proofErr w:type="gramEnd"/>
       <w:r>
         <w:t xml:space="preserve"> </w:t>
       </w:r>
@@ -515,7 +676,21 @@
         <w:rPr>
           <w:color w:val="000000"/>
         </w:rPr>
-        <w:t>Per the Act, your company must provide a written inventory of all personal items found in the car. This inventory must  be given to me within a reasonable time frame. This helps ensure my property is protected and safely returned</w:t>
+        <w:t xml:space="preserve">Per the Act, your company must provide a written inventory of all personal items found in the car. This inventory </w:t>
+      </w:r>
+      <w:proofErr w:type="gramStart"/>
+      <w:r>
+        <w:rPr>
+          <w:color w:val="000000"/>
+        </w:rPr>
+        <w:t>must  be</w:t>
+      </w:r>
+      <w:proofErr w:type="gramEnd"/>
+      <w:r>
+        <w:rPr>
+          <w:color w:val="000000"/>
+        </w:rPr>
+        <w:t xml:space="preserve"> given to me within a reasonable time frame. This helps ensure my property is protected and safely returned</w:t>
       </w:r>
       <w:r>
         <w:rPr>
@@ -578,27 +753,97 @@
         <w:rPr>
           <w:color w:val="000000"/>
         </w:rPr>
-        <w:t>{% if users[0].</w:t>
+        <w:t xml:space="preserve">{% if </w:t>
+      </w:r>
+      <w:proofErr w:type="gramStart"/>
+      <w:r>
+        <w:rPr>
+          <w:color w:val="000000"/>
+        </w:rPr>
+        <w:t>users[</w:t>
+      </w:r>
+      <w:proofErr w:type="gramEnd"/>
+      <w:r>
+        <w:rPr>
+          <w:color w:val="000000"/>
+        </w:rPr>
+        <w:t>0</w:t>
+      </w:r>
+      <w:proofErr w:type="gramStart"/>
+      <w:r>
+        <w:rPr>
+          <w:color w:val="000000"/>
+        </w:rPr>
+        <w:t>].</w:t>
       </w:r>
       <w:proofErr w:type="spellStart"/>
       <w:r>
         <w:rPr>
           <w:color w:val="000000"/>
         </w:rPr>
-        <w:t>phone_number</w:t>
+        <w:t>phone</w:t>
+      </w:r>
+      <w:proofErr w:type="gramEnd"/>
+      <w:r>
+        <w:rPr>
+          <w:color w:val="000000"/>
+        </w:rPr>
+        <w:t>_number</w:t>
       </w:r>
       <w:proofErr w:type="spellEnd"/>
       <w:r>
         <w:rPr>
           <w:color w:val="000000"/>
         </w:rPr>
-        <w:t xml:space="preserve"> == “” and users[0].email == “” %}</w:t>
-      </w:r>
-      <w:r>
-        <w:rPr>
-          <w:color w:val="000000"/>
-        </w:rPr>
-        <w:t>Please address your reply to the mailing address above</w:t>
+        <w:t xml:space="preserve"> == “” and </w:t>
+      </w:r>
+      <w:proofErr w:type="gramStart"/>
+      <w:r>
+        <w:rPr>
+          <w:color w:val="000000"/>
+        </w:rPr>
+        <w:t>users[</w:t>
+      </w:r>
+      <w:proofErr w:type="gramEnd"/>
+      <w:r>
+        <w:rPr>
+          <w:color w:val="000000"/>
+        </w:rPr>
+        <w:t>0</w:t>
+      </w:r>
+      <w:proofErr w:type="gramStart"/>
+      <w:r>
+        <w:rPr>
+          <w:color w:val="000000"/>
+        </w:rPr>
+        <w:t>].email</w:t>
+      </w:r>
+      <w:proofErr w:type="gramEnd"/>
+      <w:r>
+        <w:rPr>
+          <w:color w:val="000000"/>
+        </w:rPr>
+        <w:t xml:space="preserve"> == “” </w:t>
+      </w:r>
+      <w:proofErr w:type="gramStart"/>
+      <w:r>
+        <w:rPr>
+          <w:color w:val="000000"/>
+        </w:rPr>
+        <w:t>%}</w:t>
+      </w:r>
+      <w:r>
+        <w:rPr>
+          <w:color w:val="000000"/>
+        </w:rPr>
+        <w:t>Please</w:t>
+      </w:r>
+      <w:proofErr w:type="gramEnd"/>
+      <w:r>
+        <w:rPr>
+          <w:color w:val="000000"/>
+        </w:rPr>
+        <w:t xml:space="preserve"> address your reply to the mailing address above</w:t>
       </w:r>
       <w:r>
         <w:rPr>
@@ -610,8 +855,44 @@
         <w:rPr>
           <w:color w:val="000000"/>
         </w:rPr>
-        <w:t xml:space="preserve"> {% else %}My mailing address can be found above, and additional contact information can be found below my signature.{% endif %}</w:t>
-      </w:r>
+        <w:t xml:space="preserve"> {% else </w:t>
+      </w:r>
+      <w:proofErr w:type="gramStart"/>
+      <w:r>
+        <w:rPr>
+          <w:color w:val="000000"/>
+        </w:rPr>
+        <w:t>%}My</w:t>
+      </w:r>
+      <w:proofErr w:type="gramEnd"/>
+      <w:r>
+        <w:rPr>
+          <w:color w:val="000000"/>
+        </w:rPr>
+        <w:t xml:space="preserve"> mailing address can be found above, and additional contact information can be found below my </w:t>
+      </w:r>
+      <w:proofErr w:type="gramStart"/>
+      <w:r>
+        <w:rPr>
+          <w:color w:val="000000"/>
+        </w:rPr>
+        <w:t>signature.{</w:t>
+      </w:r>
+      <w:proofErr w:type="gramEnd"/>
+      <w:r>
+        <w:rPr>
+          <w:color w:val="000000"/>
+        </w:rPr>
+        <w:t xml:space="preserve">% </w:t>
+      </w:r>
+      <w:proofErr w:type="gramStart"/>
+      <w:r>
+        <w:rPr>
+          <w:color w:val="000000"/>
+        </w:rPr>
+        <w:t>endif %}</w:t>
+      </w:r>
+      <w:proofErr w:type="gramEnd"/>
     </w:p>
     <w:p>
       <w:pPr>
@@ -665,19 +946,59 @@
       </w:r>
       <w:proofErr w:type="spellStart"/>
       <w:r>
-        <w:t>name_full</w:t>
+        <w:t>name_</w:t>
+      </w:r>
+      <w:proofErr w:type="gramStart"/>
+      <w:r>
+        <w:t>full</w:t>
       </w:r>
       <w:proofErr w:type="spellEnd"/>
       <w:r>
-        <w:t>()}}{% if users[0].</w:t>
+        <w:t>(</w:t>
+      </w:r>
+      <w:proofErr w:type="gramEnd"/>
+      <w:r>
+        <w:t>)</w:t>
+      </w:r>
+      <w:proofErr w:type="gramStart"/>
+      <w:r>
+        <w:t>}}{</w:t>
+      </w:r>
+      <w:proofErr w:type="gramEnd"/>
+      <w:r>
+        <w:t xml:space="preserve">% if </w:t>
+      </w:r>
+      <w:proofErr w:type="gramStart"/>
+      <w:r>
+        <w:t>users[</w:t>
+      </w:r>
+      <w:proofErr w:type="gramEnd"/>
+      <w:r>
+        <w:t>0</w:t>
+      </w:r>
+      <w:proofErr w:type="gramStart"/>
+      <w:r>
+        <w:t>].</w:t>
       </w:r>
       <w:proofErr w:type="spellStart"/>
       <w:r>
-        <w:t>phone_number</w:t>
+        <w:t>phone</w:t>
+      </w:r>
+      <w:proofErr w:type="gramEnd"/>
+      <w:r>
+        <w:t>_</w:t>
+      </w:r>
+      <w:proofErr w:type="gramStart"/>
+      <w:r>
+        <w:t>number</w:t>
       </w:r>
       <w:proofErr w:type="spellEnd"/>
       <w:r>
-        <w:t xml:space="preserve"> != “” %}</w:t>
+        <w:t xml:space="preserve"> !</w:t>
+      </w:r>
+      <w:proofErr w:type="gramEnd"/>
+      <w:r>
+        <w:t>= “” %}</w:t>
       </w:r>
       <w:r>
         <w:rPr>
@@ -716,27 +1037,76 @@
         <w:rPr>
           <w:color w:val="000000"/>
         </w:rPr>
-        <w:t>(users[0].</w:t>
+        <w:t>(users[0</w:t>
+      </w:r>
+      <w:proofErr w:type="gramStart"/>
+      <w:r>
+        <w:rPr>
+          <w:color w:val="000000"/>
+        </w:rPr>
+        <w:t>].</w:t>
       </w:r>
       <w:proofErr w:type="spellStart"/>
       <w:r>
         <w:rPr>
           <w:color w:val="000000"/>
         </w:rPr>
-        <w:t>phone_number</w:t>
+        <w:t>phone</w:t>
+      </w:r>
+      <w:proofErr w:type="gramEnd"/>
+      <w:r>
+        <w:rPr>
+          <w:color w:val="000000"/>
+        </w:rPr>
+        <w:t>_number</w:t>
       </w:r>
       <w:proofErr w:type="spellEnd"/>
       <w:r>
         <w:rPr>
           <w:color w:val="000000"/>
         </w:rPr>
-        <w:t>)}}</w:t>
-      </w:r>
-      <w:r>
-        <w:t>{% endif %}{% if users[0].</w:t>
-      </w:r>
-      <w:r>
-        <w:t>email != “”</w:t>
+        <w:t>)</w:t>
+      </w:r>
+      <w:proofErr w:type="gramStart"/>
+      <w:r>
+        <w:rPr>
+          <w:color w:val="000000"/>
+        </w:rPr>
+        <w:t>}}</w:t>
+      </w:r>
+      <w:r>
+        <w:t>{</w:t>
+      </w:r>
+      <w:proofErr w:type="gramEnd"/>
+      <w:r>
+        <w:t xml:space="preserve">% endif </w:t>
+      </w:r>
+      <w:proofErr w:type="gramStart"/>
+      <w:r>
+        <w:t>%}{</w:t>
+      </w:r>
+      <w:proofErr w:type="gramEnd"/>
+      <w:r>
+        <w:t xml:space="preserve">% if </w:t>
+      </w:r>
+      <w:proofErr w:type="gramStart"/>
+      <w:r>
+        <w:t>users[</w:t>
+      </w:r>
+      <w:proofErr w:type="gramEnd"/>
+      <w:r>
+        <w:t>0</w:t>
+      </w:r>
+      <w:proofErr w:type="gramStart"/>
+      <w:r>
+        <w:t>].</w:t>
+      </w:r>
+      <w:r>
+        <w:t>email !=</w:t>
+      </w:r>
+      <w:proofErr w:type="gramEnd"/>
+      <w:r>
+        <w:t xml:space="preserve"> “”</w:t>
       </w:r>
       <w:r>
         <w:t xml:space="preserve"> %}</w:t>
@@ -749,7 +1119,15 @@
         <w:br/>
       </w:r>
       <w:r>
-        <w:t>{{users[0].email}}{% endif %</w:t>
+        <w:t>{{users[0</w:t>
+      </w:r>
+      <w:proofErr w:type="gramStart"/>
+      <w:r>
+        <w:t>].email}}{</w:t>
+      </w:r>
+      <w:proofErr w:type="gramEnd"/>
+      <w:r>
+        <w:t>% endif %</w:t>
       </w:r>
       <w:r>
         <w:t>}</w:t>

--- a/docassemble/ReturnCarProperty/data/templates/request_property_in_car_letter.docx
+++ b/docassemble/ReturnCarProperty/data/templates/request_property_in_car_letter.docx
@@ -68,7 +68,7 @@
                 <w:sz w:val="24"/>
                 <w:szCs w:val="24"/>
               </w:rPr>
-              <w:t>{{</w:t>
+              <w:t xml:space="preserve">{% if </w:t>
             </w:r>
             <w:proofErr w:type="spellStart"/>
             <w:r>
@@ -76,230 +76,46 @@
                 <w:sz w:val="24"/>
                 <w:szCs w:val="24"/>
               </w:rPr>
+              <w:t>know_repo_company</w:t>
+            </w:r>
+            <w:proofErr w:type="spellEnd"/>
+            <w:r>
+              <w:rPr>
+                <w:sz w:val="24"/>
+                <w:szCs w:val="24"/>
+              </w:rPr>
+              <w:t xml:space="preserve"> </w:t>
+            </w:r>
+            <w:proofErr w:type="gramStart"/>
+            <w:r>
+              <w:rPr>
+                <w:sz w:val="24"/>
+                <w:szCs w:val="24"/>
+              </w:rPr>
+              <w:t>%}</w:t>
+            </w:r>
+            <w:r>
+              <w:rPr>
+                <w:sz w:val="24"/>
+                <w:szCs w:val="24"/>
+              </w:rPr>
+              <w:t>{</w:t>
+            </w:r>
+            <w:proofErr w:type="gramEnd"/>
+            <w:r>
+              <w:rPr>
+                <w:sz w:val="24"/>
+                <w:szCs w:val="24"/>
+              </w:rPr>
+              <w:t>{</w:t>
+            </w:r>
+            <w:proofErr w:type="spellStart"/>
+            <w:r>
+              <w:rPr>
+                <w:sz w:val="24"/>
+                <w:szCs w:val="24"/>
+              </w:rPr>
               <w:t>letter_date</w:t>
-            </w:r>
-            <w:proofErr w:type="spellEnd"/>
-            <w:r>
-              <w:rPr>
-                <w:sz w:val="24"/>
-                <w:szCs w:val="24"/>
-              </w:rPr>
-              <w:t>}}</w:t>
-            </w:r>
-            <w:r>
-              <w:rPr>
-                <w:sz w:val="24"/>
-                <w:szCs w:val="24"/>
-              </w:rPr>
-              <w:br/>
-            </w:r>
-            <w:r>
-              <w:rPr>
-                <w:sz w:val="24"/>
-                <w:szCs w:val="24"/>
-              </w:rPr>
-              <w:br/>
-            </w:r>
-            <w:r>
-              <w:rPr>
-                <w:sz w:val="24"/>
-                <w:szCs w:val="24"/>
-              </w:rPr>
-              <w:t>{{users[0].</w:t>
-            </w:r>
-            <w:proofErr w:type="spellStart"/>
-            <w:r>
-              <w:rPr>
-                <w:sz w:val="24"/>
-                <w:szCs w:val="24"/>
-              </w:rPr>
-              <w:t>name_full</w:t>
-            </w:r>
-            <w:proofErr w:type="spellEnd"/>
-            <w:r>
-              <w:rPr>
-                <w:sz w:val="24"/>
-                <w:szCs w:val="24"/>
-              </w:rPr>
-              <w:t>()}}</w:t>
-            </w:r>
-            <w:r>
-              <w:rPr>
-                <w:sz w:val="24"/>
-                <w:szCs w:val="24"/>
-              </w:rPr>
-              <w:br/>
-            </w:r>
-            <w:r>
-              <w:rPr>
-                <w:sz w:val="24"/>
-                <w:szCs w:val="24"/>
-              </w:rPr>
-              <w:t>{{users[0</w:t>
-            </w:r>
-            <w:proofErr w:type="gramStart"/>
-            <w:r>
-              <w:rPr>
-                <w:sz w:val="24"/>
-                <w:szCs w:val="24"/>
-              </w:rPr>
-              <w:t>].</w:t>
-            </w:r>
-            <w:proofErr w:type="spellStart"/>
-            <w:r>
-              <w:rPr>
-                <w:sz w:val="24"/>
-                <w:szCs w:val="24"/>
-              </w:rPr>
-              <w:t>address</w:t>
-            </w:r>
-            <w:proofErr w:type="gramEnd"/>
-            <w:r>
-              <w:rPr>
-                <w:sz w:val="24"/>
-                <w:szCs w:val="24"/>
-              </w:rPr>
-              <w:t>.line_one</w:t>
-            </w:r>
-            <w:proofErr w:type="spellEnd"/>
-            <w:r>
-              <w:rPr>
-                <w:sz w:val="24"/>
-                <w:szCs w:val="24"/>
-              </w:rPr>
-              <w:t>(bare=True)}}</w:t>
-            </w:r>
-            <w:r>
-              <w:rPr>
-                <w:sz w:val="24"/>
-                <w:szCs w:val="24"/>
-              </w:rPr>
-              <w:br/>
-            </w:r>
-            <w:r>
-              <w:rPr>
-                <w:sz w:val="24"/>
-                <w:szCs w:val="24"/>
-              </w:rPr>
-              <w:t>{{users[0</w:t>
-            </w:r>
-            <w:proofErr w:type="gramStart"/>
-            <w:r>
-              <w:rPr>
-                <w:sz w:val="24"/>
-                <w:szCs w:val="24"/>
-              </w:rPr>
-              <w:t>].</w:t>
-            </w:r>
-            <w:proofErr w:type="spellStart"/>
-            <w:r>
-              <w:rPr>
-                <w:sz w:val="24"/>
-                <w:szCs w:val="24"/>
-              </w:rPr>
-              <w:t>address</w:t>
-            </w:r>
-            <w:proofErr w:type="gramEnd"/>
-            <w:r>
-              <w:rPr>
-                <w:sz w:val="24"/>
-                <w:szCs w:val="24"/>
-              </w:rPr>
-              <w:t>.line_</w:t>
-            </w:r>
-            <w:proofErr w:type="gramStart"/>
-            <w:r>
-              <w:rPr>
-                <w:sz w:val="24"/>
-                <w:szCs w:val="24"/>
-              </w:rPr>
-              <w:t>two</w:t>
-            </w:r>
-            <w:proofErr w:type="spellEnd"/>
-            <w:r>
-              <w:rPr>
-                <w:sz w:val="24"/>
-                <w:szCs w:val="24"/>
-              </w:rPr>
-              <w:t>(</w:t>
-            </w:r>
-            <w:proofErr w:type="gramEnd"/>
-            <w:r>
-              <w:rPr>
-                <w:sz w:val="24"/>
-                <w:szCs w:val="24"/>
-              </w:rPr>
-              <w:t>)}}</w:t>
-            </w:r>
-            <w:r>
-              <w:rPr>
-                <w:sz w:val="24"/>
-                <w:szCs w:val="24"/>
-              </w:rPr>
-              <w:br/>
-            </w:r>
-            <w:r>
-              <w:rPr>
-                <w:sz w:val="24"/>
-                <w:szCs w:val="24"/>
-              </w:rPr>
-              <w:t xml:space="preserve">{% if </w:t>
-            </w:r>
-            <w:proofErr w:type="spellStart"/>
-            <w:r>
-              <w:rPr>
-                <w:sz w:val="24"/>
-                <w:szCs w:val="24"/>
-              </w:rPr>
-              <w:t>account_</w:t>
-            </w:r>
-            <w:proofErr w:type="gramStart"/>
-            <w:r>
-              <w:rPr>
-                <w:sz w:val="24"/>
-                <w:szCs w:val="24"/>
-              </w:rPr>
-              <w:t>number</w:t>
-            </w:r>
-            <w:proofErr w:type="spellEnd"/>
-            <w:r>
-              <w:rPr>
-                <w:sz w:val="24"/>
-                <w:szCs w:val="24"/>
-              </w:rPr>
-              <w:t xml:space="preserve"> !</w:t>
-            </w:r>
-            <w:proofErr w:type="gramEnd"/>
-            <w:r>
-              <w:rPr>
-                <w:sz w:val="24"/>
-                <w:szCs w:val="24"/>
-              </w:rPr>
-              <w:t xml:space="preserve">= “” </w:t>
-            </w:r>
-            <w:proofErr w:type="gramStart"/>
-            <w:r>
-              <w:rPr>
-                <w:sz w:val="24"/>
-                <w:szCs w:val="24"/>
-              </w:rPr>
-              <w:t>%}Account</w:t>
-            </w:r>
-            <w:proofErr w:type="gramEnd"/>
-            <w:r>
-              <w:rPr>
-                <w:sz w:val="24"/>
-                <w:szCs w:val="24"/>
-              </w:rPr>
-              <w:t xml:space="preserve"> number: {{</w:t>
-            </w:r>
-            <w:proofErr w:type="spellStart"/>
-            <w:r>
-              <w:rPr>
-                <w:sz w:val="24"/>
-                <w:szCs w:val="24"/>
-              </w:rPr>
-              <w:t>account_number</w:t>
             </w:r>
             <w:proofErr w:type="spellEnd"/>
             <w:proofErr w:type="gramStart"/>
@@ -308,7 +124,14 @@
                 <w:sz w:val="24"/>
                 <w:szCs w:val="24"/>
               </w:rPr>
-              <w:t>}}{</w:t>
+              <w:t>}}</w:t>
+            </w:r>
+            <w:r>
+              <w:rPr>
+                <w:sz w:val="24"/>
+                <w:szCs w:val="24"/>
+              </w:rPr>
+              <w:t>{</w:t>
             </w:r>
             <w:proofErr w:type="gramEnd"/>
             <w:r>
@@ -316,7 +139,191 @@
                 <w:sz w:val="24"/>
                 <w:szCs w:val="24"/>
               </w:rPr>
+              <w:t xml:space="preserve">% else </w:t>
+            </w:r>
+            <w:proofErr w:type="gramStart"/>
+            <w:r>
+              <w:rPr>
+                <w:sz w:val="24"/>
+                <w:szCs w:val="24"/>
+              </w:rPr>
+              <w:t>%}_</w:t>
+            </w:r>
+            <w:proofErr w:type="gramEnd"/>
+            <w:r>
+              <w:rPr>
+                <w:sz w:val="24"/>
+                <w:szCs w:val="24"/>
+              </w:rPr>
+              <w:t>___________</w:t>
+            </w:r>
+            <w:r>
+              <w:rPr>
+                <w:sz w:val="24"/>
+                <w:szCs w:val="24"/>
+              </w:rPr>
+              <w:br/>
+            </w:r>
+            <w:proofErr w:type="gramStart"/>
+            <w:r>
+              <w:rPr>
+                <w:sz w:val="24"/>
+                <w:szCs w:val="24"/>
+              </w:rPr>
+              <w:t>Date{</w:t>
+            </w:r>
+            <w:proofErr w:type="gramEnd"/>
+            <w:r>
+              <w:rPr>
+                <w:sz w:val="24"/>
+                <w:szCs w:val="24"/>
+              </w:rPr>
               <w:t>% endif %}</w:t>
+            </w:r>
+            <w:r>
+              <w:rPr>
+                <w:sz w:val="24"/>
+                <w:szCs w:val="24"/>
+              </w:rPr>
+              <w:br/>
+            </w:r>
+            <w:r>
+              <w:rPr>
+                <w:sz w:val="24"/>
+                <w:szCs w:val="24"/>
+              </w:rPr>
+              <w:br/>
+            </w:r>
+            <w:r>
+              <w:rPr>
+                <w:sz w:val="24"/>
+                <w:szCs w:val="24"/>
+              </w:rPr>
+              <w:t>{{users[0].</w:t>
+            </w:r>
+            <w:proofErr w:type="spellStart"/>
+            <w:r>
+              <w:rPr>
+                <w:sz w:val="24"/>
+                <w:szCs w:val="24"/>
+              </w:rPr>
+              <w:t>name_full</w:t>
+            </w:r>
+            <w:proofErr w:type="spellEnd"/>
+            <w:r>
+              <w:rPr>
+                <w:sz w:val="24"/>
+                <w:szCs w:val="24"/>
+              </w:rPr>
+              <w:t>()}}</w:t>
+            </w:r>
+            <w:r>
+              <w:rPr>
+                <w:sz w:val="24"/>
+                <w:szCs w:val="24"/>
+              </w:rPr>
+              <w:br/>
+            </w:r>
+            <w:r>
+              <w:rPr>
+                <w:sz w:val="24"/>
+                <w:szCs w:val="24"/>
+              </w:rPr>
+              <w:t>{{users[0</w:t>
+            </w:r>
+            <w:proofErr w:type="gramStart"/>
+            <w:r>
+              <w:rPr>
+                <w:sz w:val="24"/>
+                <w:szCs w:val="24"/>
+              </w:rPr>
+              <w:t>].</w:t>
+            </w:r>
+            <w:proofErr w:type="spellStart"/>
+            <w:r>
+              <w:rPr>
+                <w:sz w:val="24"/>
+                <w:szCs w:val="24"/>
+              </w:rPr>
+              <w:t>address</w:t>
+            </w:r>
+            <w:proofErr w:type="gramEnd"/>
+            <w:r>
+              <w:rPr>
+                <w:sz w:val="24"/>
+                <w:szCs w:val="24"/>
+              </w:rPr>
+              <w:t>.line_one</w:t>
+            </w:r>
+            <w:proofErr w:type="spellEnd"/>
+            <w:r>
+              <w:rPr>
+                <w:sz w:val="24"/>
+                <w:szCs w:val="24"/>
+              </w:rPr>
+              <w:t>(bare=True)}}</w:t>
+            </w:r>
+            <w:r>
+              <w:rPr>
+                <w:sz w:val="24"/>
+                <w:szCs w:val="24"/>
+              </w:rPr>
+              <w:br/>
+            </w:r>
+            <w:r>
+              <w:rPr>
+                <w:sz w:val="24"/>
+                <w:szCs w:val="24"/>
+              </w:rPr>
+              <w:t>{{users[0</w:t>
+            </w:r>
+            <w:proofErr w:type="gramStart"/>
+            <w:r>
+              <w:rPr>
+                <w:sz w:val="24"/>
+                <w:szCs w:val="24"/>
+              </w:rPr>
+              <w:t>].</w:t>
+            </w:r>
+            <w:proofErr w:type="spellStart"/>
+            <w:r>
+              <w:rPr>
+                <w:sz w:val="24"/>
+                <w:szCs w:val="24"/>
+              </w:rPr>
+              <w:t>address</w:t>
+            </w:r>
+            <w:proofErr w:type="gramEnd"/>
+            <w:r>
+              <w:rPr>
+                <w:sz w:val="24"/>
+                <w:szCs w:val="24"/>
+              </w:rPr>
+              <w:t>.line_</w:t>
+            </w:r>
+            <w:proofErr w:type="gramStart"/>
+            <w:r>
+              <w:rPr>
+                <w:sz w:val="24"/>
+                <w:szCs w:val="24"/>
+              </w:rPr>
+              <w:t>two</w:t>
+            </w:r>
+            <w:proofErr w:type="spellEnd"/>
+            <w:r>
+              <w:rPr>
+                <w:sz w:val="24"/>
+                <w:szCs w:val="24"/>
+              </w:rPr>
+              <w:t>(</w:t>
+            </w:r>
+            <w:proofErr w:type="gramEnd"/>
+            <w:r>
+              <w:rPr>
+                <w:sz w:val="24"/>
+                <w:szCs w:val="24"/>
+              </w:rPr>
+              <w:t>)}}</w:t>
             </w:r>
           </w:p>
         </w:tc>
@@ -869,43 +876,7 @@
         <w:rPr>
           <w:color w:val="000000"/>
         </w:rPr>
-        <w:t xml:space="preserve"> mailing address can be found above, and additional contact information can be found below my </w:t>
-      </w:r>
-      <w:proofErr w:type="gramStart"/>
-      <w:r>
-        <w:rPr>
-          <w:color w:val="000000"/>
-        </w:rPr>
-        <w:t>signature.{</w:t>
-      </w:r>
-      <w:proofErr w:type="gramEnd"/>
-      <w:r>
-        <w:rPr>
-          <w:color w:val="000000"/>
-        </w:rPr>
-        <w:t xml:space="preserve">% </w:t>
-      </w:r>
-      <w:proofErr w:type="gramStart"/>
-      <w:r>
-        <w:rPr>
-          <w:color w:val="000000"/>
-        </w:rPr>
-        <w:t>endif %}</w:t>
-      </w:r>
-      <w:proofErr w:type="gramEnd"/>
-    </w:p>
-    <w:p>
-      <w:pPr>
-        <w:pStyle w:val="NormalWeb"/>
-        <w:keepNext/>
-        <w:spacing w:before="300" w:beforeAutospacing="0" w:after="160" w:afterAutospacing="0"/>
-      </w:pPr>
-      <w:r>
-        <w:rPr>
-          <w:color w:val="000000"/>
-        </w:rPr>
-        <w:lastRenderedPageBreak/>
-        <w:t>Thank you for your immediate attention to this matter.</w:t>
+        <w:t xml:space="preserve"> mailing address can be found above, and additional contact information can be found below my signature.{% endif %}</w:t>
       </w:r>
     </w:p>
     <w:p>
@@ -915,6 +886,7 @@
         <w:spacing w:after="0" w:afterAutospacing="0"/>
       </w:pPr>
       <w:r>
+        <w:lastRenderedPageBreak/>
         <w:t xml:space="preserve">Sincerely, </w:t>
       </w:r>
     </w:p>

--- a/docassemble/ReturnCarProperty/data/templates/request_property_in_car_letter.docx
+++ b/docassemble/ReturnCarProperty/data/templates/request_property_in_car_letter.docx
@@ -68,94 +68,21 @@
                 <w:sz w:val="24"/>
                 <w:szCs w:val="24"/>
               </w:rPr>
-              <w:t xml:space="preserve">{% if </w:t>
-            </w:r>
-            <w:proofErr w:type="spellStart"/>
-            <w:r>
-              <w:rPr>
-                <w:sz w:val="24"/>
-                <w:szCs w:val="24"/>
-              </w:rPr>
-              <w:t>know_repo_company</w:t>
-            </w:r>
-            <w:proofErr w:type="spellEnd"/>
-            <w:r>
-              <w:rPr>
-                <w:sz w:val="24"/>
-                <w:szCs w:val="24"/>
-              </w:rPr>
-              <w:t xml:space="preserve"> </w:t>
-            </w:r>
-            <w:proofErr w:type="gramStart"/>
-            <w:r>
-              <w:rPr>
-                <w:sz w:val="24"/>
-                <w:szCs w:val="24"/>
-              </w:rPr>
-              <w:t>%}</w:t>
+              <w:t>{% if know_repo_company %}</w:t>
             </w:r>
             <w:r>
               <w:rPr>
                 <w:sz w:val="24"/>
                 <w:szCs w:val="24"/>
               </w:rPr>
-              <w:t>{</w:t>
-            </w:r>
-            <w:proofErr w:type="gramEnd"/>
-            <w:r>
-              <w:rPr>
-                <w:sz w:val="24"/>
-                <w:szCs w:val="24"/>
-              </w:rPr>
-              <w:t>{</w:t>
-            </w:r>
-            <w:proofErr w:type="spellStart"/>
-            <w:r>
-              <w:rPr>
-                <w:sz w:val="24"/>
-                <w:szCs w:val="24"/>
-              </w:rPr>
-              <w:t>letter_date</w:t>
-            </w:r>
-            <w:proofErr w:type="spellEnd"/>
-            <w:proofErr w:type="gramStart"/>
-            <w:r>
-              <w:rPr>
-                <w:sz w:val="24"/>
-                <w:szCs w:val="24"/>
-              </w:rPr>
-              <w:t>}}</w:t>
+              <w:t>{{letter_date}}</w:t>
             </w:r>
             <w:r>
               <w:rPr>
                 <w:sz w:val="24"/>
                 <w:szCs w:val="24"/>
               </w:rPr>
-              <w:t>{</w:t>
-            </w:r>
-            <w:proofErr w:type="gramEnd"/>
-            <w:r>
-              <w:rPr>
-                <w:sz w:val="24"/>
-                <w:szCs w:val="24"/>
-              </w:rPr>
-              <w:t xml:space="preserve">% else </w:t>
-            </w:r>
-            <w:proofErr w:type="gramStart"/>
-            <w:r>
-              <w:rPr>
-                <w:sz w:val="24"/>
-                <w:szCs w:val="24"/>
-              </w:rPr>
-              <w:t>%}_</w:t>
-            </w:r>
-            <w:proofErr w:type="gramEnd"/>
-            <w:r>
-              <w:rPr>
-                <w:sz w:val="24"/>
-                <w:szCs w:val="24"/>
-              </w:rPr>
-              <w:t>___________</w:t>
+              <w:t>{% else %}____________</w:t>
             </w:r>
             <w:r>
               <w:rPr>
@@ -164,21 +91,12 @@
               </w:rPr>
               <w:br/>
             </w:r>
-            <w:proofErr w:type="gramStart"/>
             <w:r>
               <w:rPr>
                 <w:sz w:val="24"/>
                 <w:szCs w:val="24"/>
               </w:rPr>
-              <w:t>Date{</w:t>
-            </w:r>
-            <w:proofErr w:type="gramEnd"/>
-            <w:r>
-              <w:rPr>
-                <w:sz w:val="24"/>
-                <w:szCs w:val="24"/>
-              </w:rPr>
-              <w:t>% endif %}</w:t>
+              <w:t>Date{% endif %}</w:t>
             </w:r>
             <w:r>
               <w:rPr>
@@ -199,23 +117,7 @@
                 <w:sz w:val="24"/>
                 <w:szCs w:val="24"/>
               </w:rPr>
-              <w:t>{{users[0].</w:t>
-            </w:r>
-            <w:proofErr w:type="spellStart"/>
-            <w:r>
-              <w:rPr>
-                <w:sz w:val="24"/>
-                <w:szCs w:val="24"/>
-              </w:rPr>
-              <w:t>name_full</w:t>
-            </w:r>
-            <w:proofErr w:type="spellEnd"/>
-            <w:r>
-              <w:rPr>
-                <w:sz w:val="24"/>
-                <w:szCs w:val="24"/>
-              </w:rPr>
-              <w:t>()}}</w:t>
+              <w:t>{{users[0].name_full()}}</w:t>
             </w:r>
             <w:r>
               <w:rPr>
@@ -229,39 +131,7 @@
                 <w:sz w:val="24"/>
                 <w:szCs w:val="24"/>
               </w:rPr>
-              <w:t>{{users[0</w:t>
-            </w:r>
-            <w:proofErr w:type="gramStart"/>
-            <w:r>
-              <w:rPr>
-                <w:sz w:val="24"/>
-                <w:szCs w:val="24"/>
-              </w:rPr>
-              <w:t>].</w:t>
-            </w:r>
-            <w:proofErr w:type="spellStart"/>
-            <w:r>
-              <w:rPr>
-                <w:sz w:val="24"/>
-                <w:szCs w:val="24"/>
-              </w:rPr>
-              <w:t>address</w:t>
-            </w:r>
-            <w:proofErr w:type="gramEnd"/>
-            <w:r>
-              <w:rPr>
-                <w:sz w:val="24"/>
-                <w:szCs w:val="24"/>
-              </w:rPr>
-              <w:t>.line_one</w:t>
-            </w:r>
-            <w:proofErr w:type="spellEnd"/>
-            <w:r>
-              <w:rPr>
-                <w:sz w:val="24"/>
-                <w:szCs w:val="24"/>
-              </w:rPr>
-              <w:t>(bare=True)}}</w:t>
+              <w:t>{{users[0].address.line_one(bare=True)}}</w:t>
             </w:r>
             <w:r>
               <w:rPr>
@@ -275,55 +145,7 @@
                 <w:sz w:val="24"/>
                 <w:szCs w:val="24"/>
               </w:rPr>
-              <w:t>{{users[0</w:t>
-            </w:r>
-            <w:proofErr w:type="gramStart"/>
-            <w:r>
-              <w:rPr>
-                <w:sz w:val="24"/>
-                <w:szCs w:val="24"/>
-              </w:rPr>
-              <w:t>].</w:t>
-            </w:r>
-            <w:proofErr w:type="spellStart"/>
-            <w:r>
-              <w:rPr>
-                <w:sz w:val="24"/>
-                <w:szCs w:val="24"/>
-              </w:rPr>
-              <w:t>address</w:t>
-            </w:r>
-            <w:proofErr w:type="gramEnd"/>
-            <w:r>
-              <w:rPr>
-                <w:sz w:val="24"/>
-                <w:szCs w:val="24"/>
-              </w:rPr>
-              <w:t>.line_</w:t>
-            </w:r>
-            <w:proofErr w:type="gramStart"/>
-            <w:r>
-              <w:rPr>
-                <w:sz w:val="24"/>
-                <w:szCs w:val="24"/>
-              </w:rPr>
-              <w:t>two</w:t>
-            </w:r>
-            <w:proofErr w:type="spellEnd"/>
-            <w:r>
-              <w:rPr>
-                <w:sz w:val="24"/>
-                <w:szCs w:val="24"/>
-              </w:rPr>
-              <w:t>(</w:t>
-            </w:r>
-            <w:proofErr w:type="gramEnd"/>
-            <w:r>
-              <w:rPr>
-                <w:sz w:val="24"/>
-                <w:szCs w:val="24"/>
-              </w:rPr>
-              <w:t>)}}</w:t>
+              <w:t>{{users[0].address.line_two()}}</w:t>
             </w:r>
           </w:p>
         </w:tc>
@@ -332,31 +154,19 @@
     <w:p>
       <w:pPr>
         <w:pStyle w:val="NormalWeb"/>
+        <w:spacing w:after="240" w:afterAutospacing="0"/>
       </w:pPr>
       <w:r>
-        <w:t xml:space="preserve">{% if </w:t>
-      </w:r>
-      <w:proofErr w:type="spellStart"/>
-      <w:r>
-        <w:t>know_repo_company</w:t>
-      </w:r>
-      <w:proofErr w:type="spellEnd"/>
-      <w:r>
-        <w:t xml:space="preserve"> %}</w:t>
+        <w:t>{% if know_repo_company %}</w:t>
       </w:r>
       <w:r>
         <w:t>{{</w:t>
       </w:r>
-      <w:proofErr w:type="spellStart"/>
       <w:r>
         <w:t>repo_</w:t>
       </w:r>
       <w:r>
-        <w:t>company.name.first</w:t>
-      </w:r>
-      <w:proofErr w:type="spellEnd"/>
-      <w:r>
-        <w:t>}}</w:t>
+        <w:t>company.name.first}}</w:t>
       </w:r>
       <w:r>
         <w:t>{% else %}___________________________{% endif %}</w:t>
@@ -365,29 +175,16 @@
         <w:br/>
       </w:r>
       <w:r>
-        <w:t xml:space="preserve">{% if </w:t>
-      </w:r>
-      <w:proofErr w:type="spellStart"/>
-      <w:r>
-        <w:t>know_repo_company</w:t>
-      </w:r>
-      <w:proofErr w:type="spellEnd"/>
-      <w:r>
-        <w:t xml:space="preserve"> %}</w:t>
+        <w:t>{% if know_repo_company %}</w:t>
       </w:r>
       <w:r>
         <w:t>{{</w:t>
       </w:r>
-      <w:proofErr w:type="spellStart"/>
       <w:r>
         <w:t>repo_</w:t>
       </w:r>
       <w:r>
-        <w:t>company.address.line_one</w:t>
-      </w:r>
-      <w:proofErr w:type="spellEnd"/>
-      <w:r>
-        <w:t>(bare=True)}}</w:t>
+        <w:t>company.address.line_one(bare=True)}}</w:t>
       </w:r>
       <w:r>
         <w:t>{% else %}___________________________{% endif %}</w:t>
@@ -396,32 +193,32 @@
         <w:br/>
       </w:r>
       <w:r>
-        <w:t xml:space="preserve">{% if </w:t>
-      </w:r>
-      <w:proofErr w:type="spellStart"/>
-      <w:r>
-        <w:t>know_repo_company</w:t>
-      </w:r>
-      <w:proofErr w:type="spellEnd"/>
-      <w:r>
-        <w:t xml:space="preserve"> %}</w:t>
+        <w:t>{% if know_repo_company %}</w:t>
       </w:r>
       <w:r>
         <w:t>{{</w:t>
       </w:r>
-      <w:proofErr w:type="spellStart"/>
       <w:r>
         <w:t>repo_</w:t>
       </w:r>
       <w:r>
-        <w:t>company.address.line_two</w:t>
-      </w:r>
-      <w:proofErr w:type="spellEnd"/>
-      <w:r>
-        <w:t>()}}</w:t>
-      </w:r>
-      <w:r>
-        <w:t>{% else %}___________________________{% endif %}</w:t>
+        <w:t>company.address.line_two()}}</w:t>
+      </w:r>
+      <w:r>
+        <w:t>{% else %}___________________________</w:t>
+      </w:r>
+      <w:r>
+        <w:br/>
+      </w:r>
+      <w:r>
+        <w:rPr>
+          <w:sz w:val="16"/>
+          <w:szCs w:val="16"/>
+        </w:rPr>
+        <w:t>Name and address of repossession company</w:t>
+      </w:r>
+      <w:r>
+        <w:t>{% endif %}</w:t>
       </w:r>
     </w:p>
     <w:p>
@@ -432,7 +229,25 @@
         <w:t xml:space="preserve">Re: </w:t>
       </w:r>
       <w:r>
-        <w:t xml:space="preserve">Request for Inventory of Personal Property under the Illinois Collateral Recovery </w:t>
+        <w:t xml:space="preserve">Request for </w:t>
+      </w:r>
+      <w:r>
+        <w:t>i</w:t>
+      </w:r>
+      <w:r>
+        <w:t xml:space="preserve">nventory of </w:t>
+      </w:r>
+      <w:r>
+        <w:t>p</w:t>
+      </w:r>
+      <w:r>
+        <w:t xml:space="preserve">ersonal </w:t>
+      </w:r>
+      <w:r>
+        <w:t>p</w:t>
+      </w:r>
+      <w:r>
+        <w:t xml:space="preserve">roperty under the Illinois Collateral Recovery </w:t>
       </w:r>
       <w:r>
         <w:t>Act</w:t>
@@ -442,38 +257,15 @@
       <w:pPr>
         <w:pStyle w:val="NormalWeb"/>
       </w:pPr>
-      <w:proofErr w:type="gramStart"/>
       <w:r>
         <w:t xml:space="preserve">Dear </w:t>
       </w:r>
       <w:r>
-        <w:t>{%</w:t>
-      </w:r>
-      <w:proofErr w:type="gramEnd"/>
-      <w:r>
-        <w:t xml:space="preserve"> if </w:t>
-      </w:r>
-      <w:proofErr w:type="spellStart"/>
-      <w:r>
-        <w:t>know_repo_company</w:t>
-      </w:r>
-      <w:proofErr w:type="spellEnd"/>
-      <w:r>
-        <w:t xml:space="preserve"> </w:t>
-      </w:r>
-      <w:proofErr w:type="gramStart"/>
-      <w:r>
-        <w:t>%}</w:t>
-      </w:r>
-      <w:r>
-        <w:t>{</w:t>
-      </w:r>
-      <w:proofErr w:type="gramEnd"/>
-      <w:r>
-        <w:t>{</w:t>
-      </w:r>
-      <w:proofErr w:type="spellStart"/>
-      <w:proofErr w:type="gramStart"/>
+        <w:t>{% if know_repo_company %}</w:t>
+      </w:r>
+      <w:r>
+        <w:t>{{</w:t>
+      </w:r>
       <w:r>
         <w:t>repo</w:t>
       </w:r>
@@ -481,40 +273,11 @@
         <w:t>_</w:t>
       </w:r>
       <w:r>
-        <w:t>company.name.first</w:t>
-      </w:r>
-      <w:proofErr w:type="spellEnd"/>
-      <w:r>
-        <w:t>}}</w:t>
-      </w:r>
-      <w:r>
-        <w:t>{</w:t>
-      </w:r>
-      <w:proofErr w:type="gramEnd"/>
-      <w:r>
-        <w:t xml:space="preserve">% else </w:t>
-      </w:r>
-      <w:proofErr w:type="gramStart"/>
-      <w:r>
-        <w:t>%}_</w:t>
-      </w:r>
-      <w:proofErr w:type="gramEnd"/>
-      <w:r>
-        <w:t>_________________________</w:t>
-      </w:r>
-      <w:proofErr w:type="gramStart"/>
-      <w:r>
-        <w:t>_{</w:t>
-      </w:r>
-      <w:proofErr w:type="gramEnd"/>
-      <w:r>
-        <w:t xml:space="preserve">% </w:t>
-      </w:r>
-      <w:proofErr w:type="gramStart"/>
-      <w:r>
-        <w:t>endif %}</w:t>
-      </w:r>
-      <w:proofErr w:type="gramEnd"/>
+        <w:t>company.name.first}}</w:t>
+      </w:r>
+      <w:r>
+        <w:t>{% else %}___________________________{% endif %}</w:t>
+      </w:r>
       <w:r>
         <w:t>:</w:t>
       </w:r>
@@ -536,130 +299,73 @@
         <w:t xml:space="preserve">, </w:t>
       </w:r>
       <w:r>
-        <w:t>a {{</w:t>
-      </w:r>
-      <w:proofErr w:type="spellStart"/>
-      <w:r>
-        <w:t>car_year</w:t>
-      </w:r>
-      <w:proofErr w:type="spellEnd"/>
-      <w:r>
-        <w:t>}} {{</w:t>
-      </w:r>
-      <w:proofErr w:type="spellStart"/>
-      <w:r>
-        <w:t>car_make</w:t>
-      </w:r>
-      <w:proofErr w:type="spellEnd"/>
-      <w:r>
-        <w:t xml:space="preserve">}} </w:t>
+        <w:t xml:space="preserve">a {{car_year}} {{car_make}} </w:t>
+      </w:r>
+      <w:r>
+        <w:t>{{car_model}}</w:t>
+      </w:r>
+      <w:r>
+        <w:t>.</w:t>
+      </w:r>
+      <w:r>
+        <w:t xml:space="preserve"> </w:t>
+      </w:r>
+      <w:r>
+        <w:t xml:space="preserve">It was repossessed on or </w:t>
+      </w:r>
+      <w:r>
+        <w:t xml:space="preserve">about </w:t>
+      </w:r>
+      <w:r>
+        <w:t>{{repo_date}}</w:t>
+      </w:r>
+      <w:r>
+        <w:t>.</w:t>
+      </w:r>
+      <w:r>
+        <w:t xml:space="preserve"> </w:t>
+      </w:r>
+      <w:r>
+        <w:t xml:space="preserve">The car </w:t>
+      </w:r>
+      <w:r>
+        <w:t xml:space="preserve">contained </w:t>
+      </w:r>
+      <w:r>
+        <w:t>{{comma_and_list(</w:t>
+      </w:r>
+      <w:r>
+        <w:t>items</w:t>
+      </w:r>
+      <w:r>
+        <w:t>)}}</w:t>
+      </w:r>
+      <w:r>
+        <w:t>.</w:t>
+      </w:r>
+      <w:r>
+        <w:t>{% if know_repo_company %}</w:t>
+      </w:r>
+      <w:r>
+        <w:t xml:space="preserve">{% if </w:t>
+      </w:r>
+      <w:r>
+        <w:t>repo_company.</w:t>
+      </w:r>
+      <w:r>
+        <w:t xml:space="preserve">account_number != “” %} </w:t>
+      </w:r>
+      <w:r>
+        <w:t xml:space="preserve">My account number is </w:t>
       </w:r>
       <w:r>
         <w:t>{{</w:t>
       </w:r>
-      <w:proofErr w:type="spellStart"/>
-      <w:r>
-        <w:t>car_model</w:t>
-      </w:r>
-      <w:proofErr w:type="spellEnd"/>
-      <w:r>
-        <w:t>}}</w:t>
-      </w:r>
-      <w:r>
-        <w:t>.</w:t>
-      </w:r>
-      <w:r>
-        <w:t xml:space="preserve"> </w:t>
-      </w:r>
-      <w:r>
-        <w:t xml:space="preserve">It was repossessed on or </w:t>
-      </w:r>
-      <w:r>
-        <w:t xml:space="preserve">about </w:t>
-      </w:r>
-      <w:r>
-        <w:t>{{</w:t>
-      </w:r>
-      <w:proofErr w:type="spellStart"/>
-      <w:r>
-        <w:t>repo_</w:t>
-      </w:r>
-      <w:proofErr w:type="gramStart"/>
-      <w:r>
-        <w:t>date</w:t>
-      </w:r>
-      <w:proofErr w:type="spellEnd"/>
-      <w:r>
-        <w:t>}}</w:t>
-      </w:r>
-      <w:r>
-        <w:t>.</w:t>
-      </w:r>
-      <w:proofErr w:type="gramEnd"/>
-      <w:r>
-        <w:t xml:space="preserve"> </w:t>
-      </w:r>
-      <w:r>
-        <w:t xml:space="preserve">The car </w:t>
-      </w:r>
-      <w:r>
-        <w:t xml:space="preserve">contained </w:t>
-      </w:r>
-      <w:r>
-        <w:t>{{</w:t>
-      </w:r>
-      <w:proofErr w:type="spellStart"/>
-      <w:r>
-        <w:t>comma_and_list</w:t>
-      </w:r>
-      <w:proofErr w:type="spellEnd"/>
-      <w:r>
-        <w:t>(</w:t>
-      </w:r>
-      <w:r>
-        <w:t>items</w:t>
-      </w:r>
-      <w:r>
-        <w:t>)}}</w:t>
-      </w:r>
-      <w:r>
-        <w:t>.</w:t>
-      </w:r>
-      <w:r>
-        <w:t xml:space="preserve">{% if </w:t>
-      </w:r>
-      <w:proofErr w:type="spellStart"/>
-      <w:r>
-        <w:t>know_repo_company</w:t>
-      </w:r>
-      <w:proofErr w:type="spellEnd"/>
-      <w:r>
-        <w:t xml:space="preserve"> %}</w:t>
-      </w:r>
-      <w:r>
-        <w:t xml:space="preserve">{% if </w:t>
-      </w:r>
-      <w:proofErr w:type="spellStart"/>
-      <w:r>
-        <w:t>account_number</w:t>
-      </w:r>
-      <w:proofErr w:type="spellEnd"/>
-      <w:r>
-        <w:t xml:space="preserve"> != “” %} </w:t>
-      </w:r>
-      <w:r>
-        <w:t xml:space="preserve">My account number is </w:t>
-      </w:r>
-      <w:r>
-        <w:t>{{</w:t>
-      </w:r>
-      <w:proofErr w:type="spellStart"/>
-      <w:r>
-        <w:t>account_number</w:t>
-      </w:r>
-      <w:proofErr w:type="spellEnd"/>
-      <w:r>
-        <w:t>}}.</w:t>
+      <w:r>
+        <w:t>repo_company.</w:t>
+      </w:r>
+      <w:r>
+        <w:t>account_number}}.</w:t>
       </w:r>
       <w:r>
         <w:t>{% endif %}</w:t>
@@ -683,21 +389,7 @@
         <w:rPr>
           <w:color w:val="000000"/>
         </w:rPr>
-        <w:t xml:space="preserve">Per the Act, your company must provide a written inventory of all personal items found in the car. This inventory </w:t>
-      </w:r>
-      <w:proofErr w:type="gramStart"/>
-      <w:r>
-        <w:rPr>
-          <w:color w:val="000000"/>
-        </w:rPr>
-        <w:t>must  be</w:t>
-      </w:r>
-      <w:proofErr w:type="gramEnd"/>
-      <w:r>
-        <w:rPr>
-          <w:color w:val="000000"/>
-        </w:rPr>
-        <w:t xml:space="preserve"> given to me within a reasonable time frame. This helps ensure my property is protected and safely returned</w:t>
+        <w:t>Per the Act, your company must provide a written inventory of all personal items found in the car. This inventory must  be given to me within a reasonable time frame. This helps ensure my property is protected and safely returned</w:t>
       </w:r>
       <w:r>
         <w:rPr>
@@ -742,7 +434,31 @@
         <w:rPr>
           <w:color w:val="000000"/>
         </w:rPr>
-        <w:t>Your prompt attention to this matter is required by law. If I do not hear back within 5 business days, I will consider further legal options. I could file a complaint with the appropriate state regulatory bodies and seek legal counsel</w:t>
+        <w:t xml:space="preserve">Your prompt attention to this matter is required by law. If I do not hear back within </w:t>
+      </w:r>
+      <w:r>
+        <w:rPr>
+          <w:color w:val="000000"/>
+        </w:rPr>
+        <w:t>five (</w:t>
+      </w:r>
+      <w:r>
+        <w:rPr>
+          <w:color w:val="000000"/>
+        </w:rPr>
+        <w:t>5</w:t>
+      </w:r>
+      <w:r>
+        <w:rPr>
+          <w:color w:val="000000"/>
+        </w:rPr>
+        <w:t>)</w:t>
+      </w:r>
+      <w:r>
+        <w:rPr>
+          <w:color w:val="000000"/>
+        </w:rPr>
+        <w:t xml:space="preserve"> business days, I will consider further legal options. I could file a complaint with the appropriate state regulatory bodies and seek legal counsel</w:t>
       </w:r>
       <w:r>
         <w:rPr>
@@ -760,123 +476,25 @@
         <w:rPr>
           <w:color w:val="000000"/>
         </w:rPr>
-        <w:t xml:space="preserve">{% if </w:t>
-      </w:r>
-      <w:proofErr w:type="gramStart"/>
+        <w:t>{% if users[0].phone_number == “” and users[0].email == “” %}</w:t>
+      </w:r>
       <w:r>
         <w:rPr>
           <w:color w:val="000000"/>
         </w:rPr>
-        <w:t>users[</w:t>
-      </w:r>
-      <w:proofErr w:type="gramEnd"/>
+        <w:t>Please address your reply to the mailing address above</w:t>
+      </w:r>
       <w:r>
         <w:rPr>
           <w:color w:val="000000"/>
         </w:rPr>
-        <w:t>0</w:t>
-      </w:r>
-      <w:proofErr w:type="gramStart"/>
+        <w:t>.</w:t>
+      </w:r>
       <w:r>
         <w:rPr>
           <w:color w:val="000000"/>
         </w:rPr>
-        <w:t>].</w:t>
-      </w:r>
-      <w:proofErr w:type="spellStart"/>
-      <w:r>
-        <w:rPr>
-          <w:color w:val="000000"/>
-        </w:rPr>
-        <w:t>phone</w:t>
-      </w:r>
-      <w:proofErr w:type="gramEnd"/>
-      <w:r>
-        <w:rPr>
-          <w:color w:val="000000"/>
-        </w:rPr>
-        <w:t>_number</w:t>
-      </w:r>
-      <w:proofErr w:type="spellEnd"/>
-      <w:r>
-        <w:rPr>
-          <w:color w:val="000000"/>
-        </w:rPr>
-        <w:t xml:space="preserve"> == “” and </w:t>
-      </w:r>
-      <w:proofErr w:type="gramStart"/>
-      <w:r>
-        <w:rPr>
-          <w:color w:val="000000"/>
-        </w:rPr>
-        <w:t>users[</w:t>
-      </w:r>
-      <w:proofErr w:type="gramEnd"/>
-      <w:r>
-        <w:rPr>
-          <w:color w:val="000000"/>
-        </w:rPr>
-        <w:t>0</w:t>
-      </w:r>
-      <w:proofErr w:type="gramStart"/>
-      <w:r>
-        <w:rPr>
-          <w:color w:val="000000"/>
-        </w:rPr>
-        <w:t>].email</w:t>
-      </w:r>
-      <w:proofErr w:type="gramEnd"/>
-      <w:r>
-        <w:rPr>
-          <w:color w:val="000000"/>
-        </w:rPr>
-        <w:t xml:space="preserve"> == “” </w:t>
-      </w:r>
-      <w:proofErr w:type="gramStart"/>
-      <w:r>
-        <w:rPr>
-          <w:color w:val="000000"/>
-        </w:rPr>
-        <w:t>%}</w:t>
-      </w:r>
-      <w:r>
-        <w:rPr>
-          <w:color w:val="000000"/>
-        </w:rPr>
-        <w:t>Please</w:t>
-      </w:r>
-      <w:proofErr w:type="gramEnd"/>
-      <w:r>
-        <w:rPr>
-          <w:color w:val="000000"/>
-        </w:rPr>
-        <w:t xml:space="preserve"> address your reply to the mailing address above</w:t>
-      </w:r>
-      <w:r>
-        <w:rPr>
-          <w:color w:val="000000"/>
-        </w:rPr>
-        <w:t>.</w:t>
-      </w:r>
-      <w:r>
-        <w:rPr>
-          <w:color w:val="000000"/>
-        </w:rPr>
-        <w:t xml:space="preserve"> {% else </w:t>
-      </w:r>
-      <w:proofErr w:type="gramStart"/>
-      <w:r>
-        <w:rPr>
-          <w:color w:val="000000"/>
-        </w:rPr>
-        <w:t>%}My</w:t>
-      </w:r>
-      <w:proofErr w:type="gramEnd"/>
-      <w:r>
-        <w:rPr>
-          <w:color w:val="000000"/>
-        </w:rPr>
-        <w:t xml:space="preserve"> mailing address can be found above, and additional contact information can be found below my signature.{% endif %}</w:t>
+        <w:t xml:space="preserve"> {% else %}My mailing address can be found above, and additional contact information can be found below my signature.{% endif %}</w:t>
       </w:r>
     </w:p>
     <w:p>
@@ -914,63 +532,7 @@
         </w:rPr>
       </w:pPr>
       <w:r>
-        <w:t>{{users[0].</w:t>
-      </w:r>
-      <w:proofErr w:type="spellStart"/>
-      <w:r>
-        <w:t>name_</w:t>
-      </w:r>
-      <w:proofErr w:type="gramStart"/>
-      <w:r>
-        <w:t>full</w:t>
-      </w:r>
-      <w:proofErr w:type="spellEnd"/>
-      <w:r>
-        <w:t>(</w:t>
-      </w:r>
-      <w:proofErr w:type="gramEnd"/>
-      <w:r>
-        <w:t>)</w:t>
-      </w:r>
-      <w:proofErr w:type="gramStart"/>
-      <w:r>
-        <w:t>}}{</w:t>
-      </w:r>
-      <w:proofErr w:type="gramEnd"/>
-      <w:r>
-        <w:t xml:space="preserve">% if </w:t>
-      </w:r>
-      <w:proofErr w:type="gramStart"/>
-      <w:r>
-        <w:t>users[</w:t>
-      </w:r>
-      <w:proofErr w:type="gramEnd"/>
-      <w:r>
-        <w:t>0</w:t>
-      </w:r>
-      <w:proofErr w:type="gramStart"/>
-      <w:r>
-        <w:t>].</w:t>
-      </w:r>
-      <w:proofErr w:type="spellStart"/>
-      <w:r>
-        <w:t>phone</w:t>
-      </w:r>
-      <w:proofErr w:type="gramEnd"/>
-      <w:r>
-        <w:t>_</w:t>
-      </w:r>
-      <w:proofErr w:type="gramStart"/>
-      <w:r>
-        <w:t>number</w:t>
-      </w:r>
-      <w:proofErr w:type="spellEnd"/>
-      <w:r>
-        <w:t xml:space="preserve"> !</w:t>
-      </w:r>
-      <w:proofErr w:type="gramEnd"/>
-      <w:r>
-        <w:t>= “” %}</w:t>
+        <w:t>{{users[0].name_full()}}{% if users[0].phone_number != “” %}</w:t>
       </w:r>
       <w:r>
         <w:rPr>
@@ -983,102 +545,25 @@
         <w:rPr>
           <w:color w:val="000000"/>
         </w:rPr>
-        <w:t>{{</w:t>
-      </w:r>
-      <w:proofErr w:type="spellStart"/>
+        <w:t>{{phone_number_forma</w:t>
+      </w:r>
       <w:r>
         <w:rPr>
           <w:color w:val="000000"/>
         </w:rPr>
-        <w:t>phone_number_forma</w:t>
+        <w:t>t</w:t>
       </w:r>
       <w:r>
         <w:rPr>
           <w:color w:val="000000"/>
         </w:rPr>
-        <w:t>t</w:t>
-      </w:r>
-      <w:r>
-        <w:rPr>
-          <w:color w:val="000000"/>
-        </w:rPr>
-        <w:t>ted</w:t>
-      </w:r>
-      <w:proofErr w:type="spellEnd"/>
-      <w:r>
-        <w:rPr>
-          <w:color w:val="000000"/>
-        </w:rPr>
-        <w:t>(users[0</w:t>
-      </w:r>
-      <w:proofErr w:type="gramStart"/>
-      <w:r>
-        <w:rPr>
-          <w:color w:val="000000"/>
-        </w:rPr>
-        <w:t>].</w:t>
-      </w:r>
-      <w:proofErr w:type="spellStart"/>
-      <w:r>
-        <w:rPr>
-          <w:color w:val="000000"/>
-        </w:rPr>
-        <w:t>phone</w:t>
-      </w:r>
-      <w:proofErr w:type="gramEnd"/>
-      <w:r>
-        <w:rPr>
-          <w:color w:val="000000"/>
-        </w:rPr>
-        <w:t>_number</w:t>
-      </w:r>
-      <w:proofErr w:type="spellEnd"/>
-      <w:r>
-        <w:rPr>
-          <w:color w:val="000000"/>
-        </w:rPr>
-        <w:t>)</w:t>
-      </w:r>
-      <w:proofErr w:type="gramStart"/>
-      <w:r>
-        <w:rPr>
-          <w:color w:val="000000"/>
-        </w:rPr>
-        <w:t>}}</w:t>
-      </w:r>
-      <w:r>
-        <w:t>{</w:t>
-      </w:r>
-      <w:proofErr w:type="gramEnd"/>
-      <w:r>
-        <w:t xml:space="preserve">% endif </w:t>
-      </w:r>
-      <w:proofErr w:type="gramStart"/>
-      <w:r>
-        <w:t>%}{</w:t>
-      </w:r>
-      <w:proofErr w:type="gramEnd"/>
-      <w:r>
-        <w:t xml:space="preserve">% if </w:t>
-      </w:r>
-      <w:proofErr w:type="gramStart"/>
-      <w:r>
-        <w:t>users[</w:t>
-      </w:r>
-      <w:proofErr w:type="gramEnd"/>
-      <w:r>
-        <w:t>0</w:t>
-      </w:r>
-      <w:proofErr w:type="gramStart"/>
-      <w:r>
-        <w:t>].</w:t>
-      </w:r>
-      <w:r>
-        <w:t>email !=</w:t>
-      </w:r>
-      <w:proofErr w:type="gramEnd"/>
-      <w:r>
-        <w:t xml:space="preserve"> “”</w:t>
+        <w:t>ted(users[0].phone_number)}}</w:t>
+      </w:r>
+      <w:r>
+        <w:t>{% endif %}{% if users[0].</w:t>
+      </w:r>
+      <w:r>
+        <w:t>email != “”</w:t>
       </w:r>
       <w:r>
         <w:t xml:space="preserve"> %}</w:t>
@@ -1091,15 +576,7 @@
         <w:br/>
       </w:r>
       <w:r>
-        <w:t>{{users[0</w:t>
-      </w:r>
-      <w:proofErr w:type="gramStart"/>
-      <w:r>
-        <w:t>].email}}{</w:t>
-      </w:r>
-      <w:proofErr w:type="gramEnd"/>
-      <w:r>
-        <w:t>% endif %</w:t>
+        <w:t>{{users[0].email}}{% endif %</w:t>
       </w:r>
       <w:r>
         <w:t>}</w:t>

--- a/docassemble/ReturnCarProperty/data/templates/request_property_in_car_letter.docx
+++ b/docassemble/ReturnCarProperty/data/templates/request_property_in_car_letter.docx
@@ -68,21 +68,94 @@
                 <w:sz w:val="24"/>
                 <w:szCs w:val="24"/>
               </w:rPr>
-              <w:t>{% if know_repo_company %}</w:t>
-            </w:r>
-            <w:r>
-              <w:rPr>
-                <w:sz w:val="24"/>
-                <w:szCs w:val="24"/>
-              </w:rPr>
-              <w:t>{{letter_date}}</w:t>
-            </w:r>
-            <w:r>
-              <w:rPr>
-                <w:sz w:val="24"/>
-                <w:szCs w:val="24"/>
-              </w:rPr>
-              <w:t>{% else %}____________</w:t>
+              <w:t xml:space="preserve">{% if </w:t>
+            </w:r>
+            <w:proofErr w:type="spellStart"/>
+            <w:r>
+              <w:rPr>
+                <w:sz w:val="24"/>
+                <w:szCs w:val="24"/>
+              </w:rPr>
+              <w:t>know_repo_company</w:t>
+            </w:r>
+            <w:proofErr w:type="spellEnd"/>
+            <w:r>
+              <w:rPr>
+                <w:sz w:val="24"/>
+                <w:szCs w:val="24"/>
+              </w:rPr>
+              <w:t xml:space="preserve"> </w:t>
+            </w:r>
+            <w:proofErr w:type="gramStart"/>
+            <w:r>
+              <w:rPr>
+                <w:sz w:val="24"/>
+                <w:szCs w:val="24"/>
+              </w:rPr>
+              <w:t>%}</w:t>
+            </w:r>
+            <w:r>
+              <w:rPr>
+                <w:sz w:val="24"/>
+                <w:szCs w:val="24"/>
+              </w:rPr>
+              <w:t>{</w:t>
+            </w:r>
+            <w:proofErr w:type="gramEnd"/>
+            <w:r>
+              <w:rPr>
+                <w:sz w:val="24"/>
+                <w:szCs w:val="24"/>
+              </w:rPr>
+              <w:t>{</w:t>
+            </w:r>
+            <w:proofErr w:type="spellStart"/>
+            <w:r>
+              <w:rPr>
+                <w:sz w:val="24"/>
+                <w:szCs w:val="24"/>
+              </w:rPr>
+              <w:t>letter_date</w:t>
+            </w:r>
+            <w:proofErr w:type="spellEnd"/>
+            <w:proofErr w:type="gramStart"/>
+            <w:r>
+              <w:rPr>
+                <w:sz w:val="24"/>
+                <w:szCs w:val="24"/>
+              </w:rPr>
+              <w:t>}}</w:t>
+            </w:r>
+            <w:r>
+              <w:rPr>
+                <w:sz w:val="24"/>
+                <w:szCs w:val="24"/>
+              </w:rPr>
+              <w:t>{</w:t>
+            </w:r>
+            <w:proofErr w:type="gramEnd"/>
+            <w:r>
+              <w:rPr>
+                <w:sz w:val="24"/>
+                <w:szCs w:val="24"/>
+              </w:rPr>
+              <w:t xml:space="preserve">% else </w:t>
+            </w:r>
+            <w:proofErr w:type="gramStart"/>
+            <w:r>
+              <w:rPr>
+                <w:sz w:val="24"/>
+                <w:szCs w:val="24"/>
+              </w:rPr>
+              <w:t>%}_</w:t>
+            </w:r>
+            <w:proofErr w:type="gramEnd"/>
+            <w:r>
+              <w:rPr>
+                <w:sz w:val="24"/>
+                <w:szCs w:val="24"/>
+              </w:rPr>
+              <w:t>___________</w:t>
             </w:r>
             <w:r>
               <w:rPr>
@@ -91,12 +164,21 @@
               </w:rPr>
               <w:br/>
             </w:r>
-            <w:r>
-              <w:rPr>
-                <w:sz w:val="24"/>
-                <w:szCs w:val="24"/>
-              </w:rPr>
-              <w:t>Date{% endif %}</w:t>
+            <w:proofErr w:type="gramStart"/>
+            <w:r>
+              <w:rPr>
+                <w:sz w:val="24"/>
+                <w:szCs w:val="24"/>
+              </w:rPr>
+              <w:t>Date{</w:t>
+            </w:r>
+            <w:proofErr w:type="gramEnd"/>
+            <w:r>
+              <w:rPr>
+                <w:sz w:val="24"/>
+                <w:szCs w:val="24"/>
+              </w:rPr>
+              <w:t>% endif %}</w:t>
             </w:r>
             <w:r>
               <w:rPr>
@@ -117,7 +199,23 @@
                 <w:sz w:val="24"/>
                 <w:szCs w:val="24"/>
               </w:rPr>
-              <w:t>{{users[0].name_full()}}</w:t>
+              <w:t>{{users[0].</w:t>
+            </w:r>
+            <w:proofErr w:type="spellStart"/>
+            <w:r>
+              <w:rPr>
+                <w:sz w:val="24"/>
+                <w:szCs w:val="24"/>
+              </w:rPr>
+              <w:t>name_full</w:t>
+            </w:r>
+            <w:proofErr w:type="spellEnd"/>
+            <w:r>
+              <w:rPr>
+                <w:sz w:val="24"/>
+                <w:szCs w:val="24"/>
+              </w:rPr>
+              <w:t>()}}</w:t>
             </w:r>
             <w:r>
               <w:rPr>
@@ -131,7 +229,39 @@
                 <w:sz w:val="24"/>
                 <w:szCs w:val="24"/>
               </w:rPr>
-              <w:t>{{users[0].address.line_one(bare=True)}}</w:t>
+              <w:t>{{users[0</w:t>
+            </w:r>
+            <w:proofErr w:type="gramStart"/>
+            <w:r>
+              <w:rPr>
+                <w:sz w:val="24"/>
+                <w:szCs w:val="24"/>
+              </w:rPr>
+              <w:t>].</w:t>
+            </w:r>
+            <w:proofErr w:type="spellStart"/>
+            <w:r>
+              <w:rPr>
+                <w:sz w:val="24"/>
+                <w:szCs w:val="24"/>
+              </w:rPr>
+              <w:t>address</w:t>
+            </w:r>
+            <w:proofErr w:type="gramEnd"/>
+            <w:r>
+              <w:rPr>
+                <w:sz w:val="24"/>
+                <w:szCs w:val="24"/>
+              </w:rPr>
+              <w:t>.line_one</w:t>
+            </w:r>
+            <w:proofErr w:type="spellEnd"/>
+            <w:r>
+              <w:rPr>
+                <w:sz w:val="24"/>
+                <w:szCs w:val="24"/>
+              </w:rPr>
+              <w:t>(bare=True)}}</w:t>
             </w:r>
             <w:r>
               <w:rPr>
@@ -145,7 +275,55 @@
                 <w:sz w:val="24"/>
                 <w:szCs w:val="24"/>
               </w:rPr>
-              <w:t>{{users[0].address.line_two()}}</w:t>
+              <w:t>{{users[0</w:t>
+            </w:r>
+            <w:proofErr w:type="gramStart"/>
+            <w:r>
+              <w:rPr>
+                <w:sz w:val="24"/>
+                <w:szCs w:val="24"/>
+              </w:rPr>
+              <w:t>].</w:t>
+            </w:r>
+            <w:proofErr w:type="spellStart"/>
+            <w:r>
+              <w:rPr>
+                <w:sz w:val="24"/>
+                <w:szCs w:val="24"/>
+              </w:rPr>
+              <w:t>address</w:t>
+            </w:r>
+            <w:proofErr w:type="gramEnd"/>
+            <w:r>
+              <w:rPr>
+                <w:sz w:val="24"/>
+                <w:szCs w:val="24"/>
+              </w:rPr>
+              <w:t>.line_</w:t>
+            </w:r>
+            <w:proofErr w:type="gramStart"/>
+            <w:r>
+              <w:rPr>
+                <w:sz w:val="24"/>
+                <w:szCs w:val="24"/>
+              </w:rPr>
+              <w:t>two</w:t>
+            </w:r>
+            <w:proofErr w:type="spellEnd"/>
+            <w:r>
+              <w:rPr>
+                <w:sz w:val="24"/>
+                <w:szCs w:val="24"/>
+              </w:rPr>
+              <w:t>(</w:t>
+            </w:r>
+            <w:proofErr w:type="gramEnd"/>
+            <w:r>
+              <w:rPr>
+                <w:sz w:val="24"/>
+                <w:szCs w:val="24"/>
+              </w:rPr>
+              <w:t>)}}</w:t>
             </w:r>
           </w:p>
         </w:tc>
@@ -157,16 +335,29 @@
         <w:spacing w:after="240" w:afterAutospacing="0"/>
       </w:pPr>
       <w:r>
-        <w:t>{% if know_repo_company %}</w:t>
+        <w:t xml:space="preserve">{% if </w:t>
+      </w:r>
+      <w:proofErr w:type="spellStart"/>
+      <w:r>
+        <w:t>know_repo_company</w:t>
+      </w:r>
+      <w:proofErr w:type="spellEnd"/>
+      <w:r>
+        <w:t xml:space="preserve"> %}</w:t>
       </w:r>
       <w:r>
         <w:t>{{</w:t>
       </w:r>
+      <w:proofErr w:type="spellStart"/>
       <w:r>
         <w:t>repo_</w:t>
       </w:r>
       <w:r>
-        <w:t>company.name.first}}</w:t>
+        <w:t>company.name.first</w:t>
+      </w:r>
+      <w:proofErr w:type="spellEnd"/>
+      <w:r>
+        <w:t>}}</w:t>
       </w:r>
       <w:r>
         <w:t>{% else %}___________________________{% endif %}</w:t>
@@ -175,16 +366,29 @@
         <w:br/>
       </w:r>
       <w:r>
-        <w:t>{% if know_repo_company %}</w:t>
+        <w:t xml:space="preserve">{% if </w:t>
+      </w:r>
+      <w:proofErr w:type="spellStart"/>
+      <w:r>
+        <w:t>know_repo_company</w:t>
+      </w:r>
+      <w:proofErr w:type="spellEnd"/>
+      <w:r>
+        <w:t xml:space="preserve"> %}</w:t>
       </w:r>
       <w:r>
         <w:t>{{</w:t>
       </w:r>
+      <w:proofErr w:type="spellStart"/>
       <w:r>
         <w:t>repo_</w:t>
       </w:r>
       <w:r>
-        <w:t>company.address.line_one(bare=True)}}</w:t>
+        <w:t>company.address.line_one</w:t>
+      </w:r>
+      <w:proofErr w:type="spellEnd"/>
+      <w:r>
+        <w:t>(bare=True)}}</w:t>
       </w:r>
       <w:r>
         <w:t>{% else %}___________________________{% endif %}</w:t>
@@ -193,16 +397,29 @@
         <w:br/>
       </w:r>
       <w:r>
-        <w:t>{% if know_repo_company %}</w:t>
+        <w:t xml:space="preserve">{% if </w:t>
+      </w:r>
+      <w:proofErr w:type="spellStart"/>
+      <w:r>
+        <w:t>know_repo_company</w:t>
+      </w:r>
+      <w:proofErr w:type="spellEnd"/>
+      <w:r>
+        <w:t xml:space="preserve"> %}</w:t>
       </w:r>
       <w:r>
         <w:t>{{</w:t>
       </w:r>
+      <w:proofErr w:type="spellStart"/>
       <w:r>
         <w:t>repo_</w:t>
       </w:r>
       <w:r>
-        <w:t>company.address.line_two()}}</w:t>
+        <w:t>company.address.line_two</w:t>
+      </w:r>
+      <w:proofErr w:type="spellEnd"/>
+      <w:r>
+        <w:t>()}}</w:t>
       </w:r>
       <w:r>
         <w:t>{% else %}___________________________</w:t>
@@ -249,23 +466,100 @@
       <w:r>
         <w:t xml:space="preserve">roperty under the Illinois Collateral Recovery </w:t>
       </w:r>
+      <w:proofErr w:type="gramStart"/>
       <w:r>
         <w:t>Act</w:t>
+      </w:r>
+      <w:r>
+        <w:t>{</w:t>
+      </w:r>
+      <w:proofErr w:type="gramEnd"/>
+      <w:r>
+        <w:t xml:space="preserve">% if </w:t>
+      </w:r>
+      <w:proofErr w:type="spellStart"/>
+      <w:r>
+        <w:t>repo_</w:t>
+      </w:r>
+      <w:proofErr w:type="gramStart"/>
+      <w:r>
+        <w:t>company.account</w:t>
+      </w:r>
+      <w:proofErr w:type="gramEnd"/>
+      <w:r>
+        <w:t>_</w:t>
+      </w:r>
+      <w:proofErr w:type="gramStart"/>
+      <w:r>
+        <w:t>number</w:t>
+      </w:r>
+      <w:proofErr w:type="spellEnd"/>
+      <w:r>
+        <w:t xml:space="preserve"> !</w:t>
+      </w:r>
+      <w:proofErr w:type="gramEnd"/>
+      <w:r>
+        <w:t>= “” %}</w:t>
+      </w:r>
+      <w:r>
+        <w:br/>
+      </w:r>
+      <w:r>
+        <w:t>Account #: {{</w:t>
+      </w:r>
+      <w:proofErr w:type="spellStart"/>
+      <w:r>
+        <w:t>repo_</w:t>
+      </w:r>
+      <w:proofErr w:type="gramStart"/>
+      <w:r>
+        <w:t>company.account</w:t>
+      </w:r>
+      <w:proofErr w:type="gramEnd"/>
+      <w:r>
+        <w:t>_number</w:t>
+      </w:r>
+      <w:proofErr w:type="spellEnd"/>
+      <w:r>
+        <w:t>}} {% endif %}</w:t>
       </w:r>
     </w:p>
     <w:p>
       <w:pPr>
         <w:pStyle w:val="NormalWeb"/>
       </w:pPr>
+      <w:proofErr w:type="gramStart"/>
       <w:r>
         <w:t xml:space="preserve">Dear </w:t>
       </w:r>
       <w:r>
-        <w:t>{% if know_repo_company %}</w:t>
-      </w:r>
-      <w:r>
-        <w:t>{{</w:t>
-      </w:r>
+        <w:t>{%</w:t>
+      </w:r>
+      <w:proofErr w:type="gramEnd"/>
+      <w:r>
+        <w:t xml:space="preserve"> if </w:t>
+      </w:r>
+      <w:proofErr w:type="spellStart"/>
+      <w:r>
+        <w:t>know_repo_company</w:t>
+      </w:r>
+      <w:proofErr w:type="spellEnd"/>
+      <w:r>
+        <w:t xml:space="preserve"> </w:t>
+      </w:r>
+      <w:proofErr w:type="gramStart"/>
+      <w:r>
+        <w:t>%}</w:t>
+      </w:r>
+      <w:r>
+        <w:t>{</w:t>
+      </w:r>
+      <w:proofErr w:type="gramEnd"/>
+      <w:r>
+        <w:t>{</w:t>
+      </w:r>
+      <w:proofErr w:type="spellStart"/>
+      <w:proofErr w:type="gramStart"/>
       <w:r>
         <w:t>repo</w:t>
       </w:r>
@@ -273,11 +567,40 @@
         <w:t>_</w:t>
       </w:r>
       <w:r>
-        <w:t>company.name.first}}</w:t>
-      </w:r>
-      <w:r>
-        <w:t>{% else %}___________________________{% endif %}</w:t>
-      </w:r>
+        <w:t>company.name.first</w:t>
+      </w:r>
+      <w:proofErr w:type="spellEnd"/>
+      <w:r>
+        <w:t>}}</w:t>
+      </w:r>
+      <w:r>
+        <w:t>{</w:t>
+      </w:r>
+      <w:proofErr w:type="gramEnd"/>
+      <w:r>
+        <w:t xml:space="preserve">% else </w:t>
+      </w:r>
+      <w:proofErr w:type="gramStart"/>
+      <w:r>
+        <w:t>%}_</w:t>
+      </w:r>
+      <w:proofErr w:type="gramEnd"/>
+      <w:r>
+        <w:t>_________________________</w:t>
+      </w:r>
+      <w:proofErr w:type="gramStart"/>
+      <w:r>
+        <w:t>_{</w:t>
+      </w:r>
+      <w:proofErr w:type="gramEnd"/>
+      <w:r>
+        <w:t xml:space="preserve">% </w:t>
+      </w:r>
+      <w:proofErr w:type="gramStart"/>
+      <w:r>
+        <w:t>endif %}</w:t>
+      </w:r>
+      <w:proofErr w:type="gramEnd"/>
       <w:r>
         <w:t>:</w:t>
       </w:r>
@@ -299,10 +622,34 @@
         <w:t xml:space="preserve">, </w:t>
       </w:r>
       <w:r>
-        <w:t xml:space="preserve">a {{car_year}} {{car_make}} </w:t>
-      </w:r>
-      <w:r>
-        <w:t>{{car_model}}</w:t>
+        <w:t>a {{</w:t>
+      </w:r>
+      <w:proofErr w:type="spellStart"/>
+      <w:r>
+        <w:t>car_year</w:t>
+      </w:r>
+      <w:proofErr w:type="spellEnd"/>
+      <w:r>
+        <w:t>}} {{</w:t>
+      </w:r>
+      <w:proofErr w:type="spellStart"/>
+      <w:r>
+        <w:t>car_make</w:t>
+      </w:r>
+      <w:proofErr w:type="spellEnd"/>
+      <w:r>
+        <w:t xml:space="preserve">}} </w:t>
+      </w:r>
+      <w:r>
+        <w:t>{{</w:t>
+      </w:r>
+      <w:proofErr w:type="spellStart"/>
+      <w:r>
+        <w:t>car_model</w:t>
+      </w:r>
+      <w:proofErr w:type="spellEnd"/>
+      <w:r>
+        <w:t>}}</w:t>
       </w:r>
       <w:r>
         <w:t>.</w:t>
@@ -317,11 +664,24 @@
         <w:t xml:space="preserve">about </w:t>
       </w:r>
       <w:r>
-        <w:t>{{repo_date}}</w:t>
+        <w:t>{{</w:t>
+      </w:r>
+      <w:proofErr w:type="spellStart"/>
+      <w:r>
+        <w:t>repo_</w:t>
+      </w:r>
+      <w:proofErr w:type="gramStart"/>
+      <w:r>
+        <w:t>date</w:t>
+      </w:r>
+      <w:proofErr w:type="spellEnd"/>
+      <w:r>
+        <w:t>}}</w:t>
       </w:r>
       <w:r>
         <w:t>.</w:t>
       </w:r>
+      <w:proofErr w:type="gramEnd"/>
       <w:r>
         <w:t xml:space="preserve"> </w:t>
       </w:r>
@@ -332,7 +692,15 @@
         <w:t xml:space="preserve">contained </w:t>
       </w:r>
       <w:r>
-        <w:t>{{comma_and_list(</w:t>
+        <w:t>{{</w:t>
+      </w:r>
+      <w:proofErr w:type="spellStart"/>
+      <w:r>
+        <w:t>comma_and_list</w:t>
+      </w:r>
+      <w:proofErr w:type="spellEnd"/>
+      <w:r>
+        <w:t>(</w:t>
       </w:r>
       <w:r>
         <w:t>items</w:t>
@@ -344,16 +712,29 @@
         <w:t>.</w:t>
       </w:r>
       <w:r>
-        <w:t>{% if know_repo_company %}</w:t>
-      </w:r>
-      <w:r>
         <w:t xml:space="preserve">{% if </w:t>
       </w:r>
+      <w:proofErr w:type="spellStart"/>
+      <w:r>
+        <w:t>know_repo_company</w:t>
+      </w:r>
+      <w:proofErr w:type="spellEnd"/>
+      <w:r>
+        <w:t xml:space="preserve"> %}</w:t>
+      </w:r>
+      <w:r>
+        <w:t xml:space="preserve">{% if </w:t>
+      </w:r>
+      <w:proofErr w:type="spellStart"/>
       <w:r>
         <w:t>repo_company.</w:t>
       </w:r>
       <w:r>
-        <w:t xml:space="preserve">account_number != “” %} </w:t>
+        <w:t>account_number</w:t>
+      </w:r>
+      <w:proofErr w:type="spellEnd"/>
+      <w:r>
+        <w:t xml:space="preserve"> != “” %} </w:t>
       </w:r>
       <w:r>
         <w:t xml:space="preserve">My account number is </w:t>
@@ -361,11 +742,16 @@
       <w:r>
         <w:t>{{</w:t>
       </w:r>
+      <w:proofErr w:type="spellStart"/>
       <w:r>
         <w:t>repo_company.</w:t>
       </w:r>
       <w:r>
-        <w:t>account_number}}.</w:t>
+        <w:t>account_number</w:t>
+      </w:r>
+      <w:proofErr w:type="spellEnd"/>
+      <w:r>
+        <w:t>}}.</w:t>
       </w:r>
       <w:r>
         <w:t>{% endif %}</w:t>
@@ -389,7 +775,21 @@
         <w:rPr>
           <w:color w:val="000000"/>
         </w:rPr>
-        <w:t>Per the Act, your company must provide a written inventory of all personal items found in the car. This inventory must  be given to me within a reasonable time frame. This helps ensure my property is protected and safely returned</w:t>
+        <w:t xml:space="preserve">Per the Act, your company must provide a written inventory of all personal items found in the car. This inventory </w:t>
+      </w:r>
+      <w:proofErr w:type="gramStart"/>
+      <w:r>
+        <w:rPr>
+          <w:color w:val="000000"/>
+        </w:rPr>
+        <w:t>must  be</w:t>
+      </w:r>
+      <w:proofErr w:type="gramEnd"/>
+      <w:r>
+        <w:rPr>
+          <w:color w:val="000000"/>
+        </w:rPr>
+        <w:t xml:space="preserve"> given to me within a reasonable time frame. This helps ensure my property is protected and safely returned</w:t>
       </w:r>
       <w:r>
         <w:rPr>
@@ -476,13 +876,97 @@
         <w:rPr>
           <w:color w:val="000000"/>
         </w:rPr>
-        <w:t>{% if users[0].phone_number == “” and users[0].email == “” %}</w:t>
-      </w:r>
-      <w:r>
-        <w:rPr>
-          <w:color w:val="000000"/>
-        </w:rPr>
-        <w:t>Please address your reply to the mailing address above</w:t>
+        <w:t xml:space="preserve">{% if </w:t>
+      </w:r>
+      <w:proofErr w:type="gramStart"/>
+      <w:r>
+        <w:rPr>
+          <w:color w:val="000000"/>
+        </w:rPr>
+        <w:t>users[</w:t>
+      </w:r>
+      <w:proofErr w:type="gramEnd"/>
+      <w:r>
+        <w:rPr>
+          <w:color w:val="000000"/>
+        </w:rPr>
+        <w:t>0</w:t>
+      </w:r>
+      <w:proofErr w:type="gramStart"/>
+      <w:r>
+        <w:rPr>
+          <w:color w:val="000000"/>
+        </w:rPr>
+        <w:t>].</w:t>
+      </w:r>
+      <w:proofErr w:type="spellStart"/>
+      <w:r>
+        <w:rPr>
+          <w:color w:val="000000"/>
+        </w:rPr>
+        <w:t>phone</w:t>
+      </w:r>
+      <w:proofErr w:type="gramEnd"/>
+      <w:r>
+        <w:rPr>
+          <w:color w:val="000000"/>
+        </w:rPr>
+        <w:t>_number</w:t>
+      </w:r>
+      <w:proofErr w:type="spellEnd"/>
+      <w:r>
+        <w:rPr>
+          <w:color w:val="000000"/>
+        </w:rPr>
+        <w:t xml:space="preserve"> == “” and </w:t>
+      </w:r>
+      <w:proofErr w:type="gramStart"/>
+      <w:r>
+        <w:rPr>
+          <w:color w:val="000000"/>
+        </w:rPr>
+        <w:t>users[</w:t>
+      </w:r>
+      <w:proofErr w:type="gramEnd"/>
+      <w:r>
+        <w:rPr>
+          <w:color w:val="000000"/>
+        </w:rPr>
+        <w:t>0</w:t>
+      </w:r>
+      <w:proofErr w:type="gramStart"/>
+      <w:r>
+        <w:rPr>
+          <w:color w:val="000000"/>
+        </w:rPr>
+        <w:t>].email</w:t>
+      </w:r>
+      <w:proofErr w:type="gramEnd"/>
+      <w:r>
+        <w:rPr>
+          <w:color w:val="000000"/>
+        </w:rPr>
+        <w:t xml:space="preserve"> == “” </w:t>
+      </w:r>
+      <w:proofErr w:type="gramStart"/>
+      <w:r>
+        <w:rPr>
+          <w:color w:val="000000"/>
+        </w:rPr>
+        <w:t>%}</w:t>
+      </w:r>
+      <w:r>
+        <w:rPr>
+          <w:color w:val="000000"/>
+        </w:rPr>
+        <w:t>Please</w:t>
+      </w:r>
+      <w:proofErr w:type="gramEnd"/>
+      <w:r>
+        <w:rPr>
+          <w:color w:val="000000"/>
+        </w:rPr>
+        <w:t xml:space="preserve"> address your reply to the mailing address above</w:t>
       </w:r>
       <w:r>
         <w:rPr>
@@ -494,8 +978,44 @@
         <w:rPr>
           <w:color w:val="000000"/>
         </w:rPr>
-        <w:t xml:space="preserve"> {% else %}My mailing address can be found above, and additional contact information can be found below my signature.{% endif %}</w:t>
-      </w:r>
+        <w:t xml:space="preserve"> {% else </w:t>
+      </w:r>
+      <w:proofErr w:type="gramStart"/>
+      <w:r>
+        <w:rPr>
+          <w:color w:val="000000"/>
+        </w:rPr>
+        <w:t>%}My</w:t>
+      </w:r>
+      <w:proofErr w:type="gramEnd"/>
+      <w:r>
+        <w:rPr>
+          <w:color w:val="000000"/>
+        </w:rPr>
+        <w:t xml:space="preserve"> mailing address can be found above, and additional contact information can be found below my </w:t>
+      </w:r>
+      <w:proofErr w:type="gramStart"/>
+      <w:r>
+        <w:rPr>
+          <w:color w:val="000000"/>
+        </w:rPr>
+        <w:t>signature.{</w:t>
+      </w:r>
+      <w:proofErr w:type="gramEnd"/>
+      <w:r>
+        <w:rPr>
+          <w:color w:val="000000"/>
+        </w:rPr>
+        <w:t xml:space="preserve">% </w:t>
+      </w:r>
+      <w:proofErr w:type="gramStart"/>
+      <w:r>
+        <w:rPr>
+          <w:color w:val="000000"/>
+        </w:rPr>
+        <w:t>endif %}</w:t>
+      </w:r>
+      <w:proofErr w:type="gramEnd"/>
     </w:p>
     <w:p>
       <w:pPr>
@@ -532,7 +1052,63 @@
         </w:rPr>
       </w:pPr>
       <w:r>
-        <w:t>{{users[0].name_full()}}{% if users[0].phone_number != “” %}</w:t>
+        <w:t>{{users[0].</w:t>
+      </w:r>
+      <w:proofErr w:type="spellStart"/>
+      <w:r>
+        <w:t>name_</w:t>
+      </w:r>
+      <w:proofErr w:type="gramStart"/>
+      <w:r>
+        <w:t>full</w:t>
+      </w:r>
+      <w:proofErr w:type="spellEnd"/>
+      <w:r>
+        <w:t>(</w:t>
+      </w:r>
+      <w:proofErr w:type="gramEnd"/>
+      <w:r>
+        <w:t>)</w:t>
+      </w:r>
+      <w:proofErr w:type="gramStart"/>
+      <w:r>
+        <w:t>}}{</w:t>
+      </w:r>
+      <w:proofErr w:type="gramEnd"/>
+      <w:r>
+        <w:t xml:space="preserve">% if </w:t>
+      </w:r>
+      <w:proofErr w:type="gramStart"/>
+      <w:r>
+        <w:t>users[</w:t>
+      </w:r>
+      <w:proofErr w:type="gramEnd"/>
+      <w:r>
+        <w:t>0</w:t>
+      </w:r>
+      <w:proofErr w:type="gramStart"/>
+      <w:r>
+        <w:t>].</w:t>
+      </w:r>
+      <w:proofErr w:type="spellStart"/>
+      <w:r>
+        <w:t>phone</w:t>
+      </w:r>
+      <w:proofErr w:type="gramEnd"/>
+      <w:r>
+        <w:t>_</w:t>
+      </w:r>
+      <w:proofErr w:type="gramStart"/>
+      <w:r>
+        <w:t>number</w:t>
+      </w:r>
+      <w:proofErr w:type="spellEnd"/>
+      <w:r>
+        <w:t xml:space="preserve"> !</w:t>
+      </w:r>
+      <w:proofErr w:type="gramEnd"/>
+      <w:r>
+        <w:t>= “” %}</w:t>
       </w:r>
       <w:r>
         <w:rPr>
@@ -545,7 +1121,14 @@
         <w:rPr>
           <w:color w:val="000000"/>
         </w:rPr>
-        <w:t>{{phone_number_forma</w:t>
+        <w:t>{{</w:t>
+      </w:r>
+      <w:proofErr w:type="spellStart"/>
+      <w:r>
+        <w:rPr>
+          <w:color w:val="000000"/>
+        </w:rPr>
+        <w:t>phone_number_forma</w:t>
       </w:r>
       <w:r>
         <w:rPr>
@@ -557,13 +1140,83 @@
         <w:rPr>
           <w:color w:val="000000"/>
         </w:rPr>
-        <w:t>ted(users[0].phone_number)}}</w:t>
-      </w:r>
-      <w:r>
-        <w:t>{% endif %}{% if users[0].</w:t>
-      </w:r>
-      <w:r>
-        <w:t>email != “”</w:t>
+        <w:t>ted</w:t>
+      </w:r>
+      <w:proofErr w:type="spellEnd"/>
+      <w:r>
+        <w:rPr>
+          <w:color w:val="000000"/>
+        </w:rPr>
+        <w:t>(users[0</w:t>
+      </w:r>
+      <w:proofErr w:type="gramStart"/>
+      <w:r>
+        <w:rPr>
+          <w:color w:val="000000"/>
+        </w:rPr>
+        <w:t>].</w:t>
+      </w:r>
+      <w:proofErr w:type="spellStart"/>
+      <w:r>
+        <w:rPr>
+          <w:color w:val="000000"/>
+        </w:rPr>
+        <w:t>phone</w:t>
+      </w:r>
+      <w:proofErr w:type="gramEnd"/>
+      <w:r>
+        <w:rPr>
+          <w:color w:val="000000"/>
+        </w:rPr>
+        <w:t>_number</w:t>
+      </w:r>
+      <w:proofErr w:type="spellEnd"/>
+      <w:r>
+        <w:rPr>
+          <w:color w:val="000000"/>
+        </w:rPr>
+        <w:t>)</w:t>
+      </w:r>
+      <w:proofErr w:type="gramStart"/>
+      <w:r>
+        <w:rPr>
+          <w:color w:val="000000"/>
+        </w:rPr>
+        <w:t>}}</w:t>
+      </w:r>
+      <w:r>
+        <w:t>{</w:t>
+      </w:r>
+      <w:proofErr w:type="gramEnd"/>
+      <w:r>
+        <w:t xml:space="preserve">% endif </w:t>
+      </w:r>
+      <w:proofErr w:type="gramStart"/>
+      <w:r>
+        <w:t>%}{</w:t>
+      </w:r>
+      <w:proofErr w:type="gramEnd"/>
+      <w:r>
+        <w:t xml:space="preserve">% if </w:t>
+      </w:r>
+      <w:proofErr w:type="gramStart"/>
+      <w:r>
+        <w:t>users[</w:t>
+      </w:r>
+      <w:proofErr w:type="gramEnd"/>
+      <w:r>
+        <w:t>0</w:t>
+      </w:r>
+      <w:proofErr w:type="gramStart"/>
+      <w:r>
+        <w:t>].</w:t>
+      </w:r>
+      <w:r>
+        <w:t>email !=</w:t>
+      </w:r>
+      <w:proofErr w:type="gramEnd"/>
+      <w:r>
+        <w:t xml:space="preserve"> “”</w:t>
       </w:r>
       <w:r>
         <w:t xml:space="preserve"> %}</w:t>
@@ -576,7 +1229,15 @@
         <w:br/>
       </w:r>
       <w:r>
-        <w:t>{{users[0].email}}{% endif %</w:t>
+        <w:t>{{users[0</w:t>
+      </w:r>
+      <w:proofErr w:type="gramStart"/>
+      <w:r>
+        <w:t>].email}}{</w:t>
+      </w:r>
+      <w:proofErr w:type="gramEnd"/>
+      <w:r>
+        <w:t>% endif %</w:t>
       </w:r>
       <w:r>
         <w:t>}</w:t>

--- a/docassemble/ReturnCarProperty/data/templates/request_property_in_car_letter.docx
+++ b/docassemble/ReturnCarProperty/data/templates/request_property_in_car_letter.docx
@@ -68,94 +68,21 @@
                 <w:sz w:val="24"/>
                 <w:szCs w:val="24"/>
               </w:rPr>
-              <w:t xml:space="preserve">{% if </w:t>
-            </w:r>
-            <w:proofErr w:type="spellStart"/>
-            <w:r>
-              <w:rPr>
-                <w:sz w:val="24"/>
-                <w:szCs w:val="24"/>
-              </w:rPr>
-              <w:t>know_repo_company</w:t>
-            </w:r>
-            <w:proofErr w:type="spellEnd"/>
-            <w:r>
-              <w:rPr>
-                <w:sz w:val="24"/>
-                <w:szCs w:val="24"/>
-              </w:rPr>
-              <w:t xml:space="preserve"> </w:t>
-            </w:r>
-            <w:proofErr w:type="gramStart"/>
-            <w:r>
-              <w:rPr>
-                <w:sz w:val="24"/>
-                <w:szCs w:val="24"/>
-              </w:rPr>
-              <w:t>%}</w:t>
+              <w:t>{% if know_repo_company %}</w:t>
             </w:r>
             <w:r>
               <w:rPr>
                 <w:sz w:val="24"/>
                 <w:szCs w:val="24"/>
               </w:rPr>
-              <w:t>{</w:t>
-            </w:r>
-            <w:proofErr w:type="gramEnd"/>
-            <w:r>
-              <w:rPr>
-                <w:sz w:val="24"/>
-                <w:szCs w:val="24"/>
-              </w:rPr>
-              <w:t>{</w:t>
-            </w:r>
-            <w:proofErr w:type="spellStart"/>
-            <w:r>
-              <w:rPr>
-                <w:sz w:val="24"/>
-                <w:szCs w:val="24"/>
-              </w:rPr>
-              <w:t>letter_date</w:t>
-            </w:r>
-            <w:proofErr w:type="spellEnd"/>
-            <w:proofErr w:type="gramStart"/>
-            <w:r>
-              <w:rPr>
-                <w:sz w:val="24"/>
-                <w:szCs w:val="24"/>
-              </w:rPr>
-              <w:t>}}</w:t>
+              <w:t>{{letter_date}}</w:t>
             </w:r>
             <w:r>
               <w:rPr>
                 <w:sz w:val="24"/>
                 <w:szCs w:val="24"/>
               </w:rPr>
-              <w:t>{</w:t>
-            </w:r>
-            <w:proofErr w:type="gramEnd"/>
-            <w:r>
-              <w:rPr>
-                <w:sz w:val="24"/>
-                <w:szCs w:val="24"/>
-              </w:rPr>
-              <w:t xml:space="preserve">% else </w:t>
-            </w:r>
-            <w:proofErr w:type="gramStart"/>
-            <w:r>
-              <w:rPr>
-                <w:sz w:val="24"/>
-                <w:szCs w:val="24"/>
-              </w:rPr>
-              <w:t>%}_</w:t>
-            </w:r>
-            <w:proofErr w:type="gramEnd"/>
-            <w:r>
-              <w:rPr>
-                <w:sz w:val="24"/>
-                <w:szCs w:val="24"/>
-              </w:rPr>
-              <w:t>___________</w:t>
+              <w:t>{% else %}____________</w:t>
             </w:r>
             <w:r>
               <w:rPr>
@@ -164,21 +91,12 @@
               </w:rPr>
               <w:br/>
             </w:r>
-            <w:proofErr w:type="gramStart"/>
             <w:r>
               <w:rPr>
                 <w:sz w:val="24"/>
                 <w:szCs w:val="24"/>
               </w:rPr>
-              <w:t>Date{</w:t>
-            </w:r>
-            <w:proofErr w:type="gramEnd"/>
-            <w:r>
-              <w:rPr>
-                <w:sz w:val="24"/>
-                <w:szCs w:val="24"/>
-              </w:rPr>
-              <w:t>% endif %}</w:t>
+              <w:t>Date{% endif %}</w:t>
             </w:r>
             <w:r>
               <w:rPr>
@@ -199,23 +117,7 @@
                 <w:sz w:val="24"/>
                 <w:szCs w:val="24"/>
               </w:rPr>
-              <w:t>{{users[0].</w:t>
-            </w:r>
-            <w:proofErr w:type="spellStart"/>
-            <w:r>
-              <w:rPr>
-                <w:sz w:val="24"/>
-                <w:szCs w:val="24"/>
-              </w:rPr>
-              <w:t>name_full</w:t>
-            </w:r>
-            <w:proofErr w:type="spellEnd"/>
-            <w:r>
-              <w:rPr>
-                <w:sz w:val="24"/>
-                <w:szCs w:val="24"/>
-              </w:rPr>
-              <w:t>()}}</w:t>
+              <w:t>{{users[0].name_full()}}</w:t>
             </w:r>
             <w:r>
               <w:rPr>
@@ -229,39 +131,7 @@
                 <w:sz w:val="24"/>
                 <w:szCs w:val="24"/>
               </w:rPr>
-              <w:t>{{users[0</w:t>
-            </w:r>
-            <w:proofErr w:type="gramStart"/>
-            <w:r>
-              <w:rPr>
-                <w:sz w:val="24"/>
-                <w:szCs w:val="24"/>
-              </w:rPr>
-              <w:t>].</w:t>
-            </w:r>
-            <w:proofErr w:type="spellStart"/>
-            <w:r>
-              <w:rPr>
-                <w:sz w:val="24"/>
-                <w:szCs w:val="24"/>
-              </w:rPr>
-              <w:t>address</w:t>
-            </w:r>
-            <w:proofErr w:type="gramEnd"/>
-            <w:r>
-              <w:rPr>
-                <w:sz w:val="24"/>
-                <w:szCs w:val="24"/>
-              </w:rPr>
-              <w:t>.line_one</w:t>
-            </w:r>
-            <w:proofErr w:type="spellEnd"/>
-            <w:r>
-              <w:rPr>
-                <w:sz w:val="24"/>
-                <w:szCs w:val="24"/>
-              </w:rPr>
-              <w:t>(bare=True)}}</w:t>
+              <w:t>{{users[0].address.line_one(bare=True)}}</w:t>
             </w:r>
             <w:r>
               <w:rPr>
@@ -275,55 +145,7 @@
                 <w:sz w:val="24"/>
                 <w:szCs w:val="24"/>
               </w:rPr>
-              <w:t>{{users[0</w:t>
-            </w:r>
-            <w:proofErr w:type="gramStart"/>
-            <w:r>
-              <w:rPr>
-                <w:sz w:val="24"/>
-                <w:szCs w:val="24"/>
-              </w:rPr>
-              <w:t>].</w:t>
-            </w:r>
-            <w:proofErr w:type="spellStart"/>
-            <w:r>
-              <w:rPr>
-                <w:sz w:val="24"/>
-                <w:szCs w:val="24"/>
-              </w:rPr>
-              <w:t>address</w:t>
-            </w:r>
-            <w:proofErr w:type="gramEnd"/>
-            <w:r>
-              <w:rPr>
-                <w:sz w:val="24"/>
-                <w:szCs w:val="24"/>
-              </w:rPr>
-              <w:t>.line_</w:t>
-            </w:r>
-            <w:proofErr w:type="gramStart"/>
-            <w:r>
-              <w:rPr>
-                <w:sz w:val="24"/>
-                <w:szCs w:val="24"/>
-              </w:rPr>
-              <w:t>two</w:t>
-            </w:r>
-            <w:proofErr w:type="spellEnd"/>
-            <w:r>
-              <w:rPr>
-                <w:sz w:val="24"/>
-                <w:szCs w:val="24"/>
-              </w:rPr>
-              <w:t>(</w:t>
-            </w:r>
-            <w:proofErr w:type="gramEnd"/>
-            <w:r>
-              <w:rPr>
-                <w:sz w:val="24"/>
-                <w:szCs w:val="24"/>
-              </w:rPr>
-              <w:t>)}}</w:t>
+              <w:t>{{users[0].address.line_two()}}</w:t>
             </w:r>
           </w:p>
         </w:tc>
@@ -335,29 +157,16 @@
         <w:spacing w:after="240" w:afterAutospacing="0"/>
       </w:pPr>
       <w:r>
-        <w:t xml:space="preserve">{% if </w:t>
-      </w:r>
-      <w:proofErr w:type="spellStart"/>
-      <w:r>
-        <w:t>know_repo_company</w:t>
-      </w:r>
-      <w:proofErr w:type="spellEnd"/>
-      <w:r>
-        <w:t xml:space="preserve"> %}</w:t>
+        <w:t>{% if know_repo_company %}</w:t>
       </w:r>
       <w:r>
         <w:t>{{</w:t>
       </w:r>
-      <w:proofErr w:type="spellStart"/>
       <w:r>
         <w:t>repo_</w:t>
       </w:r>
       <w:r>
-        <w:t>company.name.first</w:t>
-      </w:r>
-      <w:proofErr w:type="spellEnd"/>
-      <w:r>
-        <w:t>}}</w:t>
+        <w:t>company.name.first}}</w:t>
       </w:r>
       <w:r>
         <w:t>{% else %}___________________________{% endif %}</w:t>
@@ -366,29 +175,16 @@
         <w:br/>
       </w:r>
       <w:r>
-        <w:t xml:space="preserve">{% if </w:t>
-      </w:r>
-      <w:proofErr w:type="spellStart"/>
-      <w:r>
-        <w:t>know_repo_company</w:t>
-      </w:r>
-      <w:proofErr w:type="spellEnd"/>
-      <w:r>
-        <w:t xml:space="preserve"> %}</w:t>
+        <w:t>{% if know_repo_company %}</w:t>
       </w:r>
       <w:r>
         <w:t>{{</w:t>
       </w:r>
-      <w:proofErr w:type="spellStart"/>
       <w:r>
         <w:t>repo_</w:t>
       </w:r>
       <w:r>
-        <w:t>company.address.line_one</w:t>
-      </w:r>
-      <w:proofErr w:type="spellEnd"/>
-      <w:r>
-        <w:t>(bare=True)}}</w:t>
+        <w:t>company.address.line_one(bare=True)}}</w:t>
       </w:r>
       <w:r>
         <w:t>{% else %}___________________________{% endif %}</w:t>
@@ -397,29 +193,16 @@
         <w:br/>
       </w:r>
       <w:r>
-        <w:t xml:space="preserve">{% if </w:t>
-      </w:r>
-      <w:proofErr w:type="spellStart"/>
-      <w:r>
-        <w:t>know_repo_company</w:t>
-      </w:r>
-      <w:proofErr w:type="spellEnd"/>
-      <w:r>
-        <w:t xml:space="preserve"> %}</w:t>
+        <w:t>{% if know_repo_company %}</w:t>
       </w:r>
       <w:r>
         <w:t>{{</w:t>
       </w:r>
-      <w:proofErr w:type="spellStart"/>
       <w:r>
         <w:t>repo_</w:t>
       </w:r>
       <w:r>
-        <w:t>company.address.line_two</w:t>
-      </w:r>
-      <w:proofErr w:type="spellEnd"/>
-      <w:r>
-        <w:t>()}}</w:t>
+        <w:t>company.address.line_two()}}</w:t>
       </w:r>
       <w:r>
         <w:t>{% else %}___________________________</w:t>
@@ -466,100 +249,51 @@
       <w:r>
         <w:t xml:space="preserve">roperty under the Illinois Collateral Recovery </w:t>
       </w:r>
-      <w:proofErr w:type="gramStart"/>
       <w:r>
         <w:t>Act</w:t>
       </w:r>
       <w:r>
-        <w:t>{</w:t>
-      </w:r>
-      <w:proofErr w:type="gramEnd"/>
-      <w:r>
-        <w:t xml:space="preserve">% if </w:t>
-      </w:r>
-      <w:proofErr w:type="spellStart"/>
-      <w:r>
-        <w:t>repo_</w:t>
-      </w:r>
-      <w:proofErr w:type="gramStart"/>
-      <w:r>
-        <w:t>company.account</w:t>
-      </w:r>
-      <w:proofErr w:type="gramEnd"/>
-      <w:r>
-        <w:t>_</w:t>
-      </w:r>
-      <w:proofErr w:type="gramStart"/>
-      <w:r>
-        <w:t>number</w:t>
-      </w:r>
-      <w:proofErr w:type="spellEnd"/>
-      <w:r>
-        <w:t xml:space="preserve"> !</w:t>
-      </w:r>
-      <w:proofErr w:type="gramEnd"/>
-      <w:r>
-        <w:t>= “” %}</w:t>
+        <w:t xml:space="preserve">{% if </w:t>
+      </w:r>
+      <w:r>
+        <w:t xml:space="preserve">know_repo_company and </w:t>
+      </w:r>
+      <w:r>
+        <w:t>repo_company.account_number != “” %}</w:t>
       </w:r>
       <w:r>
         <w:br/>
       </w:r>
       <w:r>
-        <w:t>Account #: {{</w:t>
-      </w:r>
-      <w:proofErr w:type="spellStart"/>
-      <w:r>
-        <w:t>repo_</w:t>
-      </w:r>
-      <w:proofErr w:type="gramStart"/>
-      <w:r>
-        <w:t>company.account</w:t>
-      </w:r>
-      <w:proofErr w:type="gramEnd"/>
-      <w:r>
-        <w:t>_number</w:t>
-      </w:r>
-      <w:proofErr w:type="spellEnd"/>
-      <w:r>
-        <w:t>}} {% endif %}</w:t>
+        <w:t xml:space="preserve">    </w:t>
+      </w:r>
+      <w:r>
+        <w:t xml:space="preserve"> </w:t>
+      </w:r>
+      <w:r>
+        <w:rPr>
+          <w:sz w:val="18"/>
+          <w:szCs w:val="18"/>
+        </w:rPr>
+        <w:t xml:space="preserve"> </w:t>
+      </w:r>
+      <w:r>
+        <w:t>Account #: {{repo_company.account_number}} {% endif %}</w:t>
       </w:r>
     </w:p>
     <w:p>
       <w:pPr>
         <w:pStyle w:val="NormalWeb"/>
       </w:pPr>
-      <w:proofErr w:type="gramStart"/>
       <w:r>
         <w:t xml:space="preserve">Dear </w:t>
       </w:r>
       <w:r>
-        <w:t>{%</w:t>
-      </w:r>
-      <w:proofErr w:type="gramEnd"/>
-      <w:r>
-        <w:t xml:space="preserve"> if </w:t>
-      </w:r>
-      <w:proofErr w:type="spellStart"/>
-      <w:r>
-        <w:t>know_repo_company</w:t>
-      </w:r>
-      <w:proofErr w:type="spellEnd"/>
-      <w:r>
-        <w:t xml:space="preserve"> </w:t>
-      </w:r>
-      <w:proofErr w:type="gramStart"/>
-      <w:r>
-        <w:t>%}</w:t>
-      </w:r>
-      <w:r>
-        <w:t>{</w:t>
-      </w:r>
-      <w:proofErr w:type="gramEnd"/>
-      <w:r>
-        <w:t>{</w:t>
-      </w:r>
-      <w:proofErr w:type="spellStart"/>
-      <w:proofErr w:type="gramStart"/>
+        <w:t>{% if know_repo_company %}</w:t>
+      </w:r>
+      <w:r>
+        <w:t>{{</w:t>
+      </w:r>
       <w:r>
         <w:t>repo</w:t>
       </w:r>
@@ -567,40 +301,11 @@
         <w:t>_</w:t>
       </w:r>
       <w:r>
-        <w:t>company.name.first</w:t>
-      </w:r>
-      <w:proofErr w:type="spellEnd"/>
-      <w:r>
-        <w:t>}}</w:t>
-      </w:r>
-      <w:r>
-        <w:t>{</w:t>
-      </w:r>
-      <w:proofErr w:type="gramEnd"/>
-      <w:r>
-        <w:t xml:space="preserve">% else </w:t>
-      </w:r>
-      <w:proofErr w:type="gramStart"/>
-      <w:r>
-        <w:t>%}_</w:t>
-      </w:r>
-      <w:proofErr w:type="gramEnd"/>
-      <w:r>
-        <w:t>_________________________</w:t>
-      </w:r>
-      <w:proofErr w:type="gramStart"/>
-      <w:r>
-        <w:t>_{</w:t>
-      </w:r>
-      <w:proofErr w:type="gramEnd"/>
-      <w:r>
-        <w:t xml:space="preserve">% </w:t>
-      </w:r>
-      <w:proofErr w:type="gramStart"/>
-      <w:r>
-        <w:t>endif %}</w:t>
-      </w:r>
-      <w:proofErr w:type="gramEnd"/>
+        <w:t>company.name.first}}</w:t>
+      </w:r>
+      <w:r>
+        <w:t>{% else %}___________________________{% endif %}</w:t>
+      </w:r>
       <w:r>
         <w:t>:</w:t>
       </w:r>
@@ -622,136 +327,73 @@
         <w:t xml:space="preserve">, </w:t>
       </w:r>
       <w:r>
-        <w:t>a {{</w:t>
-      </w:r>
-      <w:proofErr w:type="spellStart"/>
-      <w:r>
-        <w:t>car_year</w:t>
-      </w:r>
-      <w:proofErr w:type="spellEnd"/>
-      <w:r>
-        <w:t>}} {{</w:t>
-      </w:r>
-      <w:proofErr w:type="spellStart"/>
-      <w:r>
-        <w:t>car_make</w:t>
-      </w:r>
-      <w:proofErr w:type="spellEnd"/>
-      <w:r>
-        <w:t xml:space="preserve">}} </w:t>
+        <w:t xml:space="preserve">a {{car_year}} {{car_make}} </w:t>
+      </w:r>
+      <w:r>
+        <w:t>{{car_model}}</w:t>
+      </w:r>
+      <w:r>
+        <w:t>.</w:t>
+      </w:r>
+      <w:r>
+        <w:t xml:space="preserve"> </w:t>
+      </w:r>
+      <w:r>
+        <w:t xml:space="preserve">It was repossessed on or </w:t>
+      </w:r>
+      <w:r>
+        <w:t xml:space="preserve">about </w:t>
+      </w:r>
+      <w:r>
+        <w:t>{{repo_date}}</w:t>
+      </w:r>
+      <w:r>
+        <w:t>.</w:t>
+      </w:r>
+      <w:r>
+        <w:t xml:space="preserve"> </w:t>
+      </w:r>
+      <w:r>
+        <w:t xml:space="preserve">The car </w:t>
+      </w:r>
+      <w:r>
+        <w:t xml:space="preserve">contained </w:t>
+      </w:r>
+      <w:r>
+        <w:t>{{comma_and_list(</w:t>
+      </w:r>
+      <w:r>
+        <w:t>items</w:t>
+      </w:r>
+      <w:r>
+        <w:t>)}}</w:t>
+      </w:r>
+      <w:r>
+        <w:t>.</w:t>
+      </w:r>
+      <w:r>
+        <w:t>{% if know_repo_company %}</w:t>
+      </w:r>
+      <w:r>
+        <w:t xml:space="preserve">{% if </w:t>
+      </w:r>
+      <w:r>
+        <w:t>repo_company.</w:t>
+      </w:r>
+      <w:r>
+        <w:t xml:space="preserve">account_number != “” %} </w:t>
+      </w:r>
+      <w:r>
+        <w:t xml:space="preserve">My account number is </w:t>
       </w:r>
       <w:r>
         <w:t>{{</w:t>
       </w:r>
-      <w:proofErr w:type="spellStart"/>
-      <w:r>
-        <w:t>car_model</w:t>
-      </w:r>
-      <w:proofErr w:type="spellEnd"/>
-      <w:r>
-        <w:t>}}</w:t>
-      </w:r>
-      <w:r>
-        <w:t>.</w:t>
-      </w:r>
-      <w:r>
-        <w:t xml:space="preserve"> </w:t>
-      </w:r>
-      <w:r>
-        <w:t xml:space="preserve">It was repossessed on or </w:t>
-      </w:r>
-      <w:r>
-        <w:t xml:space="preserve">about </w:t>
-      </w:r>
-      <w:r>
-        <w:t>{{</w:t>
-      </w:r>
-      <w:proofErr w:type="spellStart"/>
-      <w:r>
-        <w:t>repo_</w:t>
-      </w:r>
-      <w:proofErr w:type="gramStart"/>
-      <w:r>
-        <w:t>date</w:t>
-      </w:r>
-      <w:proofErr w:type="spellEnd"/>
-      <w:r>
-        <w:t>}}</w:t>
-      </w:r>
-      <w:r>
-        <w:t>.</w:t>
-      </w:r>
-      <w:proofErr w:type="gramEnd"/>
-      <w:r>
-        <w:t xml:space="preserve"> </w:t>
-      </w:r>
-      <w:r>
-        <w:t xml:space="preserve">The car </w:t>
-      </w:r>
-      <w:r>
-        <w:t xml:space="preserve">contained </w:t>
-      </w:r>
-      <w:r>
-        <w:t>{{</w:t>
-      </w:r>
-      <w:proofErr w:type="spellStart"/>
-      <w:r>
-        <w:t>comma_and_list</w:t>
-      </w:r>
-      <w:proofErr w:type="spellEnd"/>
-      <w:r>
-        <w:t>(</w:t>
-      </w:r>
-      <w:r>
-        <w:t>items</w:t>
-      </w:r>
-      <w:r>
-        <w:t>)}}</w:t>
-      </w:r>
-      <w:r>
-        <w:t>.</w:t>
-      </w:r>
-      <w:r>
-        <w:t xml:space="preserve">{% if </w:t>
-      </w:r>
-      <w:proofErr w:type="spellStart"/>
-      <w:r>
-        <w:t>know_repo_company</w:t>
-      </w:r>
-      <w:proofErr w:type="spellEnd"/>
-      <w:r>
-        <w:t xml:space="preserve"> %}</w:t>
-      </w:r>
-      <w:r>
-        <w:t xml:space="preserve">{% if </w:t>
-      </w:r>
-      <w:proofErr w:type="spellStart"/>
       <w:r>
         <w:t>repo_company.</w:t>
       </w:r>
       <w:r>
-        <w:t>account_number</w:t>
-      </w:r>
-      <w:proofErr w:type="spellEnd"/>
-      <w:r>
-        <w:t xml:space="preserve"> != “” %} </w:t>
-      </w:r>
-      <w:r>
-        <w:t xml:space="preserve">My account number is </w:t>
-      </w:r>
-      <w:r>
-        <w:t>{{</w:t>
-      </w:r>
-      <w:proofErr w:type="spellStart"/>
-      <w:r>
-        <w:t>repo_company.</w:t>
-      </w:r>
-      <w:r>
-        <w:t>account_number</w:t>
-      </w:r>
-      <w:proofErr w:type="spellEnd"/>
-      <w:r>
-        <w:t>}}.</w:t>
+        <w:t>account_number}}.</w:t>
       </w:r>
       <w:r>
         <w:t>{% endif %}</w:t>
@@ -775,21 +417,7 @@
         <w:rPr>
           <w:color w:val="000000"/>
         </w:rPr>
-        <w:t xml:space="preserve">Per the Act, your company must provide a written inventory of all personal items found in the car. This inventory </w:t>
-      </w:r>
-      <w:proofErr w:type="gramStart"/>
-      <w:r>
-        <w:rPr>
-          <w:color w:val="000000"/>
-        </w:rPr>
-        <w:t>must  be</w:t>
-      </w:r>
-      <w:proofErr w:type="gramEnd"/>
-      <w:r>
-        <w:rPr>
-          <w:color w:val="000000"/>
-        </w:rPr>
-        <w:t xml:space="preserve"> given to me within a reasonable time frame. This helps ensure my property is protected and safely returned</w:t>
+        <w:t>Per the Act, your company must provide a written inventory of all personal items found in the car. This inventory must  be given to me within a reasonable time frame. This helps ensure my property is protected and safely returned</w:t>
       </w:r>
       <w:r>
         <w:rPr>
@@ -876,146 +504,26 @@
         <w:rPr>
           <w:color w:val="000000"/>
         </w:rPr>
-        <w:t xml:space="preserve">{% if </w:t>
-      </w:r>
-      <w:proofErr w:type="gramStart"/>
+        <w:t>{% if users[0].phone_number == “” and users[0].email == “” %}</w:t>
+      </w:r>
       <w:r>
         <w:rPr>
           <w:color w:val="000000"/>
         </w:rPr>
-        <w:t>users[</w:t>
-      </w:r>
-      <w:proofErr w:type="gramEnd"/>
+        <w:t>Please address your reply to the mailing address above</w:t>
+      </w:r>
       <w:r>
         <w:rPr>
           <w:color w:val="000000"/>
         </w:rPr>
-        <w:t>0</w:t>
-      </w:r>
-      <w:proofErr w:type="gramStart"/>
+        <w:t>.</w:t>
+      </w:r>
       <w:r>
         <w:rPr>
           <w:color w:val="000000"/>
         </w:rPr>
-        <w:t>].</w:t>
-      </w:r>
-      <w:proofErr w:type="spellStart"/>
-      <w:r>
-        <w:rPr>
-          <w:color w:val="000000"/>
-        </w:rPr>
-        <w:t>phone</w:t>
-      </w:r>
-      <w:proofErr w:type="gramEnd"/>
-      <w:r>
-        <w:rPr>
-          <w:color w:val="000000"/>
-        </w:rPr>
-        <w:t>_number</w:t>
-      </w:r>
-      <w:proofErr w:type="spellEnd"/>
-      <w:r>
-        <w:rPr>
-          <w:color w:val="000000"/>
-        </w:rPr>
-        <w:t xml:space="preserve"> == “” and </w:t>
-      </w:r>
-      <w:proofErr w:type="gramStart"/>
-      <w:r>
-        <w:rPr>
-          <w:color w:val="000000"/>
-        </w:rPr>
-        <w:t>users[</w:t>
-      </w:r>
-      <w:proofErr w:type="gramEnd"/>
-      <w:r>
-        <w:rPr>
-          <w:color w:val="000000"/>
-        </w:rPr>
-        <w:t>0</w:t>
-      </w:r>
-      <w:proofErr w:type="gramStart"/>
-      <w:r>
-        <w:rPr>
-          <w:color w:val="000000"/>
-        </w:rPr>
-        <w:t>].email</w:t>
-      </w:r>
-      <w:proofErr w:type="gramEnd"/>
-      <w:r>
-        <w:rPr>
-          <w:color w:val="000000"/>
-        </w:rPr>
-        <w:t xml:space="preserve"> == “” </w:t>
-      </w:r>
-      <w:proofErr w:type="gramStart"/>
-      <w:r>
-        <w:rPr>
-          <w:color w:val="000000"/>
-        </w:rPr>
-        <w:t>%}</w:t>
-      </w:r>
-      <w:r>
-        <w:rPr>
-          <w:color w:val="000000"/>
-        </w:rPr>
-        <w:t>Please</w:t>
-      </w:r>
-      <w:proofErr w:type="gramEnd"/>
-      <w:r>
-        <w:rPr>
-          <w:color w:val="000000"/>
-        </w:rPr>
-        <w:t xml:space="preserve"> address your reply to the mailing address above</w:t>
-      </w:r>
-      <w:r>
-        <w:rPr>
-          <w:color w:val="000000"/>
-        </w:rPr>
-        <w:t>.</w:t>
-      </w:r>
-      <w:r>
-        <w:rPr>
-          <w:color w:val="000000"/>
-        </w:rPr>
-        <w:t xml:space="preserve"> {% else </w:t>
-      </w:r>
-      <w:proofErr w:type="gramStart"/>
-      <w:r>
-        <w:rPr>
-          <w:color w:val="000000"/>
-        </w:rPr>
-        <w:t>%}My</w:t>
-      </w:r>
-      <w:proofErr w:type="gramEnd"/>
-      <w:r>
-        <w:rPr>
-          <w:color w:val="000000"/>
-        </w:rPr>
-        <w:t xml:space="preserve"> mailing address can be found above, and additional contact information can be found below my </w:t>
-      </w:r>
-      <w:proofErr w:type="gramStart"/>
-      <w:r>
-        <w:rPr>
-          <w:color w:val="000000"/>
-        </w:rPr>
-        <w:t>signature.{</w:t>
-      </w:r>
-      <w:proofErr w:type="gramEnd"/>
-      <w:r>
-        <w:rPr>
-          <w:color w:val="000000"/>
-        </w:rPr>
-        <w:t xml:space="preserve">% </w:t>
-      </w:r>
-      <w:proofErr w:type="gramStart"/>
-      <w:r>
-        <w:rPr>
-          <w:color w:val="000000"/>
-        </w:rPr>
-        <w:t>endif %}</w:t>
-      </w:r>
-      <w:proofErr w:type="gramEnd"/>
+        <w:t xml:space="preserve"> {% else %}My mailing address can be found above, and additional contact information can be found below my signature.{% endif %}</w:t>
+      </w:r>
     </w:p>
     <w:p>
       <w:pPr>
@@ -1052,63 +560,7 @@
         </w:rPr>
       </w:pPr>
       <w:r>
-        <w:t>{{users[0].</w:t>
-      </w:r>
-      <w:proofErr w:type="spellStart"/>
-      <w:r>
-        <w:t>name_</w:t>
-      </w:r>
-      <w:proofErr w:type="gramStart"/>
-      <w:r>
-        <w:t>full</w:t>
-      </w:r>
-      <w:proofErr w:type="spellEnd"/>
-      <w:r>
-        <w:t>(</w:t>
-      </w:r>
-      <w:proofErr w:type="gramEnd"/>
-      <w:r>
-        <w:t>)</w:t>
-      </w:r>
-      <w:proofErr w:type="gramStart"/>
-      <w:r>
-        <w:t>}}{</w:t>
-      </w:r>
-      <w:proofErr w:type="gramEnd"/>
-      <w:r>
-        <w:t xml:space="preserve">% if </w:t>
-      </w:r>
-      <w:proofErr w:type="gramStart"/>
-      <w:r>
-        <w:t>users[</w:t>
-      </w:r>
-      <w:proofErr w:type="gramEnd"/>
-      <w:r>
-        <w:t>0</w:t>
-      </w:r>
-      <w:proofErr w:type="gramStart"/>
-      <w:r>
-        <w:t>].</w:t>
-      </w:r>
-      <w:proofErr w:type="spellStart"/>
-      <w:r>
-        <w:t>phone</w:t>
-      </w:r>
-      <w:proofErr w:type="gramEnd"/>
-      <w:r>
-        <w:t>_</w:t>
-      </w:r>
-      <w:proofErr w:type="gramStart"/>
-      <w:r>
-        <w:t>number</w:t>
-      </w:r>
-      <w:proofErr w:type="spellEnd"/>
-      <w:r>
-        <w:t xml:space="preserve"> !</w:t>
-      </w:r>
-      <w:proofErr w:type="gramEnd"/>
-      <w:r>
-        <w:t>= “” %}</w:t>
+        <w:t>{{users[0].name_full()}}{% if users[0].phone_number != “” %}</w:t>
       </w:r>
       <w:r>
         <w:rPr>
@@ -1121,102 +573,25 @@
         <w:rPr>
           <w:color w:val="000000"/>
         </w:rPr>
-        <w:t>{{</w:t>
-      </w:r>
-      <w:proofErr w:type="spellStart"/>
+        <w:t>{{phone_number_forma</w:t>
+      </w:r>
       <w:r>
         <w:rPr>
           <w:color w:val="000000"/>
         </w:rPr>
-        <w:t>phone_number_forma</w:t>
+        <w:t>t</w:t>
       </w:r>
       <w:r>
         <w:rPr>
           <w:color w:val="000000"/>
         </w:rPr>
-        <w:t>t</w:t>
-      </w:r>
-      <w:r>
-        <w:rPr>
-          <w:color w:val="000000"/>
-        </w:rPr>
-        <w:t>ted</w:t>
-      </w:r>
-      <w:proofErr w:type="spellEnd"/>
-      <w:r>
-        <w:rPr>
-          <w:color w:val="000000"/>
-        </w:rPr>
-        <w:t>(users[0</w:t>
-      </w:r>
-      <w:proofErr w:type="gramStart"/>
-      <w:r>
-        <w:rPr>
-          <w:color w:val="000000"/>
-        </w:rPr>
-        <w:t>].</w:t>
-      </w:r>
-      <w:proofErr w:type="spellStart"/>
-      <w:r>
-        <w:rPr>
-          <w:color w:val="000000"/>
-        </w:rPr>
-        <w:t>phone</w:t>
-      </w:r>
-      <w:proofErr w:type="gramEnd"/>
-      <w:r>
-        <w:rPr>
-          <w:color w:val="000000"/>
-        </w:rPr>
-        <w:t>_number</w:t>
-      </w:r>
-      <w:proofErr w:type="spellEnd"/>
-      <w:r>
-        <w:rPr>
-          <w:color w:val="000000"/>
-        </w:rPr>
-        <w:t>)</w:t>
-      </w:r>
-      <w:proofErr w:type="gramStart"/>
-      <w:r>
-        <w:rPr>
-          <w:color w:val="000000"/>
-        </w:rPr>
-        <w:t>}}</w:t>
-      </w:r>
-      <w:r>
-        <w:t>{</w:t>
-      </w:r>
-      <w:proofErr w:type="gramEnd"/>
-      <w:r>
-        <w:t xml:space="preserve">% endif </w:t>
-      </w:r>
-      <w:proofErr w:type="gramStart"/>
-      <w:r>
-        <w:t>%}{</w:t>
-      </w:r>
-      <w:proofErr w:type="gramEnd"/>
-      <w:r>
-        <w:t xml:space="preserve">% if </w:t>
-      </w:r>
-      <w:proofErr w:type="gramStart"/>
-      <w:r>
-        <w:t>users[</w:t>
-      </w:r>
-      <w:proofErr w:type="gramEnd"/>
-      <w:r>
-        <w:t>0</w:t>
-      </w:r>
-      <w:proofErr w:type="gramStart"/>
-      <w:r>
-        <w:t>].</w:t>
-      </w:r>
-      <w:r>
-        <w:t>email !=</w:t>
-      </w:r>
-      <w:proofErr w:type="gramEnd"/>
-      <w:r>
-        <w:t xml:space="preserve"> “”</w:t>
+        <w:t>ted(users[0].phone_number)}}</w:t>
+      </w:r>
+      <w:r>
+        <w:t>{% endif %}{% if users[0].</w:t>
+      </w:r>
+      <w:r>
+        <w:t>email != “”</w:t>
       </w:r>
       <w:r>
         <w:t xml:space="preserve"> %}</w:t>
@@ -1229,15 +604,7 @@
         <w:br/>
       </w:r>
       <w:r>
-        <w:t>{{users[0</w:t>
-      </w:r>
-      <w:proofErr w:type="gramStart"/>
-      <w:r>
-        <w:t>].email}}{</w:t>
-      </w:r>
-      <w:proofErr w:type="gramEnd"/>
-      <w:r>
-        <w:t>% endif %</w:t>
+        <w:t>{{users[0].email}}{% endif %</w:t>
       </w:r>
       <w:r>
         <w:t>}</w:t>

--- a/docassemble/ReturnCarProperty/data/templates/request_property_in_car_letter.docx
+++ b/docassemble/ReturnCarProperty/data/templates/request_property_in_car_letter.docx
@@ -68,21 +68,94 @@
                 <w:sz w:val="24"/>
                 <w:szCs w:val="24"/>
               </w:rPr>
-              <w:t>{% if know_repo_company %}</w:t>
-            </w:r>
-            <w:r>
-              <w:rPr>
-                <w:sz w:val="24"/>
-                <w:szCs w:val="24"/>
-              </w:rPr>
-              <w:t>{{letter_date}}</w:t>
-            </w:r>
-            <w:r>
-              <w:rPr>
-                <w:sz w:val="24"/>
-                <w:szCs w:val="24"/>
-              </w:rPr>
-              <w:t>{% else %}____________</w:t>
+              <w:t xml:space="preserve">{% if </w:t>
+            </w:r>
+            <w:proofErr w:type="spellStart"/>
+            <w:r>
+              <w:rPr>
+                <w:sz w:val="24"/>
+                <w:szCs w:val="24"/>
+              </w:rPr>
+              <w:t>know_repo_company</w:t>
+            </w:r>
+            <w:proofErr w:type="spellEnd"/>
+            <w:r>
+              <w:rPr>
+                <w:sz w:val="24"/>
+                <w:szCs w:val="24"/>
+              </w:rPr>
+              <w:t xml:space="preserve"> </w:t>
+            </w:r>
+            <w:proofErr w:type="gramStart"/>
+            <w:r>
+              <w:rPr>
+                <w:sz w:val="24"/>
+                <w:szCs w:val="24"/>
+              </w:rPr>
+              <w:t>%}</w:t>
+            </w:r>
+            <w:r>
+              <w:rPr>
+                <w:sz w:val="24"/>
+                <w:szCs w:val="24"/>
+              </w:rPr>
+              <w:t>{</w:t>
+            </w:r>
+            <w:proofErr w:type="gramEnd"/>
+            <w:r>
+              <w:rPr>
+                <w:sz w:val="24"/>
+                <w:szCs w:val="24"/>
+              </w:rPr>
+              <w:t>{</w:t>
+            </w:r>
+            <w:proofErr w:type="spellStart"/>
+            <w:r>
+              <w:rPr>
+                <w:sz w:val="24"/>
+                <w:szCs w:val="24"/>
+              </w:rPr>
+              <w:t>letter_date</w:t>
+            </w:r>
+            <w:proofErr w:type="spellEnd"/>
+            <w:proofErr w:type="gramStart"/>
+            <w:r>
+              <w:rPr>
+                <w:sz w:val="24"/>
+                <w:szCs w:val="24"/>
+              </w:rPr>
+              <w:t>}}</w:t>
+            </w:r>
+            <w:r>
+              <w:rPr>
+                <w:sz w:val="24"/>
+                <w:szCs w:val="24"/>
+              </w:rPr>
+              <w:t>{</w:t>
+            </w:r>
+            <w:proofErr w:type="gramEnd"/>
+            <w:r>
+              <w:rPr>
+                <w:sz w:val="24"/>
+                <w:szCs w:val="24"/>
+              </w:rPr>
+              <w:t xml:space="preserve">% else </w:t>
+            </w:r>
+            <w:proofErr w:type="gramStart"/>
+            <w:r>
+              <w:rPr>
+                <w:sz w:val="24"/>
+                <w:szCs w:val="24"/>
+              </w:rPr>
+              <w:t>%}_</w:t>
+            </w:r>
+            <w:proofErr w:type="gramEnd"/>
+            <w:r>
+              <w:rPr>
+                <w:sz w:val="24"/>
+                <w:szCs w:val="24"/>
+              </w:rPr>
+              <w:t>___________</w:t>
             </w:r>
             <w:r>
               <w:rPr>
@@ -91,12 +164,21 @@
               </w:rPr>
               <w:br/>
             </w:r>
-            <w:r>
-              <w:rPr>
-                <w:sz w:val="24"/>
-                <w:szCs w:val="24"/>
-              </w:rPr>
-              <w:t>Date{% endif %}</w:t>
+            <w:proofErr w:type="gramStart"/>
+            <w:r>
+              <w:rPr>
+                <w:sz w:val="24"/>
+                <w:szCs w:val="24"/>
+              </w:rPr>
+              <w:t>Date{</w:t>
+            </w:r>
+            <w:proofErr w:type="gramEnd"/>
+            <w:r>
+              <w:rPr>
+                <w:sz w:val="24"/>
+                <w:szCs w:val="24"/>
+              </w:rPr>
+              <w:t>% endif %}</w:t>
             </w:r>
             <w:r>
               <w:rPr>
@@ -117,7 +199,23 @@
                 <w:sz w:val="24"/>
                 <w:szCs w:val="24"/>
               </w:rPr>
-              <w:t>{{users[0].name_full()}}</w:t>
+              <w:t>{{users[0].</w:t>
+            </w:r>
+            <w:proofErr w:type="spellStart"/>
+            <w:r>
+              <w:rPr>
+                <w:sz w:val="24"/>
+                <w:szCs w:val="24"/>
+              </w:rPr>
+              <w:t>name_full</w:t>
+            </w:r>
+            <w:proofErr w:type="spellEnd"/>
+            <w:r>
+              <w:rPr>
+                <w:sz w:val="24"/>
+                <w:szCs w:val="24"/>
+              </w:rPr>
+              <w:t>()}}</w:t>
             </w:r>
             <w:r>
               <w:rPr>
@@ -131,7 +229,39 @@
                 <w:sz w:val="24"/>
                 <w:szCs w:val="24"/>
               </w:rPr>
-              <w:t>{{users[0].address.line_one(bare=True)}}</w:t>
+              <w:t>{{users[0</w:t>
+            </w:r>
+            <w:proofErr w:type="gramStart"/>
+            <w:r>
+              <w:rPr>
+                <w:sz w:val="24"/>
+                <w:szCs w:val="24"/>
+              </w:rPr>
+              <w:t>].</w:t>
+            </w:r>
+            <w:proofErr w:type="spellStart"/>
+            <w:r>
+              <w:rPr>
+                <w:sz w:val="24"/>
+                <w:szCs w:val="24"/>
+              </w:rPr>
+              <w:t>address</w:t>
+            </w:r>
+            <w:proofErr w:type="gramEnd"/>
+            <w:r>
+              <w:rPr>
+                <w:sz w:val="24"/>
+                <w:szCs w:val="24"/>
+              </w:rPr>
+              <w:t>.line_one</w:t>
+            </w:r>
+            <w:proofErr w:type="spellEnd"/>
+            <w:r>
+              <w:rPr>
+                <w:sz w:val="24"/>
+                <w:szCs w:val="24"/>
+              </w:rPr>
+              <w:t>(bare=True)}}</w:t>
             </w:r>
             <w:r>
               <w:rPr>
@@ -145,7 +275,55 @@
                 <w:sz w:val="24"/>
                 <w:szCs w:val="24"/>
               </w:rPr>
-              <w:t>{{users[0].address.line_two()}}</w:t>
+              <w:t>{{users[0</w:t>
+            </w:r>
+            <w:proofErr w:type="gramStart"/>
+            <w:r>
+              <w:rPr>
+                <w:sz w:val="24"/>
+                <w:szCs w:val="24"/>
+              </w:rPr>
+              <w:t>].</w:t>
+            </w:r>
+            <w:proofErr w:type="spellStart"/>
+            <w:r>
+              <w:rPr>
+                <w:sz w:val="24"/>
+                <w:szCs w:val="24"/>
+              </w:rPr>
+              <w:t>address</w:t>
+            </w:r>
+            <w:proofErr w:type="gramEnd"/>
+            <w:r>
+              <w:rPr>
+                <w:sz w:val="24"/>
+                <w:szCs w:val="24"/>
+              </w:rPr>
+              <w:t>.line_</w:t>
+            </w:r>
+            <w:proofErr w:type="gramStart"/>
+            <w:r>
+              <w:rPr>
+                <w:sz w:val="24"/>
+                <w:szCs w:val="24"/>
+              </w:rPr>
+              <w:t>two</w:t>
+            </w:r>
+            <w:proofErr w:type="spellEnd"/>
+            <w:r>
+              <w:rPr>
+                <w:sz w:val="24"/>
+                <w:szCs w:val="24"/>
+              </w:rPr>
+              <w:t>(</w:t>
+            </w:r>
+            <w:proofErr w:type="gramEnd"/>
+            <w:r>
+              <w:rPr>
+                <w:sz w:val="24"/>
+                <w:szCs w:val="24"/>
+              </w:rPr>
+              <w:t>)}}</w:t>
             </w:r>
           </w:p>
         </w:tc>
@@ -157,16 +335,29 @@
         <w:spacing w:after="240" w:afterAutospacing="0"/>
       </w:pPr>
       <w:r>
-        <w:t>{% if know_repo_company %}</w:t>
+        <w:t xml:space="preserve">{% if </w:t>
+      </w:r>
+      <w:proofErr w:type="spellStart"/>
+      <w:r>
+        <w:t>know_repo_company</w:t>
+      </w:r>
+      <w:proofErr w:type="spellEnd"/>
+      <w:r>
+        <w:t xml:space="preserve"> %}</w:t>
       </w:r>
       <w:r>
         <w:t>{{</w:t>
       </w:r>
+      <w:proofErr w:type="spellStart"/>
       <w:r>
         <w:t>repo_</w:t>
       </w:r>
       <w:r>
-        <w:t>company.name.first}}</w:t>
+        <w:t>company.name.first</w:t>
+      </w:r>
+      <w:proofErr w:type="spellEnd"/>
+      <w:r>
+        <w:t>}}</w:t>
       </w:r>
       <w:r>
         <w:t>{% else %}___________________________{% endif %}</w:t>
@@ -175,16 +366,29 @@
         <w:br/>
       </w:r>
       <w:r>
-        <w:t>{% if know_repo_company %}</w:t>
+        <w:t xml:space="preserve">{% if </w:t>
+      </w:r>
+      <w:proofErr w:type="spellStart"/>
+      <w:r>
+        <w:t>know_repo_company</w:t>
+      </w:r>
+      <w:proofErr w:type="spellEnd"/>
+      <w:r>
+        <w:t xml:space="preserve"> %}</w:t>
       </w:r>
       <w:r>
         <w:t>{{</w:t>
       </w:r>
+      <w:proofErr w:type="spellStart"/>
       <w:r>
         <w:t>repo_</w:t>
       </w:r>
       <w:r>
-        <w:t>company.address.line_one(bare=True)}}</w:t>
+        <w:t>company.address.line_one</w:t>
+      </w:r>
+      <w:proofErr w:type="spellEnd"/>
+      <w:r>
+        <w:t>(bare=True)}}</w:t>
       </w:r>
       <w:r>
         <w:t>{% else %}___________________________{% endif %}</w:t>
@@ -193,16 +397,29 @@
         <w:br/>
       </w:r>
       <w:r>
-        <w:t>{% if know_repo_company %}</w:t>
+        <w:t xml:space="preserve">{% if </w:t>
+      </w:r>
+      <w:proofErr w:type="spellStart"/>
+      <w:r>
+        <w:t>know_repo_company</w:t>
+      </w:r>
+      <w:proofErr w:type="spellEnd"/>
+      <w:r>
+        <w:t xml:space="preserve"> %}</w:t>
       </w:r>
       <w:r>
         <w:t>{{</w:t>
       </w:r>
+      <w:proofErr w:type="spellStart"/>
       <w:r>
         <w:t>repo_</w:t>
       </w:r>
       <w:r>
-        <w:t>company.address.line_two()}}</w:t>
+        <w:t>company.address.line_two</w:t>
+      </w:r>
+      <w:proofErr w:type="spellEnd"/>
+      <w:r>
+        <w:t>()}}</w:t>
       </w:r>
       <w:r>
         <w:t>{% else %}___________________________</w:t>
@@ -220,65 +437,205 @@
       <w:r>
         <w:t>{% endif %}</w:t>
       </w:r>
+    </w:p>
+    <w:p>
+      <w:pPr>
+        <w:pStyle w:val="NormalWeb"/>
+        <w:spacing w:after="0" w:afterAutospacing="0"/>
+      </w:pPr>
+      <w:r>
+        <w:t xml:space="preserve">Re: </w:t>
+      </w:r>
+      <w:r>
+        <w:t xml:space="preserve">Request for </w:t>
+      </w:r>
+      <w:r>
+        <w:t>i</w:t>
+      </w:r>
+      <w:r>
+        <w:t xml:space="preserve">nventory of </w:t>
+      </w:r>
+      <w:r>
+        <w:t>p</w:t>
+      </w:r>
+      <w:r>
+        <w:t xml:space="preserve">ersonal </w:t>
+      </w:r>
+      <w:r>
+        <w:t>p</w:t>
+      </w:r>
+      <w:r>
+        <w:t xml:space="preserve">roperty under the Illinois Collateral Recovery </w:t>
+      </w:r>
+      <w:proofErr w:type="gramStart"/>
+      <w:r>
+        <w:t>Act</w:t>
+      </w:r>
+      <w:r>
+        <w:t>{</w:t>
+      </w:r>
+      <w:proofErr w:type="gramEnd"/>
+      <w:r>
+        <w:t xml:space="preserve">% if </w:t>
+      </w:r>
+      <w:proofErr w:type="spellStart"/>
+      <w:r>
+        <w:t>know_repo_company</w:t>
+      </w:r>
+      <w:proofErr w:type="spellEnd"/>
+      <w:r>
+        <w:t xml:space="preserve"> and </w:t>
+      </w:r>
+      <w:proofErr w:type="spellStart"/>
+      <w:r>
+        <w:t>repo_</w:t>
+      </w:r>
+      <w:proofErr w:type="gramStart"/>
+      <w:r>
+        <w:t>company.account</w:t>
+      </w:r>
+      <w:proofErr w:type="gramEnd"/>
+      <w:r>
+        <w:t>_</w:t>
+      </w:r>
+      <w:proofErr w:type="gramStart"/>
+      <w:r>
+        <w:t>number</w:t>
+      </w:r>
+      <w:proofErr w:type="spellEnd"/>
+      <w:r>
+        <w:t xml:space="preserve"> !</w:t>
+      </w:r>
+      <w:proofErr w:type="gramEnd"/>
+      <w:r>
+        <w:t>= “” %}</w:t>
+      </w:r>
+    </w:p>
+    <w:p>
+      <w:pPr>
+        <w:pStyle w:val="NormalWeb"/>
+        <w:spacing w:before="0" w:beforeAutospacing="0"/>
+        <w:ind w:left="360"/>
+      </w:pPr>
+      <w:r>
+        <w:rPr>
+          <w:sz w:val="12"/>
+          <w:szCs w:val="12"/>
+        </w:rPr>
+        <w:t xml:space="preserve"> </w:t>
+      </w:r>
+      <w:r>
+        <w:t>Account #: {{</w:t>
+      </w:r>
+      <w:proofErr w:type="spellStart"/>
+      <w:r>
+        <w:t>repo_</w:t>
+      </w:r>
+      <w:proofErr w:type="gramStart"/>
+      <w:r>
+        <w:t>company.account</w:t>
+      </w:r>
+      <w:proofErr w:type="gramEnd"/>
+      <w:r>
+        <w:t>_</w:t>
+      </w:r>
+      <w:proofErr w:type="gramStart"/>
+      <w:r>
+        <w:t>number</w:t>
+      </w:r>
+      <w:proofErr w:type="spellEnd"/>
+      <w:r>
+        <w:t>}} {%</w:t>
+      </w:r>
+      <w:proofErr w:type="gramEnd"/>
+      <w:r>
+        <w:t xml:space="preserve"> </w:t>
+      </w:r>
+      <w:proofErr w:type="gramStart"/>
+      <w:r>
+        <w:t>endif %}</w:t>
+      </w:r>
+      <w:proofErr w:type="gramEnd"/>
     </w:p>
     <w:p>
       <w:pPr>
         <w:pStyle w:val="NormalWeb"/>
       </w:pPr>
-      <w:r>
-        <w:t xml:space="preserve">Re: </w:t>
-      </w:r>
-      <w:r>
-        <w:t xml:space="preserve">Request for </w:t>
-      </w:r>
-      <w:r>
-        <w:t>i</w:t>
-      </w:r>
-      <w:r>
-        <w:t xml:space="preserve">nventory of </w:t>
-      </w:r>
-      <w:r>
-        <w:t>p</w:t>
-      </w:r>
-      <w:r>
-        <w:t xml:space="preserve">ersonal </w:t>
-      </w:r>
-      <w:r>
-        <w:t>p</w:t>
-      </w:r>
-      <w:r>
-        <w:t xml:space="preserve">roperty under the Illinois Collateral Recovery </w:t>
-      </w:r>
-      <w:r>
-        <w:t>Act</w:t>
-      </w:r>
-      <w:r>
-        <w:t xml:space="preserve">{% if </w:t>
-      </w:r>
-      <w:r>
-        <w:t xml:space="preserve">know_repo_company and </w:t>
-      </w:r>
-      <w:r>
-        <w:t>repo_company.account_number != “” %}</w:t>
-      </w:r>
-      <w:r>
-        <w:br/>
-      </w:r>
-      <w:r>
-        <w:t xml:space="preserve">    </w:t>
-      </w:r>
+      <w:proofErr w:type="gramStart"/>
+      <w:r>
+        <w:t xml:space="preserve">Dear </w:t>
+      </w:r>
+      <w:r>
+        <w:t>{%</w:t>
+      </w:r>
+      <w:proofErr w:type="gramEnd"/>
+      <w:r>
+        <w:t xml:space="preserve"> if </w:t>
+      </w:r>
+      <w:proofErr w:type="spellStart"/>
+      <w:r>
+        <w:t>know_repo_company</w:t>
+      </w:r>
+      <w:proofErr w:type="spellEnd"/>
       <w:r>
         <w:t xml:space="preserve"> </w:t>
       </w:r>
-      <w:r>
-        <w:rPr>
-          <w:sz w:val="18"/>
-          <w:szCs w:val="18"/>
-        </w:rPr>
-        <w:t xml:space="preserve"> </w:t>
-      </w:r>
-      <w:r>
-        <w:t>Account #: {{repo_company.account_number}} {% endif %}</w:t>
+      <w:proofErr w:type="gramStart"/>
+      <w:r>
+        <w:t>%}</w:t>
+      </w:r>
+      <w:r>
+        <w:t>{</w:t>
+      </w:r>
+      <w:proofErr w:type="gramEnd"/>
+      <w:r>
+        <w:t>{</w:t>
+      </w:r>
+      <w:proofErr w:type="spellStart"/>
+      <w:proofErr w:type="gramStart"/>
+      <w:r>
+        <w:t>repo</w:t>
+      </w:r>
+      <w:r>
+        <w:t>_</w:t>
+      </w:r>
+      <w:r>
+        <w:t>company.name.first</w:t>
+      </w:r>
+      <w:proofErr w:type="spellEnd"/>
+      <w:r>
+        <w:t>}}</w:t>
+      </w:r>
+      <w:r>
+        <w:t>{</w:t>
+      </w:r>
+      <w:proofErr w:type="gramEnd"/>
+      <w:r>
+        <w:t xml:space="preserve">% else </w:t>
+      </w:r>
+      <w:proofErr w:type="gramStart"/>
+      <w:r>
+        <w:t>%}_</w:t>
+      </w:r>
+      <w:proofErr w:type="gramEnd"/>
+      <w:r>
+        <w:t>_________________________</w:t>
+      </w:r>
+      <w:proofErr w:type="gramStart"/>
+      <w:r>
+        <w:t>_{</w:t>
+      </w:r>
+      <w:proofErr w:type="gramEnd"/>
+      <w:r>
+        <w:t xml:space="preserve">% </w:t>
+      </w:r>
+      <w:proofErr w:type="gramStart"/>
+      <w:r>
+        <w:t>endif %}</w:t>
+      </w:r>
+      <w:proofErr w:type="gramEnd"/>
+      <w:r>
+        <w:t>:</w:t>
       </w:r>
     </w:p>
     <w:p>
@@ -286,51 +643,46 @@
         <w:pStyle w:val="NormalWeb"/>
       </w:pPr>
       <w:r>
-        <w:t xml:space="preserve">Dear </w:t>
-      </w:r>
-      <w:r>
-        <w:t>{% if know_repo_company %}</w:t>
+        <w:t xml:space="preserve">I am writing to you </w:t>
+      </w:r>
+      <w:r>
+        <w:t>about</w:t>
+      </w:r>
+      <w:r>
+        <w:t xml:space="preserve"> the repossession of my car</w:t>
+      </w:r>
+      <w:r>
+        <w:t xml:space="preserve">, </w:t>
+      </w:r>
+      <w:r>
+        <w:t>a {{</w:t>
+      </w:r>
+      <w:proofErr w:type="spellStart"/>
+      <w:r>
+        <w:t>car_year</w:t>
+      </w:r>
+      <w:proofErr w:type="spellEnd"/>
+      <w:r>
+        <w:t>}} {{</w:t>
+      </w:r>
+      <w:proofErr w:type="spellStart"/>
+      <w:r>
+        <w:t>car_make</w:t>
+      </w:r>
+      <w:proofErr w:type="spellEnd"/>
+      <w:r>
+        <w:t xml:space="preserve">}} </w:t>
       </w:r>
       <w:r>
         <w:t>{{</w:t>
       </w:r>
-      <w:r>
-        <w:t>repo</w:t>
-      </w:r>
-      <w:r>
-        <w:t>_</w:t>
-      </w:r>
-      <w:r>
-        <w:t>company.name.first}}</w:t>
-      </w:r>
-      <w:r>
-        <w:t>{% else %}___________________________{% endif %}</w:t>
-      </w:r>
-      <w:r>
-        <w:t>:</w:t>
-      </w:r>
-    </w:p>
-    <w:p>
-      <w:pPr>
-        <w:pStyle w:val="NormalWeb"/>
-      </w:pPr>
-      <w:r>
-        <w:t xml:space="preserve">I am writing to you </w:t>
-      </w:r>
-      <w:r>
-        <w:t>about</w:t>
-      </w:r>
-      <w:r>
-        <w:t xml:space="preserve"> the repossession of my car</w:t>
-      </w:r>
-      <w:r>
-        <w:t xml:space="preserve">, </w:t>
-      </w:r>
-      <w:r>
-        <w:t xml:space="preserve">a {{car_year}} {{car_make}} </w:t>
-      </w:r>
-      <w:r>
-        <w:t>{{car_model}}</w:t>
+      <w:proofErr w:type="spellStart"/>
+      <w:r>
+        <w:t>car_model</w:t>
+      </w:r>
+      <w:proofErr w:type="spellEnd"/>
+      <w:r>
+        <w:t>}}</w:t>
       </w:r>
       <w:r>
         <w:t>.</w:t>
@@ -345,11 +697,24 @@
         <w:t xml:space="preserve">about </w:t>
       </w:r>
       <w:r>
-        <w:t>{{repo_date}}</w:t>
+        <w:t>{{</w:t>
+      </w:r>
+      <w:proofErr w:type="spellStart"/>
+      <w:r>
+        <w:t>repo_</w:t>
+      </w:r>
+      <w:proofErr w:type="gramStart"/>
+      <w:r>
+        <w:t>date</w:t>
+      </w:r>
+      <w:proofErr w:type="spellEnd"/>
+      <w:r>
+        <w:t>}}</w:t>
       </w:r>
       <w:r>
         <w:t>.</w:t>
       </w:r>
+      <w:proofErr w:type="gramEnd"/>
       <w:r>
         <w:t xml:space="preserve"> </w:t>
       </w:r>
@@ -360,7 +725,15 @@
         <w:t xml:space="preserve">contained </w:t>
       </w:r>
       <w:r>
-        <w:t>{{comma_and_list(</w:t>
+        <w:t>{{</w:t>
+      </w:r>
+      <w:proofErr w:type="spellStart"/>
+      <w:r>
+        <w:t>comma_and_list</w:t>
+      </w:r>
+      <w:proofErr w:type="spellEnd"/>
+      <w:r>
+        <w:t>(</w:t>
       </w:r>
       <w:r>
         <w:t>items</w:t>
@@ -372,16 +745,29 @@
         <w:t>.</w:t>
       </w:r>
       <w:r>
-        <w:t>{% if know_repo_company %}</w:t>
-      </w:r>
-      <w:r>
         <w:t xml:space="preserve">{% if </w:t>
       </w:r>
+      <w:proofErr w:type="spellStart"/>
+      <w:r>
+        <w:t>know_repo_company</w:t>
+      </w:r>
+      <w:proofErr w:type="spellEnd"/>
+      <w:r>
+        <w:t xml:space="preserve"> %}</w:t>
+      </w:r>
+      <w:r>
+        <w:t xml:space="preserve">{% if </w:t>
+      </w:r>
+      <w:proofErr w:type="spellStart"/>
       <w:r>
         <w:t>repo_company.</w:t>
       </w:r>
       <w:r>
-        <w:t xml:space="preserve">account_number != “” %} </w:t>
+        <w:t>account_number</w:t>
+      </w:r>
+      <w:proofErr w:type="spellEnd"/>
+      <w:r>
+        <w:t xml:space="preserve"> != “” %} </w:t>
       </w:r>
       <w:r>
         <w:t xml:space="preserve">My account number is </w:t>
@@ -389,11 +775,16 @@
       <w:r>
         <w:t>{{</w:t>
       </w:r>
+      <w:proofErr w:type="spellStart"/>
       <w:r>
         <w:t>repo_company.</w:t>
       </w:r>
       <w:r>
-        <w:t>account_number}}.</w:t>
+        <w:t>account_number</w:t>
+      </w:r>
+      <w:proofErr w:type="spellEnd"/>
+      <w:r>
+        <w:t>}}.</w:t>
       </w:r>
       <w:r>
         <w:t>{% endif %}</w:t>
@@ -417,7 +808,21 @@
         <w:rPr>
           <w:color w:val="000000"/>
         </w:rPr>
-        <w:t>Per the Act, your company must provide a written inventory of all personal items found in the car. This inventory must  be given to me within a reasonable time frame. This helps ensure my property is protected and safely returned</w:t>
+        <w:t xml:space="preserve">Per the Act, your company must provide a written inventory of all personal items found in the car. This inventory </w:t>
+      </w:r>
+      <w:proofErr w:type="gramStart"/>
+      <w:r>
+        <w:rPr>
+          <w:color w:val="000000"/>
+        </w:rPr>
+        <w:t>must  be</w:t>
+      </w:r>
+      <w:proofErr w:type="gramEnd"/>
+      <w:r>
+        <w:rPr>
+          <w:color w:val="000000"/>
+        </w:rPr>
+        <w:t xml:space="preserve"> given to me within a reasonable time frame. This helps ensure my property is protected and safely returned</w:t>
       </w:r>
       <w:r>
         <w:rPr>
@@ -504,13 +909,97 @@
         <w:rPr>
           <w:color w:val="000000"/>
         </w:rPr>
-        <w:t>{% if users[0].phone_number == “” and users[0].email == “” %}</w:t>
-      </w:r>
-      <w:r>
-        <w:rPr>
-          <w:color w:val="000000"/>
-        </w:rPr>
-        <w:t>Please address your reply to the mailing address above</w:t>
+        <w:t xml:space="preserve">{% if </w:t>
+      </w:r>
+      <w:proofErr w:type="gramStart"/>
+      <w:r>
+        <w:rPr>
+          <w:color w:val="000000"/>
+        </w:rPr>
+        <w:t>users[</w:t>
+      </w:r>
+      <w:proofErr w:type="gramEnd"/>
+      <w:r>
+        <w:rPr>
+          <w:color w:val="000000"/>
+        </w:rPr>
+        <w:t>0</w:t>
+      </w:r>
+      <w:proofErr w:type="gramStart"/>
+      <w:r>
+        <w:rPr>
+          <w:color w:val="000000"/>
+        </w:rPr>
+        <w:t>].</w:t>
+      </w:r>
+      <w:proofErr w:type="spellStart"/>
+      <w:r>
+        <w:rPr>
+          <w:color w:val="000000"/>
+        </w:rPr>
+        <w:t>phone</w:t>
+      </w:r>
+      <w:proofErr w:type="gramEnd"/>
+      <w:r>
+        <w:rPr>
+          <w:color w:val="000000"/>
+        </w:rPr>
+        <w:t>_number</w:t>
+      </w:r>
+      <w:proofErr w:type="spellEnd"/>
+      <w:r>
+        <w:rPr>
+          <w:color w:val="000000"/>
+        </w:rPr>
+        <w:t xml:space="preserve"> == “” and </w:t>
+      </w:r>
+      <w:proofErr w:type="gramStart"/>
+      <w:r>
+        <w:rPr>
+          <w:color w:val="000000"/>
+        </w:rPr>
+        <w:t>users[</w:t>
+      </w:r>
+      <w:proofErr w:type="gramEnd"/>
+      <w:r>
+        <w:rPr>
+          <w:color w:val="000000"/>
+        </w:rPr>
+        <w:t>0</w:t>
+      </w:r>
+      <w:proofErr w:type="gramStart"/>
+      <w:r>
+        <w:rPr>
+          <w:color w:val="000000"/>
+        </w:rPr>
+        <w:t>].email</w:t>
+      </w:r>
+      <w:proofErr w:type="gramEnd"/>
+      <w:r>
+        <w:rPr>
+          <w:color w:val="000000"/>
+        </w:rPr>
+        <w:t xml:space="preserve"> == “” </w:t>
+      </w:r>
+      <w:proofErr w:type="gramStart"/>
+      <w:r>
+        <w:rPr>
+          <w:color w:val="000000"/>
+        </w:rPr>
+        <w:t>%}</w:t>
+      </w:r>
+      <w:r>
+        <w:rPr>
+          <w:color w:val="000000"/>
+        </w:rPr>
+        <w:t>Please</w:t>
+      </w:r>
+      <w:proofErr w:type="gramEnd"/>
+      <w:r>
+        <w:rPr>
+          <w:color w:val="000000"/>
+        </w:rPr>
+        <w:t xml:space="preserve"> address your reply to the mailing address above</w:t>
       </w:r>
       <w:r>
         <w:rPr>
@@ -522,8 +1011,44 @@
         <w:rPr>
           <w:color w:val="000000"/>
         </w:rPr>
-        <w:t xml:space="preserve"> {% else %}My mailing address can be found above, and additional contact information can be found below my signature.{% endif %}</w:t>
-      </w:r>
+        <w:t xml:space="preserve"> {% else </w:t>
+      </w:r>
+      <w:proofErr w:type="gramStart"/>
+      <w:r>
+        <w:rPr>
+          <w:color w:val="000000"/>
+        </w:rPr>
+        <w:t>%}My</w:t>
+      </w:r>
+      <w:proofErr w:type="gramEnd"/>
+      <w:r>
+        <w:rPr>
+          <w:color w:val="000000"/>
+        </w:rPr>
+        <w:t xml:space="preserve"> mailing address can be found above, and additional contact information can be found below my </w:t>
+      </w:r>
+      <w:proofErr w:type="gramStart"/>
+      <w:r>
+        <w:rPr>
+          <w:color w:val="000000"/>
+        </w:rPr>
+        <w:t>signature.{</w:t>
+      </w:r>
+      <w:proofErr w:type="gramEnd"/>
+      <w:r>
+        <w:rPr>
+          <w:color w:val="000000"/>
+        </w:rPr>
+        <w:t xml:space="preserve">% </w:t>
+      </w:r>
+      <w:proofErr w:type="gramStart"/>
+      <w:r>
+        <w:rPr>
+          <w:color w:val="000000"/>
+        </w:rPr>
+        <w:t>endif %}</w:t>
+      </w:r>
+      <w:proofErr w:type="gramEnd"/>
     </w:p>
     <w:p>
       <w:pPr>
@@ -560,7 +1085,63 @@
         </w:rPr>
       </w:pPr>
       <w:r>
-        <w:t>{{users[0].name_full()}}{% if users[0].phone_number != “” %}</w:t>
+        <w:t>{{users[0].</w:t>
+      </w:r>
+      <w:proofErr w:type="spellStart"/>
+      <w:r>
+        <w:t>name_</w:t>
+      </w:r>
+      <w:proofErr w:type="gramStart"/>
+      <w:r>
+        <w:t>full</w:t>
+      </w:r>
+      <w:proofErr w:type="spellEnd"/>
+      <w:r>
+        <w:t>(</w:t>
+      </w:r>
+      <w:proofErr w:type="gramEnd"/>
+      <w:r>
+        <w:t>)</w:t>
+      </w:r>
+      <w:proofErr w:type="gramStart"/>
+      <w:r>
+        <w:t>}}{</w:t>
+      </w:r>
+      <w:proofErr w:type="gramEnd"/>
+      <w:r>
+        <w:t xml:space="preserve">% if </w:t>
+      </w:r>
+      <w:proofErr w:type="gramStart"/>
+      <w:r>
+        <w:t>users[</w:t>
+      </w:r>
+      <w:proofErr w:type="gramEnd"/>
+      <w:r>
+        <w:t>0</w:t>
+      </w:r>
+      <w:proofErr w:type="gramStart"/>
+      <w:r>
+        <w:t>].</w:t>
+      </w:r>
+      <w:proofErr w:type="spellStart"/>
+      <w:r>
+        <w:t>phone</w:t>
+      </w:r>
+      <w:proofErr w:type="gramEnd"/>
+      <w:r>
+        <w:t>_</w:t>
+      </w:r>
+      <w:proofErr w:type="gramStart"/>
+      <w:r>
+        <w:t>number</w:t>
+      </w:r>
+      <w:proofErr w:type="spellEnd"/>
+      <w:r>
+        <w:t xml:space="preserve"> !</w:t>
+      </w:r>
+      <w:proofErr w:type="gramEnd"/>
+      <w:r>
+        <w:t>= “” %}</w:t>
       </w:r>
       <w:r>
         <w:rPr>
@@ -573,7 +1154,14 @@
         <w:rPr>
           <w:color w:val="000000"/>
         </w:rPr>
-        <w:t>{{phone_number_forma</w:t>
+        <w:t>{{</w:t>
+      </w:r>
+      <w:proofErr w:type="spellStart"/>
+      <w:r>
+        <w:rPr>
+          <w:color w:val="000000"/>
+        </w:rPr>
+        <w:t>phone_number_forma</w:t>
       </w:r>
       <w:r>
         <w:rPr>
@@ -585,13 +1173,83 @@
         <w:rPr>
           <w:color w:val="000000"/>
         </w:rPr>
-        <w:t>ted(users[0].phone_number)}}</w:t>
-      </w:r>
-      <w:r>
-        <w:t>{% endif %}{% if users[0].</w:t>
-      </w:r>
-      <w:r>
-        <w:t>email != “”</w:t>
+        <w:t>ted</w:t>
+      </w:r>
+      <w:proofErr w:type="spellEnd"/>
+      <w:r>
+        <w:rPr>
+          <w:color w:val="000000"/>
+        </w:rPr>
+        <w:t>(users[0</w:t>
+      </w:r>
+      <w:proofErr w:type="gramStart"/>
+      <w:r>
+        <w:rPr>
+          <w:color w:val="000000"/>
+        </w:rPr>
+        <w:t>].</w:t>
+      </w:r>
+      <w:proofErr w:type="spellStart"/>
+      <w:r>
+        <w:rPr>
+          <w:color w:val="000000"/>
+        </w:rPr>
+        <w:t>phone</w:t>
+      </w:r>
+      <w:proofErr w:type="gramEnd"/>
+      <w:r>
+        <w:rPr>
+          <w:color w:val="000000"/>
+        </w:rPr>
+        <w:t>_number</w:t>
+      </w:r>
+      <w:proofErr w:type="spellEnd"/>
+      <w:r>
+        <w:rPr>
+          <w:color w:val="000000"/>
+        </w:rPr>
+        <w:t>)</w:t>
+      </w:r>
+      <w:proofErr w:type="gramStart"/>
+      <w:r>
+        <w:rPr>
+          <w:color w:val="000000"/>
+        </w:rPr>
+        <w:t>}}</w:t>
+      </w:r>
+      <w:r>
+        <w:t>{</w:t>
+      </w:r>
+      <w:proofErr w:type="gramEnd"/>
+      <w:r>
+        <w:t xml:space="preserve">% endif </w:t>
+      </w:r>
+      <w:proofErr w:type="gramStart"/>
+      <w:r>
+        <w:t>%}{</w:t>
+      </w:r>
+      <w:proofErr w:type="gramEnd"/>
+      <w:r>
+        <w:t xml:space="preserve">% if </w:t>
+      </w:r>
+      <w:proofErr w:type="gramStart"/>
+      <w:r>
+        <w:t>users[</w:t>
+      </w:r>
+      <w:proofErr w:type="gramEnd"/>
+      <w:r>
+        <w:t>0</w:t>
+      </w:r>
+      <w:proofErr w:type="gramStart"/>
+      <w:r>
+        <w:t>].</w:t>
+      </w:r>
+      <w:r>
+        <w:t>email !=</w:t>
+      </w:r>
+      <w:proofErr w:type="gramEnd"/>
+      <w:r>
+        <w:t xml:space="preserve"> “”</w:t>
       </w:r>
       <w:r>
         <w:t xml:space="preserve"> %}</w:t>
@@ -604,7 +1262,15 @@
         <w:br/>
       </w:r>
       <w:r>
-        <w:t>{{users[0].email}}{% endif %</w:t>
+        <w:t>{{users[0</w:t>
+      </w:r>
+      <w:proofErr w:type="gramStart"/>
+      <w:r>
+        <w:t>].email}}{</w:t>
+      </w:r>
+      <w:proofErr w:type="gramEnd"/>
+      <w:r>
+        <w:t>% endif %</w:t>
       </w:r>
       <w:r>
         <w:t>}</w:t>

--- a/docassemble/ReturnCarProperty/data/templates/request_property_in_car_letter.docx
+++ b/docassemble/ReturnCarProperty/data/templates/request_property_in_car_letter.docx
@@ -68,94 +68,21 @@
                 <w:sz w:val="24"/>
                 <w:szCs w:val="24"/>
               </w:rPr>
-              <w:t xml:space="preserve">{% if </w:t>
-            </w:r>
-            <w:proofErr w:type="spellStart"/>
-            <w:r>
-              <w:rPr>
-                <w:sz w:val="24"/>
-                <w:szCs w:val="24"/>
-              </w:rPr>
-              <w:t>know_repo_company</w:t>
-            </w:r>
-            <w:proofErr w:type="spellEnd"/>
-            <w:r>
-              <w:rPr>
-                <w:sz w:val="24"/>
-                <w:szCs w:val="24"/>
-              </w:rPr>
-              <w:t xml:space="preserve"> </w:t>
-            </w:r>
-            <w:proofErr w:type="gramStart"/>
-            <w:r>
-              <w:rPr>
-                <w:sz w:val="24"/>
-                <w:szCs w:val="24"/>
-              </w:rPr>
-              <w:t>%}</w:t>
+              <w:t>{% if know_repo_company %}</w:t>
             </w:r>
             <w:r>
               <w:rPr>
                 <w:sz w:val="24"/>
                 <w:szCs w:val="24"/>
               </w:rPr>
-              <w:t>{</w:t>
-            </w:r>
-            <w:proofErr w:type="gramEnd"/>
-            <w:r>
-              <w:rPr>
-                <w:sz w:val="24"/>
-                <w:szCs w:val="24"/>
-              </w:rPr>
-              <w:t>{</w:t>
-            </w:r>
-            <w:proofErr w:type="spellStart"/>
-            <w:r>
-              <w:rPr>
-                <w:sz w:val="24"/>
-                <w:szCs w:val="24"/>
-              </w:rPr>
-              <w:t>letter_date</w:t>
-            </w:r>
-            <w:proofErr w:type="spellEnd"/>
-            <w:proofErr w:type="gramStart"/>
-            <w:r>
-              <w:rPr>
-                <w:sz w:val="24"/>
-                <w:szCs w:val="24"/>
-              </w:rPr>
-              <w:t>}}</w:t>
+              <w:t>{{letter_date}}</w:t>
             </w:r>
             <w:r>
               <w:rPr>
                 <w:sz w:val="24"/>
                 <w:szCs w:val="24"/>
               </w:rPr>
-              <w:t>{</w:t>
-            </w:r>
-            <w:proofErr w:type="gramEnd"/>
-            <w:r>
-              <w:rPr>
-                <w:sz w:val="24"/>
-                <w:szCs w:val="24"/>
-              </w:rPr>
-              <w:t xml:space="preserve">% else </w:t>
-            </w:r>
-            <w:proofErr w:type="gramStart"/>
-            <w:r>
-              <w:rPr>
-                <w:sz w:val="24"/>
-                <w:szCs w:val="24"/>
-              </w:rPr>
-              <w:t>%}_</w:t>
-            </w:r>
-            <w:proofErr w:type="gramEnd"/>
-            <w:r>
-              <w:rPr>
-                <w:sz w:val="24"/>
-                <w:szCs w:val="24"/>
-              </w:rPr>
-              <w:t>___________</w:t>
+              <w:t>{% else %}____________</w:t>
             </w:r>
             <w:r>
               <w:rPr>
@@ -164,21 +91,12 @@
               </w:rPr>
               <w:br/>
             </w:r>
-            <w:proofErr w:type="gramStart"/>
             <w:r>
               <w:rPr>
                 <w:sz w:val="24"/>
                 <w:szCs w:val="24"/>
               </w:rPr>
-              <w:t>Date{</w:t>
-            </w:r>
-            <w:proofErr w:type="gramEnd"/>
-            <w:r>
-              <w:rPr>
-                <w:sz w:val="24"/>
-                <w:szCs w:val="24"/>
-              </w:rPr>
-              <w:t>% endif %}</w:t>
+              <w:t>Date{% endif %}</w:t>
             </w:r>
             <w:r>
               <w:rPr>
@@ -199,23 +117,7 @@
                 <w:sz w:val="24"/>
                 <w:szCs w:val="24"/>
               </w:rPr>
-              <w:t>{{users[0].</w:t>
-            </w:r>
-            <w:proofErr w:type="spellStart"/>
-            <w:r>
-              <w:rPr>
-                <w:sz w:val="24"/>
-                <w:szCs w:val="24"/>
-              </w:rPr>
-              <w:t>name_full</w:t>
-            </w:r>
-            <w:proofErr w:type="spellEnd"/>
-            <w:r>
-              <w:rPr>
-                <w:sz w:val="24"/>
-                <w:szCs w:val="24"/>
-              </w:rPr>
-              <w:t>()}}</w:t>
+              <w:t>{{users[0].name_full()}}</w:t>
             </w:r>
             <w:r>
               <w:rPr>
@@ -229,39 +131,7 @@
                 <w:sz w:val="24"/>
                 <w:szCs w:val="24"/>
               </w:rPr>
-              <w:t>{{users[0</w:t>
-            </w:r>
-            <w:proofErr w:type="gramStart"/>
-            <w:r>
-              <w:rPr>
-                <w:sz w:val="24"/>
-                <w:szCs w:val="24"/>
-              </w:rPr>
-              <w:t>].</w:t>
-            </w:r>
-            <w:proofErr w:type="spellStart"/>
-            <w:r>
-              <w:rPr>
-                <w:sz w:val="24"/>
-                <w:szCs w:val="24"/>
-              </w:rPr>
-              <w:t>address</w:t>
-            </w:r>
-            <w:proofErr w:type="gramEnd"/>
-            <w:r>
-              <w:rPr>
-                <w:sz w:val="24"/>
-                <w:szCs w:val="24"/>
-              </w:rPr>
-              <w:t>.line_one</w:t>
-            </w:r>
-            <w:proofErr w:type="spellEnd"/>
-            <w:r>
-              <w:rPr>
-                <w:sz w:val="24"/>
-                <w:szCs w:val="24"/>
-              </w:rPr>
-              <w:t>(bare=True)}}</w:t>
+              <w:t>{{users[0].address.line_one(bare=True)}}</w:t>
             </w:r>
             <w:r>
               <w:rPr>
@@ -275,55 +145,7 @@
                 <w:sz w:val="24"/>
                 <w:szCs w:val="24"/>
               </w:rPr>
-              <w:t>{{users[0</w:t>
-            </w:r>
-            <w:proofErr w:type="gramStart"/>
-            <w:r>
-              <w:rPr>
-                <w:sz w:val="24"/>
-                <w:szCs w:val="24"/>
-              </w:rPr>
-              <w:t>].</w:t>
-            </w:r>
-            <w:proofErr w:type="spellStart"/>
-            <w:r>
-              <w:rPr>
-                <w:sz w:val="24"/>
-                <w:szCs w:val="24"/>
-              </w:rPr>
-              <w:t>address</w:t>
-            </w:r>
-            <w:proofErr w:type="gramEnd"/>
-            <w:r>
-              <w:rPr>
-                <w:sz w:val="24"/>
-                <w:szCs w:val="24"/>
-              </w:rPr>
-              <w:t>.line_</w:t>
-            </w:r>
-            <w:proofErr w:type="gramStart"/>
-            <w:r>
-              <w:rPr>
-                <w:sz w:val="24"/>
-                <w:szCs w:val="24"/>
-              </w:rPr>
-              <w:t>two</w:t>
-            </w:r>
-            <w:proofErr w:type="spellEnd"/>
-            <w:r>
-              <w:rPr>
-                <w:sz w:val="24"/>
-                <w:szCs w:val="24"/>
-              </w:rPr>
-              <w:t>(</w:t>
-            </w:r>
-            <w:proofErr w:type="gramEnd"/>
-            <w:r>
-              <w:rPr>
-                <w:sz w:val="24"/>
-                <w:szCs w:val="24"/>
-              </w:rPr>
-              <w:t>)}}</w:t>
+              <w:t>{{users[0].address.line_two()}}</w:t>
             </w:r>
           </w:p>
         </w:tc>
@@ -335,29 +157,16 @@
         <w:spacing w:after="240" w:afterAutospacing="0"/>
       </w:pPr>
       <w:r>
-        <w:t xml:space="preserve">{% if </w:t>
-      </w:r>
-      <w:proofErr w:type="spellStart"/>
-      <w:r>
-        <w:t>know_repo_company</w:t>
-      </w:r>
-      <w:proofErr w:type="spellEnd"/>
-      <w:r>
-        <w:t xml:space="preserve"> %}</w:t>
+        <w:t>{% if know_repo_company %}</w:t>
       </w:r>
       <w:r>
         <w:t>{{</w:t>
       </w:r>
-      <w:proofErr w:type="spellStart"/>
       <w:r>
         <w:t>repo_</w:t>
       </w:r>
       <w:r>
-        <w:t>company.name.first</w:t>
-      </w:r>
-      <w:proofErr w:type="spellEnd"/>
-      <w:r>
-        <w:t>}}</w:t>
+        <w:t>company.name.first}}</w:t>
       </w:r>
       <w:r>
         <w:t>{% else %}___________________________{% endif %}</w:t>
@@ -366,29 +175,16 @@
         <w:br/>
       </w:r>
       <w:r>
-        <w:t xml:space="preserve">{% if </w:t>
-      </w:r>
-      <w:proofErr w:type="spellStart"/>
-      <w:r>
-        <w:t>know_repo_company</w:t>
-      </w:r>
-      <w:proofErr w:type="spellEnd"/>
-      <w:r>
-        <w:t xml:space="preserve"> %}</w:t>
+        <w:t>{% if know_repo_company %}</w:t>
       </w:r>
       <w:r>
         <w:t>{{</w:t>
       </w:r>
-      <w:proofErr w:type="spellStart"/>
       <w:r>
         <w:t>repo_</w:t>
       </w:r>
       <w:r>
-        <w:t>company.address.line_one</w:t>
-      </w:r>
-      <w:proofErr w:type="spellEnd"/>
-      <w:r>
-        <w:t>(bare=True)}}</w:t>
+        <w:t>company.address.line_one(bare=True)}}</w:t>
       </w:r>
       <w:r>
         <w:t>{% else %}___________________________{% endif %}</w:t>
@@ -397,29 +193,16 @@
         <w:br/>
       </w:r>
       <w:r>
-        <w:t xml:space="preserve">{% if </w:t>
-      </w:r>
-      <w:proofErr w:type="spellStart"/>
-      <w:r>
-        <w:t>know_repo_company</w:t>
-      </w:r>
-      <w:proofErr w:type="spellEnd"/>
-      <w:r>
-        <w:t xml:space="preserve"> %}</w:t>
+        <w:t>{% if know_repo_company %}</w:t>
       </w:r>
       <w:r>
         <w:t>{{</w:t>
       </w:r>
-      <w:proofErr w:type="spellStart"/>
       <w:r>
         <w:t>repo_</w:t>
       </w:r>
       <w:r>
-        <w:t>company.address.line_two</w:t>
-      </w:r>
-      <w:proofErr w:type="spellEnd"/>
-      <w:r>
-        <w:t>()}}</w:t>
+        <w:t>company.address.line_two()}}</w:t>
       </w:r>
       <w:r>
         <w:t>{% else %}___________________________</w:t>
@@ -467,48 +250,17 @@
       <w:r>
         <w:t xml:space="preserve">roperty under the Illinois Collateral Recovery </w:t>
       </w:r>
-      <w:proofErr w:type="gramStart"/>
       <w:r>
         <w:t>Act</w:t>
       </w:r>
       <w:r>
-        <w:t>{</w:t>
-      </w:r>
-      <w:proofErr w:type="gramEnd"/>
-      <w:r>
-        <w:t xml:space="preserve">% if </w:t>
-      </w:r>
-      <w:proofErr w:type="spellStart"/>
-      <w:r>
-        <w:t>know_repo_company</w:t>
-      </w:r>
-      <w:proofErr w:type="spellEnd"/>
-      <w:r>
-        <w:t xml:space="preserve"> and </w:t>
-      </w:r>
-      <w:proofErr w:type="spellStart"/>
-      <w:r>
-        <w:t>repo_</w:t>
-      </w:r>
-      <w:proofErr w:type="gramStart"/>
-      <w:r>
-        <w:t>company.account</w:t>
-      </w:r>
-      <w:proofErr w:type="gramEnd"/>
-      <w:r>
-        <w:t>_</w:t>
-      </w:r>
-      <w:proofErr w:type="gramStart"/>
-      <w:r>
-        <w:t>number</w:t>
-      </w:r>
-      <w:proofErr w:type="spellEnd"/>
-      <w:r>
-        <w:t xml:space="preserve"> !</w:t>
-      </w:r>
-      <w:proofErr w:type="gramEnd"/>
-      <w:r>
-        <w:t>= “” %}</w:t>
+        <w:t xml:space="preserve">{% if </w:t>
+      </w:r>
+      <w:r>
+        <w:t xml:space="preserve">know_repo_company and </w:t>
+      </w:r>
+      <w:r>
+        <w:t>repo_company.account_number != “” %}</w:t>
       </w:r>
     </w:p>
     <w:p>
@@ -525,74 +277,22 @@
         <w:t xml:space="preserve"> </w:t>
       </w:r>
       <w:r>
-        <w:t>Account #: {{</w:t>
-      </w:r>
-      <w:proofErr w:type="spellStart"/>
-      <w:r>
-        <w:t>repo_</w:t>
-      </w:r>
-      <w:proofErr w:type="gramStart"/>
-      <w:r>
-        <w:t>company.account</w:t>
-      </w:r>
-      <w:proofErr w:type="gramEnd"/>
-      <w:r>
-        <w:t>_</w:t>
-      </w:r>
-      <w:proofErr w:type="gramStart"/>
-      <w:r>
-        <w:t>number</w:t>
-      </w:r>
-      <w:proofErr w:type="spellEnd"/>
-      <w:r>
-        <w:t>}} {%</w:t>
-      </w:r>
-      <w:proofErr w:type="gramEnd"/>
-      <w:r>
-        <w:t xml:space="preserve"> </w:t>
-      </w:r>
-      <w:proofErr w:type="gramStart"/>
-      <w:r>
-        <w:t>endif %}</w:t>
-      </w:r>
-      <w:proofErr w:type="gramEnd"/>
+        <w:t>Account #: {{repo_company.account_number}} {% endif %}</w:t>
+      </w:r>
     </w:p>
     <w:p>
       <w:pPr>
         <w:pStyle w:val="NormalWeb"/>
       </w:pPr>
-      <w:proofErr w:type="gramStart"/>
       <w:r>
         <w:t xml:space="preserve">Dear </w:t>
       </w:r>
       <w:r>
-        <w:t>{%</w:t>
-      </w:r>
-      <w:proofErr w:type="gramEnd"/>
-      <w:r>
-        <w:t xml:space="preserve"> if </w:t>
-      </w:r>
-      <w:proofErr w:type="spellStart"/>
-      <w:r>
-        <w:t>know_repo_company</w:t>
-      </w:r>
-      <w:proofErr w:type="spellEnd"/>
-      <w:r>
-        <w:t xml:space="preserve"> </w:t>
-      </w:r>
-      <w:proofErr w:type="gramStart"/>
-      <w:r>
-        <w:t>%}</w:t>
-      </w:r>
-      <w:r>
-        <w:t>{</w:t>
-      </w:r>
-      <w:proofErr w:type="gramEnd"/>
-      <w:r>
-        <w:t>{</w:t>
-      </w:r>
-      <w:proofErr w:type="spellStart"/>
-      <w:proofErr w:type="gramStart"/>
+        <w:t>{% if know_repo_company %}</w:t>
+      </w:r>
+      <w:r>
+        <w:t>{{</w:t>
+      </w:r>
       <w:r>
         <w:t>repo</w:t>
       </w:r>
@@ -600,40 +300,11 @@
         <w:t>_</w:t>
       </w:r>
       <w:r>
-        <w:t>company.name.first</w:t>
-      </w:r>
-      <w:proofErr w:type="spellEnd"/>
-      <w:r>
-        <w:t>}}</w:t>
-      </w:r>
-      <w:r>
-        <w:t>{</w:t>
-      </w:r>
-      <w:proofErr w:type="gramEnd"/>
-      <w:r>
-        <w:t xml:space="preserve">% else </w:t>
-      </w:r>
-      <w:proofErr w:type="gramStart"/>
-      <w:r>
-        <w:t>%}_</w:t>
-      </w:r>
-      <w:proofErr w:type="gramEnd"/>
-      <w:r>
-        <w:t>_________________________</w:t>
-      </w:r>
-      <w:proofErr w:type="gramStart"/>
-      <w:r>
-        <w:t>_{</w:t>
-      </w:r>
-      <w:proofErr w:type="gramEnd"/>
-      <w:r>
-        <w:t xml:space="preserve">% </w:t>
-      </w:r>
-      <w:proofErr w:type="gramStart"/>
-      <w:r>
-        <w:t>endif %}</w:t>
-      </w:r>
-      <w:proofErr w:type="gramEnd"/>
+        <w:t>company.name.first}}</w:t>
+      </w:r>
+      <w:r>
+        <w:t>{% else %}___________________________{% endif %}</w:t>
+      </w:r>
       <w:r>
         <w:t>:</w:t>
       </w:r>
@@ -655,136 +326,79 @@
         <w:t xml:space="preserve">, </w:t>
       </w:r>
       <w:r>
-        <w:t>a {{</w:t>
-      </w:r>
-      <w:proofErr w:type="spellStart"/>
-      <w:r>
-        <w:t>car_year</w:t>
-      </w:r>
-      <w:proofErr w:type="spellEnd"/>
-      <w:r>
-        <w:t>}} {{</w:t>
-      </w:r>
-      <w:proofErr w:type="spellStart"/>
-      <w:r>
-        <w:t>car_make</w:t>
-      </w:r>
-      <w:proofErr w:type="spellEnd"/>
-      <w:r>
-        <w:t xml:space="preserve">}} </w:t>
+        <w:t xml:space="preserve">a {{car_year}} {{car_make}} </w:t>
+      </w:r>
+      <w:r>
+        <w:t>{{car_model}}</w:t>
+      </w:r>
+      <w:r>
+        <w:t>.</w:t>
+      </w:r>
+      <w:r>
+        <w:t xml:space="preserve"> </w:t>
+      </w:r>
+      <w:r>
+        <w:t xml:space="preserve">It was repossessed on or </w:t>
+      </w:r>
+      <w:r>
+        <w:t xml:space="preserve">about </w:t>
+      </w:r>
+      <w:r>
+        <w:t>{{repo_date}}</w:t>
+      </w:r>
+      <w:r>
+        <w:t>.</w:t>
+      </w:r>
+      <w:r>
+        <w:t xml:space="preserve"> </w:t>
+      </w:r>
+      <w:r>
+        <w:t xml:space="preserve">The car </w:t>
+      </w:r>
+      <w:r>
+        <w:t>contained</w:t>
+      </w:r>
+      <w:r>
+        <w:t xml:space="preserve"> my</w:t>
+      </w:r>
+      <w:r>
+        <w:t xml:space="preserve"> </w:t>
+      </w:r>
+      <w:r>
+        <w:t>{{comma_and_list(</w:t>
+      </w:r>
+      <w:r>
+        <w:t>items</w:t>
+      </w:r>
+      <w:r>
+        <w:t>)}}</w:t>
+      </w:r>
+      <w:r>
+        <w:t>.</w:t>
+      </w:r>
+      <w:r>
+        <w:t>{% if know_repo_company %}</w:t>
+      </w:r>
+      <w:r>
+        <w:t xml:space="preserve">{% if </w:t>
+      </w:r>
+      <w:r>
+        <w:t>repo_company.</w:t>
+      </w:r>
+      <w:r>
+        <w:t xml:space="preserve">account_number != “” %} </w:t>
+      </w:r>
+      <w:r>
+        <w:t xml:space="preserve">My account number is </w:t>
       </w:r>
       <w:r>
         <w:t>{{</w:t>
       </w:r>
-      <w:proofErr w:type="spellStart"/>
-      <w:r>
-        <w:t>car_model</w:t>
-      </w:r>
-      <w:proofErr w:type="spellEnd"/>
-      <w:r>
-        <w:t>}}</w:t>
-      </w:r>
-      <w:r>
-        <w:t>.</w:t>
-      </w:r>
-      <w:r>
-        <w:t xml:space="preserve"> </w:t>
-      </w:r>
-      <w:r>
-        <w:t xml:space="preserve">It was repossessed on or </w:t>
-      </w:r>
-      <w:r>
-        <w:t xml:space="preserve">about </w:t>
-      </w:r>
-      <w:r>
-        <w:t>{{</w:t>
-      </w:r>
-      <w:proofErr w:type="spellStart"/>
-      <w:r>
-        <w:t>repo_</w:t>
-      </w:r>
-      <w:proofErr w:type="gramStart"/>
-      <w:r>
-        <w:t>date</w:t>
-      </w:r>
-      <w:proofErr w:type="spellEnd"/>
-      <w:r>
-        <w:t>}}</w:t>
-      </w:r>
-      <w:r>
-        <w:t>.</w:t>
-      </w:r>
-      <w:proofErr w:type="gramEnd"/>
-      <w:r>
-        <w:t xml:space="preserve"> </w:t>
-      </w:r>
-      <w:r>
-        <w:t xml:space="preserve">The car </w:t>
-      </w:r>
-      <w:r>
-        <w:t xml:space="preserve">contained </w:t>
-      </w:r>
-      <w:r>
-        <w:t>{{</w:t>
-      </w:r>
-      <w:proofErr w:type="spellStart"/>
-      <w:r>
-        <w:t>comma_and_list</w:t>
-      </w:r>
-      <w:proofErr w:type="spellEnd"/>
-      <w:r>
-        <w:t>(</w:t>
-      </w:r>
-      <w:r>
-        <w:t>items</w:t>
-      </w:r>
-      <w:r>
-        <w:t>)}}</w:t>
-      </w:r>
-      <w:r>
-        <w:t>.</w:t>
-      </w:r>
-      <w:r>
-        <w:t xml:space="preserve">{% if </w:t>
-      </w:r>
-      <w:proofErr w:type="spellStart"/>
-      <w:r>
-        <w:t>know_repo_company</w:t>
-      </w:r>
-      <w:proofErr w:type="spellEnd"/>
-      <w:r>
-        <w:t xml:space="preserve"> %}</w:t>
-      </w:r>
-      <w:r>
-        <w:t xml:space="preserve">{% if </w:t>
-      </w:r>
-      <w:proofErr w:type="spellStart"/>
       <w:r>
         <w:t>repo_company.</w:t>
       </w:r>
       <w:r>
-        <w:t>account_number</w:t>
-      </w:r>
-      <w:proofErr w:type="spellEnd"/>
-      <w:r>
-        <w:t xml:space="preserve"> != “” %} </w:t>
-      </w:r>
-      <w:r>
-        <w:t xml:space="preserve">My account number is </w:t>
-      </w:r>
-      <w:r>
-        <w:t>{{</w:t>
-      </w:r>
-      <w:proofErr w:type="spellStart"/>
-      <w:r>
-        <w:t>repo_company.</w:t>
-      </w:r>
-      <w:r>
-        <w:t>account_number</w:t>
-      </w:r>
-      <w:proofErr w:type="spellEnd"/>
-      <w:r>
-        <w:t>}}.</w:t>
+        <w:t>account_number}}.</w:t>
       </w:r>
       <w:r>
         <w:t>{% endif %}</w:t>
@@ -808,21 +422,7 @@
         <w:rPr>
           <w:color w:val="000000"/>
         </w:rPr>
-        <w:t xml:space="preserve">Per the Act, your company must provide a written inventory of all personal items found in the car. This inventory </w:t>
-      </w:r>
-      <w:proofErr w:type="gramStart"/>
-      <w:r>
-        <w:rPr>
-          <w:color w:val="000000"/>
-        </w:rPr>
-        <w:t>must  be</w:t>
-      </w:r>
-      <w:proofErr w:type="gramEnd"/>
-      <w:r>
-        <w:rPr>
-          <w:color w:val="000000"/>
-        </w:rPr>
-        <w:t xml:space="preserve"> given to me within a reasonable time frame. This helps ensure my property is protected and safely returned</w:t>
+        <w:t>Per the Act, your company must provide a written inventory of all personal items found in the car. This inventory must  be given to me within a reasonable time frame. This helps ensure my property is protected and safely returned</w:t>
       </w:r>
       <w:r>
         <w:rPr>
@@ -909,146 +509,26 @@
         <w:rPr>
           <w:color w:val="000000"/>
         </w:rPr>
-        <w:t xml:space="preserve">{% if </w:t>
-      </w:r>
-      <w:proofErr w:type="gramStart"/>
+        <w:t>{% if users[0].phone_number == “” and users[0].email == “” %}</w:t>
+      </w:r>
       <w:r>
         <w:rPr>
           <w:color w:val="000000"/>
         </w:rPr>
-        <w:t>users[</w:t>
-      </w:r>
-      <w:proofErr w:type="gramEnd"/>
+        <w:t>Please address your reply to the mailing address above</w:t>
+      </w:r>
       <w:r>
         <w:rPr>
           <w:color w:val="000000"/>
         </w:rPr>
-        <w:t>0</w:t>
-      </w:r>
-      <w:proofErr w:type="gramStart"/>
+        <w:t>.</w:t>
+      </w:r>
       <w:r>
         <w:rPr>
           <w:color w:val="000000"/>
         </w:rPr>
-        <w:t>].</w:t>
-      </w:r>
-      <w:proofErr w:type="spellStart"/>
-      <w:r>
-        <w:rPr>
-          <w:color w:val="000000"/>
-        </w:rPr>
-        <w:t>phone</w:t>
-      </w:r>
-      <w:proofErr w:type="gramEnd"/>
-      <w:r>
-        <w:rPr>
-          <w:color w:val="000000"/>
-        </w:rPr>
-        <w:t>_number</w:t>
-      </w:r>
-      <w:proofErr w:type="spellEnd"/>
-      <w:r>
-        <w:rPr>
-          <w:color w:val="000000"/>
-        </w:rPr>
-        <w:t xml:space="preserve"> == “” and </w:t>
-      </w:r>
-      <w:proofErr w:type="gramStart"/>
-      <w:r>
-        <w:rPr>
-          <w:color w:val="000000"/>
-        </w:rPr>
-        <w:t>users[</w:t>
-      </w:r>
-      <w:proofErr w:type="gramEnd"/>
-      <w:r>
-        <w:rPr>
-          <w:color w:val="000000"/>
-        </w:rPr>
-        <w:t>0</w:t>
-      </w:r>
-      <w:proofErr w:type="gramStart"/>
-      <w:r>
-        <w:rPr>
-          <w:color w:val="000000"/>
-        </w:rPr>
-        <w:t>].email</w:t>
-      </w:r>
-      <w:proofErr w:type="gramEnd"/>
-      <w:r>
-        <w:rPr>
-          <w:color w:val="000000"/>
-        </w:rPr>
-        <w:t xml:space="preserve"> == “” </w:t>
-      </w:r>
-      <w:proofErr w:type="gramStart"/>
-      <w:r>
-        <w:rPr>
-          <w:color w:val="000000"/>
-        </w:rPr>
-        <w:t>%}</w:t>
-      </w:r>
-      <w:r>
-        <w:rPr>
-          <w:color w:val="000000"/>
-        </w:rPr>
-        <w:t>Please</w:t>
-      </w:r>
-      <w:proofErr w:type="gramEnd"/>
-      <w:r>
-        <w:rPr>
-          <w:color w:val="000000"/>
-        </w:rPr>
-        <w:t xml:space="preserve"> address your reply to the mailing address above</w:t>
-      </w:r>
-      <w:r>
-        <w:rPr>
-          <w:color w:val="000000"/>
-        </w:rPr>
-        <w:t>.</w:t>
-      </w:r>
-      <w:r>
-        <w:rPr>
-          <w:color w:val="000000"/>
-        </w:rPr>
-        <w:t xml:space="preserve"> {% else </w:t>
-      </w:r>
-      <w:proofErr w:type="gramStart"/>
-      <w:r>
-        <w:rPr>
-          <w:color w:val="000000"/>
-        </w:rPr>
-        <w:t>%}My</w:t>
-      </w:r>
-      <w:proofErr w:type="gramEnd"/>
-      <w:r>
-        <w:rPr>
-          <w:color w:val="000000"/>
-        </w:rPr>
-        <w:t xml:space="preserve"> mailing address can be found above, and additional contact information can be found below my </w:t>
-      </w:r>
-      <w:proofErr w:type="gramStart"/>
-      <w:r>
-        <w:rPr>
-          <w:color w:val="000000"/>
-        </w:rPr>
-        <w:t>signature.{</w:t>
-      </w:r>
-      <w:proofErr w:type="gramEnd"/>
-      <w:r>
-        <w:rPr>
-          <w:color w:val="000000"/>
-        </w:rPr>
-        <w:t xml:space="preserve">% </w:t>
-      </w:r>
-      <w:proofErr w:type="gramStart"/>
-      <w:r>
-        <w:rPr>
-          <w:color w:val="000000"/>
-        </w:rPr>
-        <w:t>endif %}</w:t>
-      </w:r>
-      <w:proofErr w:type="gramEnd"/>
+        <w:t xml:space="preserve"> {% else %}My mailing address can be found above, and additional contact information can be found below my signature.{% endif %}</w:t>
+      </w:r>
     </w:p>
     <w:p>
       <w:pPr>
@@ -1085,63 +565,7 @@
         </w:rPr>
       </w:pPr>
       <w:r>
-        <w:t>{{users[0].</w:t>
-      </w:r>
-      <w:proofErr w:type="spellStart"/>
-      <w:r>
-        <w:t>name_</w:t>
-      </w:r>
-      <w:proofErr w:type="gramStart"/>
-      <w:r>
-        <w:t>full</w:t>
-      </w:r>
-      <w:proofErr w:type="spellEnd"/>
-      <w:r>
-        <w:t>(</w:t>
-      </w:r>
-      <w:proofErr w:type="gramEnd"/>
-      <w:r>
-        <w:t>)</w:t>
-      </w:r>
-      <w:proofErr w:type="gramStart"/>
-      <w:r>
-        <w:t>}}{</w:t>
-      </w:r>
-      <w:proofErr w:type="gramEnd"/>
-      <w:r>
-        <w:t xml:space="preserve">% if </w:t>
-      </w:r>
-      <w:proofErr w:type="gramStart"/>
-      <w:r>
-        <w:t>users[</w:t>
-      </w:r>
-      <w:proofErr w:type="gramEnd"/>
-      <w:r>
-        <w:t>0</w:t>
-      </w:r>
-      <w:proofErr w:type="gramStart"/>
-      <w:r>
-        <w:t>].</w:t>
-      </w:r>
-      <w:proofErr w:type="spellStart"/>
-      <w:r>
-        <w:t>phone</w:t>
-      </w:r>
-      <w:proofErr w:type="gramEnd"/>
-      <w:r>
-        <w:t>_</w:t>
-      </w:r>
-      <w:proofErr w:type="gramStart"/>
-      <w:r>
-        <w:t>number</w:t>
-      </w:r>
-      <w:proofErr w:type="spellEnd"/>
-      <w:r>
-        <w:t xml:space="preserve"> !</w:t>
-      </w:r>
-      <w:proofErr w:type="gramEnd"/>
-      <w:r>
-        <w:t>= “” %}</w:t>
+        <w:t>{{users[0].name_full()}}{% if users[0].phone_number != “” %}</w:t>
       </w:r>
       <w:r>
         <w:rPr>
@@ -1154,102 +578,25 @@
         <w:rPr>
           <w:color w:val="000000"/>
         </w:rPr>
-        <w:t>{{</w:t>
-      </w:r>
-      <w:proofErr w:type="spellStart"/>
+        <w:t>{{phone_number_forma</w:t>
+      </w:r>
       <w:r>
         <w:rPr>
           <w:color w:val="000000"/>
         </w:rPr>
-        <w:t>phone_number_forma</w:t>
+        <w:t>t</w:t>
       </w:r>
       <w:r>
         <w:rPr>
           <w:color w:val="000000"/>
         </w:rPr>
-        <w:t>t</w:t>
-      </w:r>
-      <w:r>
-        <w:rPr>
-          <w:color w:val="000000"/>
-        </w:rPr>
-        <w:t>ted</w:t>
-      </w:r>
-      <w:proofErr w:type="spellEnd"/>
-      <w:r>
-        <w:rPr>
-          <w:color w:val="000000"/>
-        </w:rPr>
-        <w:t>(users[0</w:t>
-      </w:r>
-      <w:proofErr w:type="gramStart"/>
-      <w:r>
-        <w:rPr>
-          <w:color w:val="000000"/>
-        </w:rPr>
-        <w:t>].</w:t>
-      </w:r>
-      <w:proofErr w:type="spellStart"/>
-      <w:r>
-        <w:rPr>
-          <w:color w:val="000000"/>
-        </w:rPr>
-        <w:t>phone</w:t>
-      </w:r>
-      <w:proofErr w:type="gramEnd"/>
-      <w:r>
-        <w:rPr>
-          <w:color w:val="000000"/>
-        </w:rPr>
-        <w:t>_number</w:t>
-      </w:r>
-      <w:proofErr w:type="spellEnd"/>
-      <w:r>
-        <w:rPr>
-          <w:color w:val="000000"/>
-        </w:rPr>
-        <w:t>)</w:t>
-      </w:r>
-      <w:proofErr w:type="gramStart"/>
-      <w:r>
-        <w:rPr>
-          <w:color w:val="000000"/>
-        </w:rPr>
-        <w:t>}}</w:t>
-      </w:r>
-      <w:r>
-        <w:t>{</w:t>
-      </w:r>
-      <w:proofErr w:type="gramEnd"/>
-      <w:r>
-        <w:t xml:space="preserve">% endif </w:t>
-      </w:r>
-      <w:proofErr w:type="gramStart"/>
-      <w:r>
-        <w:t>%}{</w:t>
-      </w:r>
-      <w:proofErr w:type="gramEnd"/>
-      <w:r>
-        <w:t xml:space="preserve">% if </w:t>
-      </w:r>
-      <w:proofErr w:type="gramStart"/>
-      <w:r>
-        <w:t>users[</w:t>
-      </w:r>
-      <w:proofErr w:type="gramEnd"/>
-      <w:r>
-        <w:t>0</w:t>
-      </w:r>
-      <w:proofErr w:type="gramStart"/>
-      <w:r>
-        <w:t>].</w:t>
-      </w:r>
-      <w:r>
-        <w:t>email !=</w:t>
-      </w:r>
-      <w:proofErr w:type="gramEnd"/>
-      <w:r>
-        <w:t xml:space="preserve"> “”</w:t>
+        <w:t>ted(users[0].phone_number)}}</w:t>
+      </w:r>
+      <w:r>
+        <w:t>{% endif %}{% if users[0].</w:t>
+      </w:r>
+      <w:r>
+        <w:t>email != “”</w:t>
       </w:r>
       <w:r>
         <w:t xml:space="preserve"> %}</w:t>
@@ -1262,15 +609,7 @@
         <w:br/>
       </w:r>
       <w:r>
-        <w:t>{{users[0</w:t>
-      </w:r>
-      <w:proofErr w:type="gramStart"/>
-      <w:r>
-        <w:t>].email}}{</w:t>
-      </w:r>
-      <w:proofErr w:type="gramEnd"/>
-      <w:r>
-        <w:t>% endif %</w:t>
+        <w:t>{{users[0].email}}{% endif %</w:t>
       </w:r>
       <w:r>
         <w:t>}</w:t>

--- a/docassemble/ReturnCarProperty/data/templates/request_property_in_car_letter.docx
+++ b/docassemble/ReturnCarProperty/data/templates/request_property_in_car_letter.docx
@@ -332,6 +332,9 @@
         <w:t>{{car_model}}</w:t>
       </w:r>
       <w:r>
+        <w:t>{% if vin_number != “” %} with the VIN number {{vin_number}}{% endif %}</w:t>
+      </w:r>
+      <w:r>
         <w:t>.</w:t>
       </w:r>
       <w:r>
@@ -410,7 +413,13 @@
         <w:t xml:space="preserve"> </w:t>
       </w:r>
       <w:r>
-        <w:t>Under the Illinois Collateral Recovery Act (225 ILCS 422/1), I am entitled to a detailed inventory of all property that was in the car.</w:t>
+        <w:t>Under the Illinois Collateral Recovery Act (225 ILCS 422/1</w:t>
+      </w:r>
+      <w:r>
+        <w:t>10(c)</w:t>
+      </w:r>
+      <w:r>
+        <w:t>), I am entitled to a detailed inventory of all property that was in the car.</w:t>
       </w:r>
     </w:p>
     <w:p>

--- a/docassemble/ReturnCarProperty/data/templates/request_property_in_car_letter.docx
+++ b/docassemble/ReturnCarProperty/data/templates/request_property_in_car_letter.docx
@@ -68,21 +68,94 @@
                 <w:sz w:val="24"/>
                 <w:szCs w:val="24"/>
               </w:rPr>
-              <w:t>{% if know_repo_company %}</w:t>
-            </w:r>
-            <w:r>
-              <w:rPr>
-                <w:sz w:val="24"/>
-                <w:szCs w:val="24"/>
-              </w:rPr>
-              <w:t>{{letter_date}}</w:t>
-            </w:r>
-            <w:r>
-              <w:rPr>
-                <w:sz w:val="24"/>
-                <w:szCs w:val="24"/>
-              </w:rPr>
-              <w:t>{% else %}____________</w:t>
+              <w:t xml:space="preserve">{% if </w:t>
+            </w:r>
+            <w:proofErr w:type="spellStart"/>
+            <w:r>
+              <w:rPr>
+                <w:sz w:val="24"/>
+                <w:szCs w:val="24"/>
+              </w:rPr>
+              <w:t>know_repo_company</w:t>
+            </w:r>
+            <w:proofErr w:type="spellEnd"/>
+            <w:r>
+              <w:rPr>
+                <w:sz w:val="24"/>
+                <w:szCs w:val="24"/>
+              </w:rPr>
+              <w:t xml:space="preserve"> </w:t>
+            </w:r>
+            <w:proofErr w:type="gramStart"/>
+            <w:r>
+              <w:rPr>
+                <w:sz w:val="24"/>
+                <w:szCs w:val="24"/>
+              </w:rPr>
+              <w:t>%}</w:t>
+            </w:r>
+            <w:r>
+              <w:rPr>
+                <w:sz w:val="24"/>
+                <w:szCs w:val="24"/>
+              </w:rPr>
+              <w:t>{</w:t>
+            </w:r>
+            <w:proofErr w:type="gramEnd"/>
+            <w:r>
+              <w:rPr>
+                <w:sz w:val="24"/>
+                <w:szCs w:val="24"/>
+              </w:rPr>
+              <w:t>{</w:t>
+            </w:r>
+            <w:proofErr w:type="spellStart"/>
+            <w:r>
+              <w:rPr>
+                <w:sz w:val="24"/>
+                <w:szCs w:val="24"/>
+              </w:rPr>
+              <w:t>letter_date</w:t>
+            </w:r>
+            <w:proofErr w:type="spellEnd"/>
+            <w:proofErr w:type="gramStart"/>
+            <w:r>
+              <w:rPr>
+                <w:sz w:val="24"/>
+                <w:szCs w:val="24"/>
+              </w:rPr>
+              <w:t>}}</w:t>
+            </w:r>
+            <w:r>
+              <w:rPr>
+                <w:sz w:val="24"/>
+                <w:szCs w:val="24"/>
+              </w:rPr>
+              <w:t>{</w:t>
+            </w:r>
+            <w:proofErr w:type="gramEnd"/>
+            <w:r>
+              <w:rPr>
+                <w:sz w:val="24"/>
+                <w:szCs w:val="24"/>
+              </w:rPr>
+              <w:t xml:space="preserve">% else </w:t>
+            </w:r>
+            <w:proofErr w:type="gramStart"/>
+            <w:r>
+              <w:rPr>
+                <w:sz w:val="24"/>
+                <w:szCs w:val="24"/>
+              </w:rPr>
+              <w:t>%}_</w:t>
+            </w:r>
+            <w:proofErr w:type="gramEnd"/>
+            <w:r>
+              <w:rPr>
+                <w:sz w:val="24"/>
+                <w:szCs w:val="24"/>
+              </w:rPr>
+              <w:t>___________</w:t>
             </w:r>
             <w:r>
               <w:rPr>
@@ -91,12 +164,21 @@
               </w:rPr>
               <w:br/>
             </w:r>
-            <w:r>
-              <w:rPr>
-                <w:sz w:val="24"/>
-                <w:szCs w:val="24"/>
-              </w:rPr>
-              <w:t>Date{% endif %}</w:t>
+            <w:proofErr w:type="gramStart"/>
+            <w:r>
+              <w:rPr>
+                <w:sz w:val="24"/>
+                <w:szCs w:val="24"/>
+              </w:rPr>
+              <w:t>Date{</w:t>
+            </w:r>
+            <w:proofErr w:type="gramEnd"/>
+            <w:r>
+              <w:rPr>
+                <w:sz w:val="24"/>
+                <w:szCs w:val="24"/>
+              </w:rPr>
+              <w:t>% endif %}</w:t>
             </w:r>
             <w:r>
               <w:rPr>
@@ -117,7 +199,23 @@
                 <w:sz w:val="24"/>
                 <w:szCs w:val="24"/>
               </w:rPr>
-              <w:t>{{users[0].name_full()}}</w:t>
+              <w:t>{{users[0].</w:t>
+            </w:r>
+            <w:proofErr w:type="spellStart"/>
+            <w:r>
+              <w:rPr>
+                <w:sz w:val="24"/>
+                <w:szCs w:val="24"/>
+              </w:rPr>
+              <w:t>name_full</w:t>
+            </w:r>
+            <w:proofErr w:type="spellEnd"/>
+            <w:r>
+              <w:rPr>
+                <w:sz w:val="24"/>
+                <w:szCs w:val="24"/>
+              </w:rPr>
+              <w:t>()}}</w:t>
             </w:r>
             <w:r>
               <w:rPr>
@@ -131,7 +229,39 @@
                 <w:sz w:val="24"/>
                 <w:szCs w:val="24"/>
               </w:rPr>
-              <w:t>{{users[0].address.line_one(bare=True)}}</w:t>
+              <w:t>{{users[0</w:t>
+            </w:r>
+            <w:proofErr w:type="gramStart"/>
+            <w:r>
+              <w:rPr>
+                <w:sz w:val="24"/>
+                <w:szCs w:val="24"/>
+              </w:rPr>
+              <w:t>].</w:t>
+            </w:r>
+            <w:proofErr w:type="spellStart"/>
+            <w:r>
+              <w:rPr>
+                <w:sz w:val="24"/>
+                <w:szCs w:val="24"/>
+              </w:rPr>
+              <w:t>address</w:t>
+            </w:r>
+            <w:proofErr w:type="gramEnd"/>
+            <w:r>
+              <w:rPr>
+                <w:sz w:val="24"/>
+                <w:szCs w:val="24"/>
+              </w:rPr>
+              <w:t>.line_one</w:t>
+            </w:r>
+            <w:proofErr w:type="spellEnd"/>
+            <w:r>
+              <w:rPr>
+                <w:sz w:val="24"/>
+                <w:szCs w:val="24"/>
+              </w:rPr>
+              <w:t>(bare=True)}}</w:t>
             </w:r>
             <w:r>
               <w:rPr>
@@ -145,7 +275,55 @@
                 <w:sz w:val="24"/>
                 <w:szCs w:val="24"/>
               </w:rPr>
-              <w:t>{{users[0].address.line_two()}}</w:t>
+              <w:t>{{users[0</w:t>
+            </w:r>
+            <w:proofErr w:type="gramStart"/>
+            <w:r>
+              <w:rPr>
+                <w:sz w:val="24"/>
+                <w:szCs w:val="24"/>
+              </w:rPr>
+              <w:t>].</w:t>
+            </w:r>
+            <w:proofErr w:type="spellStart"/>
+            <w:r>
+              <w:rPr>
+                <w:sz w:val="24"/>
+                <w:szCs w:val="24"/>
+              </w:rPr>
+              <w:t>address</w:t>
+            </w:r>
+            <w:proofErr w:type="gramEnd"/>
+            <w:r>
+              <w:rPr>
+                <w:sz w:val="24"/>
+                <w:szCs w:val="24"/>
+              </w:rPr>
+              <w:t>.line_</w:t>
+            </w:r>
+            <w:proofErr w:type="gramStart"/>
+            <w:r>
+              <w:rPr>
+                <w:sz w:val="24"/>
+                <w:szCs w:val="24"/>
+              </w:rPr>
+              <w:t>two</w:t>
+            </w:r>
+            <w:proofErr w:type="spellEnd"/>
+            <w:r>
+              <w:rPr>
+                <w:sz w:val="24"/>
+                <w:szCs w:val="24"/>
+              </w:rPr>
+              <w:t>(</w:t>
+            </w:r>
+            <w:proofErr w:type="gramEnd"/>
+            <w:r>
+              <w:rPr>
+                <w:sz w:val="24"/>
+                <w:szCs w:val="24"/>
+              </w:rPr>
+              <w:t>)}}</w:t>
             </w:r>
           </w:p>
         </w:tc>
@@ -157,16 +335,29 @@
         <w:spacing w:after="240" w:afterAutospacing="0"/>
       </w:pPr>
       <w:r>
-        <w:t>{% if know_repo_company %}</w:t>
+        <w:t xml:space="preserve">{% if </w:t>
+      </w:r>
+      <w:proofErr w:type="spellStart"/>
+      <w:r>
+        <w:t>know_repo_company</w:t>
+      </w:r>
+      <w:proofErr w:type="spellEnd"/>
+      <w:r>
+        <w:t xml:space="preserve"> %}</w:t>
       </w:r>
       <w:r>
         <w:t>{{</w:t>
       </w:r>
+      <w:proofErr w:type="spellStart"/>
       <w:r>
         <w:t>repo_</w:t>
       </w:r>
       <w:r>
-        <w:t>company.name.first}}</w:t>
+        <w:t>company.name.first</w:t>
+      </w:r>
+      <w:proofErr w:type="spellEnd"/>
+      <w:r>
+        <w:t>}}</w:t>
       </w:r>
       <w:r>
         <w:t>{% else %}___________________________{% endif %}</w:t>
@@ -175,16 +366,29 @@
         <w:br/>
       </w:r>
       <w:r>
-        <w:t>{% if know_repo_company %}</w:t>
+        <w:t xml:space="preserve">{% if </w:t>
+      </w:r>
+      <w:proofErr w:type="spellStart"/>
+      <w:r>
+        <w:t>know_repo_company</w:t>
+      </w:r>
+      <w:proofErr w:type="spellEnd"/>
+      <w:r>
+        <w:t xml:space="preserve"> %}</w:t>
       </w:r>
       <w:r>
         <w:t>{{</w:t>
       </w:r>
+      <w:proofErr w:type="spellStart"/>
       <w:r>
         <w:t>repo_</w:t>
       </w:r>
       <w:r>
-        <w:t>company.address.line_one(bare=True)}}</w:t>
+        <w:t>company.address.line_one</w:t>
+      </w:r>
+      <w:proofErr w:type="spellEnd"/>
+      <w:r>
+        <w:t>(bare=True)}}</w:t>
       </w:r>
       <w:r>
         <w:t>{% else %}___________________________{% endif %}</w:t>
@@ -193,16 +397,29 @@
         <w:br/>
       </w:r>
       <w:r>
-        <w:t>{% if know_repo_company %}</w:t>
+        <w:t xml:space="preserve">{% if </w:t>
+      </w:r>
+      <w:proofErr w:type="spellStart"/>
+      <w:r>
+        <w:t>know_repo_company</w:t>
+      </w:r>
+      <w:proofErr w:type="spellEnd"/>
+      <w:r>
+        <w:t xml:space="preserve"> %}</w:t>
       </w:r>
       <w:r>
         <w:t>{{</w:t>
       </w:r>
+      <w:proofErr w:type="spellStart"/>
       <w:r>
         <w:t>repo_</w:t>
       </w:r>
       <w:r>
-        <w:t>company.address.line_two()}}</w:t>
+        <w:t>company.address.line_two</w:t>
+      </w:r>
+      <w:proofErr w:type="spellEnd"/>
+      <w:r>
+        <w:t>()}}</w:t>
       </w:r>
       <w:r>
         <w:t>{% else %}___________________________</w:t>
@@ -236,7 +453,13 @@
         <w:t>i</w:t>
       </w:r>
       <w:r>
-        <w:t xml:space="preserve">nventory of </w:t>
+        <w:t xml:space="preserve">nventory </w:t>
+      </w:r>
+      <w:r>
+        <w:t xml:space="preserve">and return </w:t>
+      </w:r>
+      <w:r>
+        <w:t xml:space="preserve">of </w:t>
       </w:r>
       <w:r>
         <w:t>p</w:t>
@@ -250,49 +473,124 @@
       <w:r>
         <w:t xml:space="preserve">roperty under the Illinois Collateral Recovery </w:t>
       </w:r>
+      <w:proofErr w:type="gramStart"/>
       <w:r>
         <w:t>Act</w:t>
       </w:r>
       <w:r>
-        <w:t xml:space="preserve">{% if </w:t>
-      </w:r>
-      <w:r>
-        <w:t xml:space="preserve">know_repo_company and </w:t>
-      </w:r>
-      <w:r>
-        <w:t>repo_company.account_number != “” %}</w:t>
+        <w:t>{</w:t>
+      </w:r>
+      <w:proofErr w:type="gramEnd"/>
+      <w:r>
+        <w:t xml:space="preserve">% if </w:t>
+      </w:r>
+      <w:proofErr w:type="spellStart"/>
+      <w:r>
+        <w:t>know_repo_company</w:t>
+      </w:r>
+      <w:proofErr w:type="spellEnd"/>
+      <w:r>
+        <w:t xml:space="preserve"> and </w:t>
+      </w:r>
+      <w:proofErr w:type="spellStart"/>
+      <w:r>
+        <w:t>repo_</w:t>
+      </w:r>
+      <w:proofErr w:type="gramStart"/>
+      <w:r>
+        <w:t>company.account</w:t>
+      </w:r>
+      <w:proofErr w:type="gramEnd"/>
+      <w:r>
+        <w:t>_</w:t>
+      </w:r>
+      <w:proofErr w:type="gramStart"/>
+      <w:r>
+        <w:t>number</w:t>
+      </w:r>
+      <w:proofErr w:type="spellEnd"/>
+      <w:r>
+        <w:t xml:space="preserve"> !</w:t>
+      </w:r>
+      <w:proofErr w:type="gramEnd"/>
+      <w:r>
+        <w:t>= “” %}</w:t>
       </w:r>
     </w:p>
     <w:p>
       <w:pPr>
         <w:pStyle w:val="NormalWeb"/>
         <w:spacing w:before="0" w:beforeAutospacing="0"/>
-        <w:ind w:left="360"/>
       </w:pPr>
       <w:r>
-        <w:rPr>
-          <w:sz w:val="12"/>
-          <w:szCs w:val="12"/>
-        </w:rPr>
+        <w:t>Account #: {{</w:t>
+      </w:r>
+      <w:proofErr w:type="spellStart"/>
+      <w:r>
+        <w:t>repo_</w:t>
+      </w:r>
+      <w:proofErr w:type="gramStart"/>
+      <w:r>
+        <w:t>company.account</w:t>
+      </w:r>
+      <w:proofErr w:type="gramEnd"/>
+      <w:r>
+        <w:t>_</w:t>
+      </w:r>
+      <w:proofErr w:type="gramStart"/>
+      <w:r>
+        <w:t>number</w:t>
+      </w:r>
+      <w:proofErr w:type="spellEnd"/>
+      <w:r>
+        <w:t>}} {%</w:t>
+      </w:r>
+      <w:proofErr w:type="gramEnd"/>
+      <w:r>
         <w:t xml:space="preserve"> </w:t>
       </w:r>
-      <w:r>
-        <w:t>Account #: {{repo_company.account_number}} {% endif %}</w:t>
-      </w:r>
+      <w:proofErr w:type="gramStart"/>
+      <w:r>
+        <w:t>endif %}</w:t>
+      </w:r>
+      <w:proofErr w:type="gramEnd"/>
     </w:p>
     <w:p>
       <w:pPr>
         <w:pStyle w:val="NormalWeb"/>
       </w:pPr>
+      <w:proofErr w:type="gramStart"/>
       <w:r>
         <w:t xml:space="preserve">Dear </w:t>
       </w:r>
       <w:r>
-        <w:t>{% if know_repo_company %}</w:t>
-      </w:r>
-      <w:r>
-        <w:t>{{</w:t>
-      </w:r>
+        <w:t>{%</w:t>
+      </w:r>
+      <w:proofErr w:type="gramEnd"/>
+      <w:r>
+        <w:t xml:space="preserve"> if </w:t>
+      </w:r>
+      <w:proofErr w:type="spellStart"/>
+      <w:r>
+        <w:t>know_repo_company</w:t>
+      </w:r>
+      <w:proofErr w:type="spellEnd"/>
+      <w:r>
+        <w:t xml:space="preserve"> </w:t>
+      </w:r>
+      <w:proofErr w:type="gramStart"/>
+      <w:r>
+        <w:t>%}</w:t>
+      </w:r>
+      <w:r>
+        <w:t>{</w:t>
+      </w:r>
+      <w:proofErr w:type="gramEnd"/>
+      <w:r>
+        <w:t>{</w:t>
+      </w:r>
+      <w:proofErr w:type="spellStart"/>
+      <w:proofErr w:type="gramStart"/>
       <w:r>
         <w:t>repo</w:t>
       </w:r>
@@ -300,11 +598,40 @@
         <w:t>_</w:t>
       </w:r>
       <w:r>
-        <w:t>company.name.first}}</w:t>
-      </w:r>
-      <w:r>
-        <w:t>{% else %}___________________________{% endif %}</w:t>
-      </w:r>
+        <w:t>company.name.first</w:t>
+      </w:r>
+      <w:proofErr w:type="spellEnd"/>
+      <w:r>
+        <w:t>}}</w:t>
+      </w:r>
+      <w:r>
+        <w:t>{</w:t>
+      </w:r>
+      <w:proofErr w:type="gramEnd"/>
+      <w:r>
+        <w:t xml:space="preserve">% else </w:t>
+      </w:r>
+      <w:proofErr w:type="gramStart"/>
+      <w:r>
+        <w:t>%}_</w:t>
+      </w:r>
+      <w:proofErr w:type="gramEnd"/>
+      <w:r>
+        <w:t>_________________________</w:t>
+      </w:r>
+      <w:proofErr w:type="gramStart"/>
+      <w:r>
+        <w:t>_{</w:t>
+      </w:r>
+      <w:proofErr w:type="gramEnd"/>
+      <w:r>
+        <w:t xml:space="preserve">% </w:t>
+      </w:r>
+      <w:proofErr w:type="gramStart"/>
+      <w:r>
+        <w:t>endif %}</w:t>
+      </w:r>
+      <w:proofErr w:type="gramEnd"/>
       <w:r>
         <w:t>:</w:t>
       </w:r>
@@ -326,13 +653,71 @@
         <w:t xml:space="preserve">, </w:t>
       </w:r>
       <w:r>
-        <w:t xml:space="preserve">a {{car_year}} {{car_make}} </w:t>
-      </w:r>
-      <w:r>
-        <w:t>{{car_model}}</w:t>
-      </w:r>
-      <w:r>
-        <w:t>{% if vin_number != “” %} with the VIN number {{vin_number}}{% endif %}</w:t>
+        <w:t>a {{</w:t>
+      </w:r>
+      <w:proofErr w:type="spellStart"/>
+      <w:r>
+        <w:t>car_year</w:t>
+      </w:r>
+      <w:proofErr w:type="spellEnd"/>
+      <w:r>
+        <w:t>}} {{</w:t>
+      </w:r>
+      <w:proofErr w:type="spellStart"/>
+      <w:r>
+        <w:t>car_make</w:t>
+      </w:r>
+      <w:proofErr w:type="spellEnd"/>
+      <w:r>
+        <w:t xml:space="preserve">}} </w:t>
+      </w:r>
+      <w:r>
+        <w:t>{{</w:t>
+      </w:r>
+      <w:proofErr w:type="spellStart"/>
+      <w:r>
+        <w:t>car_model</w:t>
+      </w:r>
+      <w:proofErr w:type="spellEnd"/>
+      <w:proofErr w:type="gramStart"/>
+      <w:r>
+        <w:t>}}</w:t>
+      </w:r>
+      <w:r>
+        <w:t>{</w:t>
+      </w:r>
+      <w:proofErr w:type="gramEnd"/>
+      <w:r>
+        <w:t xml:space="preserve">% if </w:t>
+      </w:r>
+      <w:proofErr w:type="spellStart"/>
+      <w:r>
+        <w:t>vin_</w:t>
+      </w:r>
+      <w:proofErr w:type="gramStart"/>
+      <w:r>
+        <w:t>number</w:t>
+      </w:r>
+      <w:proofErr w:type="spellEnd"/>
+      <w:r>
+        <w:t xml:space="preserve"> !</w:t>
+      </w:r>
+      <w:proofErr w:type="gramEnd"/>
+      <w:r>
+        <w:t>= “” %} with the VIN number {{</w:t>
+      </w:r>
+      <w:proofErr w:type="spellStart"/>
+      <w:r>
+        <w:t>vin_number</w:t>
+      </w:r>
+      <w:proofErr w:type="spellEnd"/>
+      <w:proofErr w:type="gramStart"/>
+      <w:r>
+        <w:t>}}{</w:t>
+      </w:r>
+      <w:proofErr w:type="gramEnd"/>
+      <w:r>
+        <w:t>% endif %}</w:t>
       </w:r>
       <w:r>
         <w:t>.</w:t>
@@ -347,73 +732,177 @@
         <w:t xml:space="preserve">about </w:t>
       </w:r>
       <w:r>
-        <w:t>{{repo_date}}</w:t>
+        <w:t>{{</w:t>
+      </w:r>
+      <w:proofErr w:type="spellStart"/>
+      <w:r>
+        <w:t>repo_</w:t>
+      </w:r>
+      <w:proofErr w:type="gramStart"/>
+      <w:r>
+        <w:t>date</w:t>
+      </w:r>
+      <w:proofErr w:type="spellEnd"/>
+      <w:r>
+        <w:t>}}</w:t>
       </w:r>
       <w:r>
         <w:t>.</w:t>
       </w:r>
+      <w:proofErr w:type="gramEnd"/>
+    </w:p>
+    <w:p>
+      <w:pPr>
+        <w:pStyle w:val="NormalWeb"/>
+      </w:pPr>
+      <w:r>
+        <w:t xml:space="preserve">The car </w:t>
+      </w:r>
+      <w:r>
+        <w:t>contained</w:t>
+      </w:r>
+      <w:r>
+        <w:t xml:space="preserve"> my</w:t>
+      </w:r>
       <w:r>
         <w:t xml:space="preserve"> </w:t>
       </w:r>
       <w:r>
-        <w:t xml:space="preserve">The car </w:t>
-      </w:r>
-      <w:r>
-        <w:t>contained</w:t>
-      </w:r>
-      <w:r>
-        <w:t xml:space="preserve"> my</w:t>
-      </w:r>
+        <w:t>{{</w:t>
+      </w:r>
+      <w:proofErr w:type="spellStart"/>
+      <w:r>
+        <w:t>comma_and_list</w:t>
+      </w:r>
+      <w:proofErr w:type="spellEnd"/>
+      <w:r>
+        <w:t>(</w:t>
+      </w:r>
+      <w:proofErr w:type="gramStart"/>
+      <w:r>
+        <w:t>items</w:t>
+      </w:r>
+      <w:r>
+        <w:t>)}}</w:t>
+      </w:r>
+      <w:proofErr w:type="gramEnd"/>
+      <w:r>
+        <w:t>.</w:t>
+      </w:r>
+    </w:p>
+    <w:p>
+      <w:pPr>
+        <w:pStyle w:val="NormalWeb"/>
+      </w:pPr>
+      <w:r>
+        <w:t xml:space="preserve">{% if </w:t>
+      </w:r>
+      <w:proofErr w:type="spellStart"/>
+      <w:r>
+        <w:t>know_repo_company</w:t>
+      </w:r>
+      <w:proofErr w:type="spellEnd"/>
       <w:r>
         <w:t xml:space="preserve"> </w:t>
       </w:r>
-      <w:r>
-        <w:t>{{comma_and_list(</w:t>
-      </w:r>
-      <w:r>
-        <w:t>items</w:t>
-      </w:r>
-      <w:r>
-        <w:t>)}}</w:t>
-      </w:r>
-      <w:r>
-        <w:t>.</w:t>
-      </w:r>
-      <w:r>
-        <w:t>{% if know_repo_company %}</w:t>
-      </w:r>
-      <w:r>
-        <w:t xml:space="preserve">{% if </w:t>
-      </w:r>
-      <w:r>
-        <w:t>repo_company.</w:t>
-      </w:r>
-      <w:r>
-        <w:t xml:space="preserve">account_number != “” %} </w:t>
-      </w:r>
-      <w:r>
-        <w:t xml:space="preserve">My account number is </w:t>
+      <w:proofErr w:type="gramStart"/>
+      <w:r>
+        <w:t>%}</w:t>
+      </w:r>
+      <w:r>
+        <w:t>{</w:t>
+      </w:r>
+      <w:proofErr w:type="gramEnd"/>
+      <w:r>
+        <w:t xml:space="preserve">% if </w:t>
+      </w:r>
+      <w:proofErr w:type="spellStart"/>
+      <w:r>
+        <w:t>repo_</w:t>
+      </w:r>
+      <w:proofErr w:type="gramStart"/>
+      <w:r>
+        <w:t>company.</w:t>
+      </w:r>
+      <w:r>
+        <w:t>account</w:t>
+      </w:r>
+      <w:proofErr w:type="gramEnd"/>
+      <w:r>
+        <w:t>_</w:t>
+      </w:r>
+      <w:proofErr w:type="gramStart"/>
+      <w:r>
+        <w:t>number</w:t>
+      </w:r>
+      <w:proofErr w:type="spellEnd"/>
+      <w:r>
+        <w:t xml:space="preserve"> !</w:t>
+      </w:r>
+      <w:proofErr w:type="gramEnd"/>
+      <w:r>
+        <w:t xml:space="preserve">= “” </w:t>
+      </w:r>
+      <w:proofErr w:type="gramStart"/>
+      <w:r>
+        <w:t>%}</w:t>
+      </w:r>
+      <w:r>
+        <w:t>My</w:t>
+      </w:r>
+      <w:proofErr w:type="gramEnd"/>
+      <w:r>
+        <w:t xml:space="preserve"> account number is </w:t>
       </w:r>
       <w:r>
         <w:t>{{</w:t>
       </w:r>
-      <w:r>
-        <w:t>repo_company.</w:t>
-      </w:r>
-      <w:r>
-        <w:t>account_number}}.</w:t>
-      </w:r>
-      <w:r>
-        <w:t>{% endif %}</w:t>
-      </w:r>
-      <w:r>
-        <w:t>{% endif %}</w:t>
+      <w:proofErr w:type="spellStart"/>
+      <w:r>
+        <w:t>repo_</w:t>
+      </w:r>
+      <w:proofErr w:type="gramStart"/>
+      <w:r>
+        <w:t>company.</w:t>
+      </w:r>
+      <w:r>
+        <w:t>account</w:t>
+      </w:r>
+      <w:proofErr w:type="gramEnd"/>
+      <w:r>
+        <w:t>_number</w:t>
+      </w:r>
+      <w:proofErr w:type="spellEnd"/>
+      <w:r>
+        <w:t>}}.</w:t>
       </w:r>
       <w:r>
         <w:t xml:space="preserve"> </w:t>
       </w:r>
       <w:r>
-        <w:t>Under the Illinois Collateral Recovery Act (225 ILCS 422/1</w:t>
+        <w:t xml:space="preserve">{% endif </w:t>
+      </w:r>
+      <w:proofErr w:type="gramStart"/>
+      <w:r>
+        <w:t>%}</w:t>
+      </w:r>
+      <w:r>
+        <w:t>{</w:t>
+      </w:r>
+      <w:proofErr w:type="gramEnd"/>
+      <w:r>
+        <w:t xml:space="preserve">% endif </w:t>
+      </w:r>
+      <w:proofErr w:type="gramStart"/>
+      <w:r>
+        <w:t>%}</w:t>
+      </w:r>
+      <w:r>
+        <w:t>Under</w:t>
+      </w:r>
+      <w:proofErr w:type="gramEnd"/>
+      <w:r>
+        <w:t xml:space="preserve"> the Illinois Collateral Recovery Act (225 ILCS 422/1</w:t>
       </w:r>
       <w:r>
         <w:t>10(c)</w:t>
@@ -431,7 +920,7 @@
         <w:rPr>
           <w:color w:val="000000"/>
         </w:rPr>
-        <w:t>Per the Act, your company must provide a written inventory of all personal items found in the car. This inventory must  be given to me within a reasonable time frame. This helps ensure my property is protected and safely returned</w:t>
+        <w:t>Per the Act, your company must provide a written inventory of all personal items found in the car. This inventory must be given to me within a reasonable time frame. This helps ensure my property is protected and safely returned</w:t>
       </w:r>
       <w:r>
         <w:rPr>
@@ -507,36 +996,6 @@
           <w:color w:val="000000"/>
         </w:rPr>
         <w:t>.</w:t>
-      </w:r>
-    </w:p>
-    <w:p>
-      <w:pPr>
-        <w:pStyle w:val="NormalWeb"/>
-        <w:spacing w:before="300" w:beforeAutospacing="0" w:after="160" w:afterAutospacing="0"/>
-      </w:pPr>
-      <w:r>
-        <w:rPr>
-          <w:color w:val="000000"/>
-        </w:rPr>
-        <w:t>{% if users[0].phone_number == “” and users[0].email == “” %}</w:t>
-      </w:r>
-      <w:r>
-        <w:rPr>
-          <w:color w:val="000000"/>
-        </w:rPr>
-        <w:t>Please address your reply to the mailing address above</w:t>
-      </w:r>
-      <w:r>
-        <w:rPr>
-          <w:color w:val="000000"/>
-        </w:rPr>
-        <w:t>.</w:t>
-      </w:r>
-      <w:r>
-        <w:rPr>
-          <w:color w:val="000000"/>
-        </w:rPr>
-        <w:t xml:space="preserve"> {% else %}My mailing address can be found above, and additional contact information can be found below my signature.{% endif %}</w:t>
       </w:r>
     </w:p>
     <w:p>
@@ -574,7 +1033,63 @@
         </w:rPr>
       </w:pPr>
       <w:r>
-        <w:t>{{users[0].name_full()}}{% if users[0].phone_number != “” %}</w:t>
+        <w:t>{{users[0].</w:t>
+      </w:r>
+      <w:proofErr w:type="spellStart"/>
+      <w:r>
+        <w:t>name_</w:t>
+      </w:r>
+      <w:proofErr w:type="gramStart"/>
+      <w:r>
+        <w:t>full</w:t>
+      </w:r>
+      <w:proofErr w:type="spellEnd"/>
+      <w:r>
+        <w:t>(</w:t>
+      </w:r>
+      <w:proofErr w:type="gramEnd"/>
+      <w:r>
+        <w:t>)</w:t>
+      </w:r>
+      <w:proofErr w:type="gramStart"/>
+      <w:r>
+        <w:t>}}{</w:t>
+      </w:r>
+      <w:proofErr w:type="gramEnd"/>
+      <w:r>
+        <w:t xml:space="preserve">% if </w:t>
+      </w:r>
+      <w:proofErr w:type="gramStart"/>
+      <w:r>
+        <w:t>users[</w:t>
+      </w:r>
+      <w:proofErr w:type="gramEnd"/>
+      <w:r>
+        <w:t>0</w:t>
+      </w:r>
+      <w:proofErr w:type="gramStart"/>
+      <w:r>
+        <w:t>].</w:t>
+      </w:r>
+      <w:proofErr w:type="spellStart"/>
+      <w:r>
+        <w:t>phone</w:t>
+      </w:r>
+      <w:proofErr w:type="gramEnd"/>
+      <w:r>
+        <w:t>_</w:t>
+      </w:r>
+      <w:proofErr w:type="gramStart"/>
+      <w:r>
+        <w:t>number</w:t>
+      </w:r>
+      <w:proofErr w:type="spellEnd"/>
+      <w:r>
+        <w:t xml:space="preserve"> !</w:t>
+      </w:r>
+      <w:proofErr w:type="gramEnd"/>
+      <w:r>
+        <w:t>= “” %}</w:t>
       </w:r>
       <w:r>
         <w:rPr>
@@ -587,25 +1102,102 @@
         <w:rPr>
           <w:color w:val="000000"/>
         </w:rPr>
-        <w:t>{{phone_number_forma</w:t>
-      </w:r>
+        <w:t>{{</w:t>
+      </w:r>
+      <w:proofErr w:type="spellStart"/>
       <w:r>
         <w:rPr>
           <w:color w:val="000000"/>
         </w:rPr>
+        <w:t>phone_number_forma</w:t>
+      </w:r>
+      <w:r>
+        <w:rPr>
+          <w:color w:val="000000"/>
+        </w:rPr>
         <w:t>t</w:t>
       </w:r>
       <w:r>
         <w:rPr>
           <w:color w:val="000000"/>
         </w:rPr>
-        <w:t>ted(users[0].phone_number)}}</w:t>
-      </w:r>
-      <w:r>
-        <w:t>{% endif %}{% if users[0].</w:t>
-      </w:r>
-      <w:r>
-        <w:t>email != “”</w:t>
+        <w:t>ted</w:t>
+      </w:r>
+      <w:proofErr w:type="spellEnd"/>
+      <w:r>
+        <w:rPr>
+          <w:color w:val="000000"/>
+        </w:rPr>
+        <w:t>(users[0</w:t>
+      </w:r>
+      <w:proofErr w:type="gramStart"/>
+      <w:r>
+        <w:rPr>
+          <w:color w:val="000000"/>
+        </w:rPr>
+        <w:t>].</w:t>
+      </w:r>
+      <w:proofErr w:type="spellStart"/>
+      <w:r>
+        <w:rPr>
+          <w:color w:val="000000"/>
+        </w:rPr>
+        <w:t>phone</w:t>
+      </w:r>
+      <w:proofErr w:type="gramEnd"/>
+      <w:r>
+        <w:rPr>
+          <w:color w:val="000000"/>
+        </w:rPr>
+        <w:t>_number</w:t>
+      </w:r>
+      <w:proofErr w:type="spellEnd"/>
+      <w:r>
+        <w:rPr>
+          <w:color w:val="000000"/>
+        </w:rPr>
+        <w:t>)</w:t>
+      </w:r>
+      <w:proofErr w:type="gramStart"/>
+      <w:r>
+        <w:rPr>
+          <w:color w:val="000000"/>
+        </w:rPr>
+        <w:t>}}</w:t>
+      </w:r>
+      <w:r>
+        <w:t>{</w:t>
+      </w:r>
+      <w:proofErr w:type="gramEnd"/>
+      <w:r>
+        <w:t xml:space="preserve">% endif </w:t>
+      </w:r>
+      <w:proofErr w:type="gramStart"/>
+      <w:r>
+        <w:t>%}{</w:t>
+      </w:r>
+      <w:proofErr w:type="gramEnd"/>
+      <w:r>
+        <w:t xml:space="preserve">% if </w:t>
+      </w:r>
+      <w:proofErr w:type="gramStart"/>
+      <w:r>
+        <w:t>users[</w:t>
+      </w:r>
+      <w:proofErr w:type="gramEnd"/>
+      <w:r>
+        <w:t>0</w:t>
+      </w:r>
+      <w:proofErr w:type="gramStart"/>
+      <w:r>
+        <w:t>].</w:t>
+      </w:r>
+      <w:r>
+        <w:t>email !=</w:t>
+      </w:r>
+      <w:proofErr w:type="gramEnd"/>
+      <w:r>
+        <w:t xml:space="preserve"> “”</w:t>
       </w:r>
       <w:r>
         <w:t xml:space="preserve"> %}</w:t>
@@ -618,7 +1210,15 @@
         <w:br/>
       </w:r>
       <w:r>
-        <w:t>{{users[0].email}}{% endif %</w:t>
+        <w:t>{{users[0</w:t>
+      </w:r>
+      <w:proofErr w:type="gramStart"/>
+      <w:r>
+        <w:t>].email}}{</w:t>
+      </w:r>
+      <w:proofErr w:type="gramEnd"/>
+      <w:r>
+        <w:t>% endif %</w:t>
       </w:r>
       <w:r>
         <w:t>}</w:t>

--- a/docassemble/ReturnCarProperty/data/templates/request_property_in_car_letter.docx
+++ b/docassemble/ReturnCarProperty/data/templates/request_property_in_car_letter.docx
@@ -10,6 +10,13 @@
           <w:bCs/>
         </w:rPr>
       </w:pPr>
+      <w:r>
+        <w:rPr>
+          <w:b/>
+          <w:bCs/>
+        </w:rPr>
+        <w:t xml:space="preserve">SENT BY </w:t>
+      </w:r>
       <w:r>
         <w:rPr>
           <w:b/>
@@ -793,6 +800,9 @@
     <w:p>
       <w:pPr>
         <w:pStyle w:val="NormalWeb"/>
+        <w:rPr>
+          <w:color w:val="000000"/>
+        </w:rPr>
       </w:pPr>
       <w:r>
         <w:t xml:space="preserve">{% if </w:t>
@@ -908,19 +918,28 @@
         <w:t>10(c)</w:t>
       </w:r>
       <w:r>
-        <w:t>), I am entitled to a detailed inventory of all property that was in the car.</w:t>
-      </w:r>
-    </w:p>
-    <w:p>
-      <w:pPr>
-        <w:pStyle w:val="NormalWeb"/>
-        <w:spacing w:before="300" w:beforeAutospacing="0" w:after="160" w:afterAutospacing="0"/>
-      </w:pPr>
+        <w:t>),</w:t>
+      </w:r>
+      <w:r>
+        <w:t xml:space="preserve"> </w:t>
+      </w:r>
       <w:r>
         <w:rPr>
           <w:color w:val="000000"/>
         </w:rPr>
-        <w:t>Per the Act, your company must provide a written inventory of all personal items found in the car. This inventory must be given to me within a reasonable time frame. This helps ensure my property is protected and safely returned</w:t>
+        <w:t>y</w:t>
+      </w:r>
+      <w:r>
+        <w:rPr>
+          <w:color w:val="000000"/>
+        </w:rPr>
+        <w:t>o</w:t>
+      </w:r>
+      <w:r>
+        <w:rPr>
+          <w:color w:val="000000"/>
+        </w:rPr>
+        <w:t>ur company must provide a written inventory of all personal items found in the car. This inventory must be given to me within a reasonable time frame. This helps ensure my property is protected and safely returned</w:t>
       </w:r>
       <w:r>
         <w:rPr>
